--- a/Y3/T2/Network Security/Lab/MOD19/Gns3/Answer/19.5.6 Lab - Configure a Site-to-Site VPN.docx
+++ b/Y3/T2/Network Security/Lab/MOD19/Gns3/Answer/19.5.6 Lab - Configure a Site-to-Site VPN.docx
@@ -1,6 +1,6 @@
 
 <file path=word/document.xml><?xml version="1.0" encoding="utf-8"?>
-<w:document xmlns:wpc="http://schemas.microsoft.com/office/word/2010/wordprocessingCanvas" xmlns:cx="http://schemas.microsoft.com/office/drawing/2014/chartex" xmlns:cx1="http://schemas.microsoft.com/office/drawing/2015/9/8/chartex" xmlns:cx2="http://schemas.microsoft.com/office/drawing/2015/10/21/chartex" xmlns:cx3="http://schemas.microsoft.com/office/drawing/2016/5/9/chartex" xmlns:cx4="http://schemas.microsoft.com/office/drawing/2016/5/10/chartex" xmlns:cx5="http://schemas.microsoft.com/office/drawing/2016/5/11/chartex" xmlns:cx6="http://schemas.microsoft.com/office/drawing/2016/5/12/chartex" xmlns:cx7="http://schemas.microsoft.com/office/drawing/2016/5/13/chartex" xmlns:cx8="http://schemas.microsoft.com/office/drawing/2016/5/14/chartex" xmlns:mc="http://schemas.openxmlformats.org/markup-compatibility/2006" xmlns:aink="http://schemas.microsoft.com/office/drawing/2016/ink" xmlns:am3d="http://schemas.microsoft.com/office/drawing/2017/model3d" xmlns:o="urn:schemas-microsoft-com:office:office" xmlns:r="http://schemas.openxmlformats.org/officeDocument/2006/relationships" xmlns:m="http://schemas.openxmlformats.org/officeDocument/2006/math" xmlns:v="urn:schemas-microsoft-com:vml" xmlns:wp14="http://schemas.microsoft.com/office/word/2010/wordprocessingDrawing" xmlns:wp="http://schemas.openxmlformats.org/drawingml/2006/wordprocessingDrawing" xmlns:w10="urn:schemas-microsoft-com:office:word" xmlns:w="http://schemas.openxmlformats.org/wordprocessingml/2006/main" xmlns:w14="http://schemas.microsoft.com/office/word/2010/wordml" xmlns:w15="http://schemas.microsoft.com/office/word/2012/wordml" xmlns:w16cex="http://schemas.microsoft.com/office/word/2018/wordml/cex" xmlns:w16cid="http://schemas.microsoft.com/office/word/2016/wordml/cid" xmlns:w16="http://schemas.microsoft.com/office/word/2018/wordml" xmlns:w16se="http://schemas.microsoft.com/office/word/2015/wordml/symex" xmlns:wpg="http://schemas.microsoft.com/office/word/2010/wordprocessingGroup" xmlns:wpi="http://schemas.microsoft.com/office/word/2010/wordprocessingInk" xmlns:wne="http://schemas.microsoft.com/office/word/2006/wordml" xmlns:wps="http://schemas.microsoft.com/office/word/2010/wordprocessingShape" mc:Ignorable="w14 w15 w16se w16cid w16 w16cex wp14">
+<w:document xmlns:wpc="http://schemas.microsoft.com/office/word/2010/wordprocessingCanvas" xmlns:cx="http://schemas.microsoft.com/office/drawing/2014/chartex" xmlns:cx1="http://schemas.microsoft.com/office/drawing/2015/9/8/chartex" xmlns:cx2="http://schemas.microsoft.com/office/drawing/2015/10/21/chartex" xmlns:cx3="http://schemas.microsoft.com/office/drawing/2016/5/9/chartex" xmlns:cx4="http://schemas.microsoft.com/office/drawing/2016/5/10/chartex" xmlns:cx5="http://schemas.microsoft.com/office/drawing/2016/5/11/chartex" xmlns:cx6="http://schemas.microsoft.com/office/drawing/2016/5/12/chartex" xmlns:cx7="http://schemas.microsoft.com/office/drawing/2016/5/13/chartex" xmlns:cx8="http://schemas.microsoft.com/office/drawing/2016/5/14/chartex" xmlns:mc="http://schemas.openxmlformats.org/markup-compatibility/2006" xmlns:aink="http://schemas.microsoft.com/office/drawing/2016/ink" xmlns:am3d="http://schemas.microsoft.com/office/drawing/2017/model3d" xmlns:o="urn:schemas-microsoft-com:office:office" xmlns:oel="http://schemas.microsoft.com/office/2019/extlst" xmlns:r="http://schemas.openxmlformats.org/officeDocument/2006/relationships" xmlns:m="http://schemas.openxmlformats.org/officeDocument/2006/math" xmlns:v="urn:schemas-microsoft-com:vml" xmlns:wp14="http://schemas.microsoft.com/office/word/2010/wordprocessingDrawing" xmlns:wp="http://schemas.openxmlformats.org/drawingml/2006/wordprocessingDrawing" xmlns:w10="urn:schemas-microsoft-com:office:word" xmlns:w="http://schemas.openxmlformats.org/wordprocessingml/2006/main" xmlns:w14="http://schemas.microsoft.com/office/word/2010/wordml" xmlns:w15="http://schemas.microsoft.com/office/word/2012/wordml" xmlns:w16cex="http://schemas.microsoft.com/office/word/2018/wordml/cex" xmlns:w16cid="http://schemas.microsoft.com/office/word/2016/wordml/cid" xmlns:w16="http://schemas.microsoft.com/office/word/2018/wordml" xmlns:w16du="http://schemas.microsoft.com/office/word/2023/wordml/word16du" xmlns:w16sdtdh="http://schemas.microsoft.com/office/word/2020/wordml/sdtdatahash" xmlns:w16sdtfl="http://schemas.microsoft.com/office/word/2024/wordml/sdtformatlock" xmlns:w16se="http://schemas.microsoft.com/office/word/2015/wordml/symex" xmlns:wpg="http://schemas.microsoft.com/office/word/2010/wordprocessingGroup" xmlns:wpi="http://schemas.microsoft.com/office/word/2010/wordprocessingInk" xmlns:wne="http://schemas.microsoft.com/office/word/2006/wordml" xmlns:wps="http://schemas.microsoft.com/office/word/2010/wordprocessingShape" mc:Ignorable="w14 w15 w16se w16cid w16 w16cex w16sdtdh w16sdtfl w16du wp14">
   <w:body>
     <w:p>
       <w:pPr>
@@ -50,6 +50,19 @@
       <w:r>
         <w:t xml:space="preserve"> </w:t>
       </w:r>
+      <w:proofErr w:type="gramStart"/>
+      <w:r>
+        <w:t>( THY</w:t>
+      </w:r>
+      <w:proofErr w:type="gramEnd"/>
+      <w:r>
+        <w:t xml:space="preserve"> </w:t>
+      </w:r>
+      <w:proofErr w:type="gramStart"/>
+      <w:r>
+        <w:t>DAYUTH )</w:t>
+      </w:r>
+      <w:proofErr w:type="gramEnd"/>
     </w:p>
     <w:p>
       <w:pPr>
@@ -68,10 +81,10 @@
           <w:noProof/>
         </w:rPr>
         <w:drawing>
-          <wp:inline distT="0" distB="0" distL="0" distR="0" wp14:anchorId="135F709A" wp14:editId="1E2DE45E">
-            <wp:extent cx="4678680" cy="4493476"/>
+          <wp:inline distT="0" distB="0" distL="0" distR="0" wp14:anchorId="6662A6FF" wp14:editId="71AD76AD">
+            <wp:extent cx="5391902" cy="4496427"/>
             <wp:effectExtent l="0" t="0" r="0" b="0"/>
-            <wp:docPr id="5" name="Picture 5"/>
+            <wp:docPr id="1170435472" name="Picture 1"/>
             <wp:cNvGraphicFramePr>
               <a:graphicFrameLocks xmlns:a="http://schemas.openxmlformats.org/drawingml/2006/main" noChangeAspect="1"/>
             </wp:cNvGraphicFramePr>
@@ -79,36 +92,23 @@
               <a:graphicData uri="http://schemas.openxmlformats.org/drawingml/2006/picture">
                 <pic:pic xmlns:pic="http://schemas.openxmlformats.org/drawingml/2006/picture">
                   <pic:nvPicPr>
-                    <pic:cNvPr id="0" name="Picture 3"/>
-                    <pic:cNvPicPr>
-                      <a:picLocks noChangeAspect="1" noChangeArrowheads="1"/>
-                    </pic:cNvPicPr>
+                    <pic:cNvPr id="1170435472" name=""/>
+                    <pic:cNvPicPr/>
                   </pic:nvPicPr>
                   <pic:blipFill>
-                    <a:blip r:embed="rId8">
-                      <a:extLst>
-                        <a:ext uri="{28A0092B-C50C-407E-A947-70E740481C1C}">
-                          <a14:useLocalDpi xmlns:a14="http://schemas.microsoft.com/office/drawing/2010/main" val="0"/>
-                        </a:ext>
-                      </a:extLst>
-                    </a:blip>
-                    <a:srcRect/>
+                    <a:blip r:embed="rId8"/>
                     <a:stretch>
                       <a:fillRect/>
                     </a:stretch>
                   </pic:blipFill>
-                  <pic:spPr bwMode="auto">
+                  <pic:spPr>
                     <a:xfrm>
                       <a:off x="0" y="0"/>
-                      <a:ext cx="4717619" cy="4530874"/>
+                      <a:ext cx="5391902" cy="4496427"/>
                     </a:xfrm>
                     <a:prstGeom prst="rect">
                       <a:avLst/>
                     </a:prstGeom>
-                    <a:noFill/>
-                    <a:ln>
-                      <a:noFill/>
-                    </a:ln>
                   </pic:spPr>
                 </pic:pic>
               </a:graphicData>
@@ -1327,12 +1327,21 @@
         </w:rPr>
         <w:t xml:space="preserve">and </w:t>
       </w:r>
+      <w:proofErr w:type="gramStart"/>
       <w:r>
         <w:rPr>
           <w:rFonts w:cs="Arial"/>
           <w:color w:val="000000"/>
         </w:rPr>
-        <w:t xml:space="preserve">protecting and authenticating </w:t>
+        <w:t>protecting</w:t>
+      </w:r>
+      <w:proofErr w:type="gramEnd"/>
+      <w:r>
+        <w:rPr>
+          <w:rFonts w:cs="Arial"/>
+          <w:color w:val="000000"/>
+        </w:rPr>
+        <w:t xml:space="preserve"> and authenticating </w:t>
       </w:r>
       <w:r>
         <w:rPr>
@@ -1867,7 +1876,6 @@
         <w:rPr>
           <w:noProof/>
         </w:rPr>
-        <w:lastRenderedPageBreak/>
         <w:t>Cable the network as shown in the topology.</w:t>
       </w:r>
     </w:p>
@@ -1964,20 +1972,14 @@
         </w:rPr>
       </w:pPr>
       <w:r>
-        <w:t xml:space="preserve">R1(config)# </w:t>
-      </w:r>
-      <w:r>
-        <w:rPr>
-          <w:b/>
-          <w:bCs/>
-        </w:rPr>
-        <w:t>no ip domain</w:t>
-      </w:r>
-      <w:r>
-        <w:rPr>
-          <w:b/>
-          <w:bCs/>
-        </w:rPr>
+        <w:t>R1(</w:t>
+      </w:r>
+      <w:proofErr w:type="gramStart"/>
+      <w:r>
+        <w:t>config)#</w:t>
+      </w:r>
+      <w:proofErr w:type="gramEnd"/>
+      <w:r>
         <w:t xml:space="preserve"> </w:t>
       </w:r>
       <w:r>
@@ -1985,6 +1987,36 @@
           <w:b/>
           <w:bCs/>
         </w:rPr>
+        <w:t xml:space="preserve">no </w:t>
+      </w:r>
+      <w:proofErr w:type="spellStart"/>
+      <w:r>
+        <w:rPr>
+          <w:b/>
+          <w:bCs/>
+        </w:rPr>
+        <w:t>ip</w:t>
+      </w:r>
+      <w:proofErr w:type="spellEnd"/>
+      <w:r>
+        <w:rPr>
+          <w:b/>
+          <w:bCs/>
+        </w:rPr>
+        <w:t xml:space="preserve"> domain</w:t>
+      </w:r>
+      <w:r>
+        <w:rPr>
+          <w:b/>
+          <w:bCs/>
+        </w:rPr>
+        <w:t xml:space="preserve"> </w:t>
+      </w:r>
+      <w:r>
+        <w:rPr>
+          <w:b/>
+          <w:bCs/>
+        </w:rPr>
         <w:t>lookup</w:t>
       </w:r>
     </w:p>
@@ -2057,14 +2089,38 @@
         </w:rPr>
       </w:pPr>
       <w:r>
-        <w:t xml:space="preserve">R1(config)# </w:t>
-      </w:r>
-      <w:r>
-        <w:rPr>
-          <w:b/>
-          <w:bCs/>
-        </w:rPr>
-        <w:t>router ospf 101</w:t>
+        <w:t>R1(</w:t>
+      </w:r>
+      <w:proofErr w:type="gramStart"/>
+      <w:r>
+        <w:t>config)#</w:t>
+      </w:r>
+      <w:proofErr w:type="gramEnd"/>
+      <w:r>
+        <w:t xml:space="preserve"> </w:t>
+      </w:r>
+      <w:r>
+        <w:rPr>
+          <w:b/>
+          <w:bCs/>
+        </w:rPr>
+        <w:t xml:space="preserve">router </w:t>
+      </w:r>
+      <w:proofErr w:type="spellStart"/>
+      <w:r>
+        <w:rPr>
+          <w:b/>
+          <w:bCs/>
+        </w:rPr>
+        <w:t>ospf</w:t>
+      </w:r>
+      <w:proofErr w:type="spellEnd"/>
+      <w:r>
+        <w:rPr>
+          <w:b/>
+          <w:bCs/>
+        </w:rPr>
+        <w:t xml:space="preserve"> 101</w:t>
       </w:r>
     </w:p>
     <w:p>
@@ -2094,7 +2150,15 @@
         <w:pStyle w:val="CMD"/>
       </w:pPr>
       <w:r>
-        <w:t xml:space="preserve">R1(config-router)# </w:t>
+        <w:t>R1(config-</w:t>
+      </w:r>
+      <w:proofErr w:type="gramStart"/>
+      <w:r>
+        <w:t>router)#</w:t>
+      </w:r>
+      <w:proofErr w:type="gramEnd"/>
+      <w:r>
+        <w:t xml:space="preserve"> </w:t>
       </w:r>
       <w:r>
         <w:rPr>
@@ -2129,14 +2193,38 @@
         <w:pStyle w:val="CMD"/>
       </w:pPr>
       <w:r>
-        <w:t xml:space="preserve">R2(config)# </w:t>
-      </w:r>
-      <w:r>
-        <w:rPr>
-          <w:b/>
-          <w:bCs/>
-        </w:rPr>
-        <w:t>router ospf 101</w:t>
+        <w:t>R2(</w:t>
+      </w:r>
+      <w:proofErr w:type="gramStart"/>
+      <w:r>
+        <w:t>config)#</w:t>
+      </w:r>
+      <w:proofErr w:type="gramEnd"/>
+      <w:r>
+        <w:t xml:space="preserve"> </w:t>
+      </w:r>
+      <w:r>
+        <w:rPr>
+          <w:b/>
+          <w:bCs/>
+        </w:rPr>
+        <w:t xml:space="preserve">router </w:t>
+      </w:r>
+      <w:proofErr w:type="spellStart"/>
+      <w:r>
+        <w:rPr>
+          <w:b/>
+          <w:bCs/>
+        </w:rPr>
+        <w:t>ospf</w:t>
+      </w:r>
+      <w:proofErr w:type="spellEnd"/>
+      <w:r>
+        <w:rPr>
+          <w:b/>
+          <w:bCs/>
+        </w:rPr>
+        <w:t xml:space="preserve"> 101</w:t>
       </w:r>
     </w:p>
     <w:p>
@@ -2171,7 +2259,15 @@
         <w:t>R2</w:t>
       </w:r>
       <w:r>
-        <w:t xml:space="preserve">(config-router)# </w:t>
+        <w:t>(config-</w:t>
+      </w:r>
+      <w:proofErr w:type="gramStart"/>
+      <w:r>
+        <w:t>router)#</w:t>
+      </w:r>
+      <w:proofErr w:type="gramEnd"/>
+      <w:r>
+        <w:t xml:space="preserve"> </w:t>
       </w:r>
       <w:r>
         <w:rPr>
@@ -2209,14 +2305,38 @@
         </w:rPr>
       </w:pPr>
       <w:r>
-        <w:t xml:space="preserve">R3(config)# </w:t>
-      </w:r>
-      <w:r>
-        <w:rPr>
-          <w:b/>
-          <w:bCs/>
-        </w:rPr>
-        <w:t>router ospf 101</w:t>
+        <w:t>R3(</w:t>
+      </w:r>
+      <w:proofErr w:type="gramStart"/>
+      <w:r>
+        <w:t>config)#</w:t>
+      </w:r>
+      <w:proofErr w:type="gramEnd"/>
+      <w:r>
+        <w:t xml:space="preserve"> </w:t>
+      </w:r>
+      <w:r>
+        <w:rPr>
+          <w:b/>
+          <w:bCs/>
+        </w:rPr>
+        <w:t xml:space="preserve">router </w:t>
+      </w:r>
+      <w:proofErr w:type="spellStart"/>
+      <w:r>
+        <w:rPr>
+          <w:b/>
+          <w:bCs/>
+        </w:rPr>
+        <w:t>ospf</w:t>
+      </w:r>
+      <w:proofErr w:type="spellEnd"/>
+      <w:r>
+        <w:rPr>
+          <w:b/>
+          <w:bCs/>
+        </w:rPr>
+        <w:t xml:space="preserve"> 101</w:t>
       </w:r>
     </w:p>
     <w:p>
@@ -2242,7 +2362,15 @@
         <w:pStyle w:val="CMD"/>
       </w:pPr>
       <w:r>
-        <w:t xml:space="preserve">R3(config-router)# </w:t>
+        <w:t>R3(config-</w:t>
+      </w:r>
+      <w:proofErr w:type="gramStart"/>
+      <w:r>
+        <w:t>router)#</w:t>
+      </w:r>
+      <w:proofErr w:type="gramEnd"/>
+      <w:r>
+        <w:t xml:space="preserve"> </w:t>
       </w:r>
       <w:r>
         <w:rPr>
@@ -2433,6 +2561,7 @@
       <w:pPr>
         <w:pStyle w:val="BodyTextL50"/>
         <w:rPr>
+          <w:noProof/>
           <w:szCs w:val="20"/>
         </w:rPr>
       </w:pPr>
@@ -2447,6 +2576,54 @@
     <w:p>
       <w:pPr>
         <w:pStyle w:val="BodyTextL50"/>
+        <w:rPr>
+          <w:szCs w:val="20"/>
+        </w:rPr>
+      </w:pPr>
+      <w:r>
+        <w:rPr>
+          <w:szCs w:val="20"/>
+        </w:rPr>
+        <w:drawing>
+          <wp:inline distT="0" distB="0" distL="0" distR="0" wp14:anchorId="4E7C7CC8" wp14:editId="18CBEA7D">
+            <wp:extent cx="5182323" cy="562053"/>
+            <wp:effectExtent l="0" t="0" r="0" b="9525"/>
+            <wp:docPr id="1667327327" name="Picture 1"/>
+            <wp:cNvGraphicFramePr>
+              <a:graphicFrameLocks xmlns:a="http://schemas.openxmlformats.org/drawingml/2006/main" noChangeAspect="1"/>
+            </wp:cNvGraphicFramePr>
+            <a:graphic xmlns:a="http://schemas.openxmlformats.org/drawingml/2006/main">
+              <a:graphicData uri="http://schemas.openxmlformats.org/drawingml/2006/picture">
+                <pic:pic xmlns:pic="http://schemas.openxmlformats.org/drawingml/2006/picture">
+                  <pic:nvPicPr>
+                    <pic:cNvPr id="1667327327" name=""/>
+                    <pic:cNvPicPr/>
+                  </pic:nvPicPr>
+                  <pic:blipFill>
+                    <a:blip r:embed="rId9"/>
+                    <a:stretch>
+                      <a:fillRect/>
+                    </a:stretch>
+                  </pic:blipFill>
+                  <pic:spPr>
+                    <a:xfrm>
+                      <a:off x="0" y="0"/>
+                      <a:ext cx="5182323" cy="562053"/>
+                    </a:xfrm>
+                    <a:prstGeom prst="rect">
+                      <a:avLst/>
+                    </a:prstGeom>
+                  </pic:spPr>
+                </pic:pic>
+              </a:graphicData>
+            </a:graphic>
+          </wp:inline>
+        </w:drawing>
+      </w:r>
+    </w:p>
+    <w:p>
+      <w:pPr>
+        <w:pStyle w:val="BodyTextL50"/>
       </w:pPr>
       <w:r>
         <w:rPr>
@@ -2557,7 +2734,6 @@
         <w:pStyle w:val="BodyTextL25"/>
       </w:pPr>
       <w:r>
-        <w:lastRenderedPageBreak/>
         <w:t>C</w:t>
       </w:r>
       <w:r>
@@ -2814,7 +2990,15 @@
         <w:t>Configure</w:t>
       </w:r>
       <w:r>
-        <w:t xml:space="preserve"> the vty lines on</w:t>
+        <w:t xml:space="preserve"> the </w:t>
+      </w:r>
+      <w:proofErr w:type="spellStart"/>
+      <w:r>
+        <w:t>vty</w:t>
+      </w:r>
+      <w:proofErr w:type="spellEnd"/>
+      <w:r>
+        <w:t xml:space="preserve"> lines on</w:t>
       </w:r>
       <w:r>
         <w:t xml:space="preserve"> R1</w:t>
@@ -2826,7 +3010,23 @@
         <w:t>.</w:t>
       </w:r>
       <w:r>
-        <w:t xml:space="preserve"> Remote access to the routers should only be allowed using SSH. Configure the vty lines to logout after five</w:t>
+        <w:t xml:space="preserve"> Remote access to the routers should only be allowed using SSH. Configure the </w:t>
+      </w:r>
+      <w:proofErr w:type="spellStart"/>
+      <w:r>
+        <w:t>vty</w:t>
+      </w:r>
+      <w:proofErr w:type="spellEnd"/>
+      <w:r>
+        <w:t xml:space="preserve"> lines to </w:t>
+      </w:r>
+      <w:proofErr w:type="gramStart"/>
+      <w:r>
+        <w:t>logout</w:t>
+      </w:r>
+      <w:proofErr w:type="gramEnd"/>
+      <w:r>
+        <w:t xml:space="preserve"> after five</w:t>
       </w:r>
       <w:r>
         <w:t xml:space="preserve"> minutes of inactivity.</w:t>
@@ -3267,7 +3467,6 @@
           <w:noProof/>
           <w:szCs w:val="20"/>
         </w:rPr>
-        <w:lastRenderedPageBreak/>
         <w:t>IKE must be enabled for IPsec to function. IKE is enabled, by default, on IOS images with cryptographic feature sets. If it is disabled,</w:t>
       </w:r>
       <w:r>
@@ -3277,7 +3476,15 @@
         <w:t xml:space="preserve"> you can enable it with the </w:t>
       </w:r>
       <w:r>
-        <w:t>crypto isakmp enable</w:t>
+        <w:t xml:space="preserve">crypto </w:t>
+      </w:r>
+      <w:proofErr w:type="spellStart"/>
+      <w:r>
+        <w:t>isakmp</w:t>
+      </w:r>
+      <w:proofErr w:type="spellEnd"/>
+      <w:r>
+        <w:t xml:space="preserve"> enable</w:t>
       </w:r>
       <w:r>
         <w:rPr>
@@ -3318,7 +3525,23 @@
           <w:b/>
           <w:bCs/>
         </w:rPr>
-        <w:t>crypto isakmp enable</w:t>
+        <w:t xml:space="preserve">crypto </w:t>
+      </w:r>
+      <w:proofErr w:type="spellStart"/>
+      <w:r>
+        <w:rPr>
+          <w:b/>
+          <w:bCs/>
+        </w:rPr>
+        <w:t>isakmp</w:t>
+      </w:r>
+      <w:proofErr w:type="spellEnd"/>
+      <w:r>
+        <w:rPr>
+          <w:b/>
+          <w:bCs/>
+        </w:rPr>
+        <w:t xml:space="preserve"> enable</w:t>
       </w:r>
     </w:p>
     <w:p>
@@ -3347,7 +3570,23 @@
           <w:b/>
           <w:bCs/>
         </w:rPr>
-        <w:t>crypto isakmp enable</w:t>
+        <w:t xml:space="preserve">crypto </w:t>
+      </w:r>
+      <w:proofErr w:type="spellStart"/>
+      <w:r>
+        <w:rPr>
+          <w:b/>
+          <w:bCs/>
+        </w:rPr>
+        <w:t>isakmp</w:t>
+      </w:r>
+      <w:proofErr w:type="spellEnd"/>
+      <w:r>
+        <w:rPr>
+          <w:b/>
+          <w:bCs/>
+        </w:rPr>
+        <w:t xml:space="preserve"> enable</w:t>
       </w:r>
     </w:p>
     <w:p>
@@ -3489,7 +3728,21 @@
         <w:rPr>
           <w:rStyle w:val="DnTbold"/>
         </w:rPr>
-        <w:t>crypto isakmp policy</w:t>
+        <w:t xml:space="preserve">crypto </w:t>
+      </w:r>
+      <w:proofErr w:type="spellStart"/>
+      <w:r>
+        <w:rPr>
+          <w:rStyle w:val="DnTbold"/>
+        </w:rPr>
+        <w:t>isakmp</w:t>
+      </w:r>
+      <w:proofErr w:type="spellEnd"/>
+      <w:r>
+        <w:rPr>
+          <w:rStyle w:val="DnTbold"/>
+        </w:rPr>
+        <w:t xml:space="preserve"> policy</w:t>
       </w:r>
       <w:r>
         <w:rPr>
@@ -3561,7 +3814,23 @@
           <w:b/>
           <w:bCs/>
         </w:rPr>
-        <w:t>crypto isakmp policy 10</w:t>
+        <w:t xml:space="preserve">crypto </w:t>
+      </w:r>
+      <w:proofErr w:type="spellStart"/>
+      <w:r>
+        <w:rPr>
+          <w:b/>
+          <w:bCs/>
+        </w:rPr>
+        <w:t>isakmp</w:t>
+      </w:r>
+      <w:proofErr w:type="spellEnd"/>
+      <w:r>
+        <w:rPr>
+          <w:b/>
+          <w:bCs/>
+        </w:rPr>
+        <w:t xml:space="preserve"> policy 10</w:t>
       </w:r>
     </w:p>
     <w:p>
@@ -3871,11 +4140,19 @@
         </w:rPr>
         <w:t xml:space="preserve"> </w:t>
       </w:r>
+      <w:proofErr w:type="spellStart"/>
       <w:r>
         <w:rPr>
           <w:rStyle w:val="DnTbold"/>
         </w:rPr>
-        <w:t>aes 256</w:t>
+        <w:t>aes</w:t>
+      </w:r>
+      <w:proofErr w:type="spellEnd"/>
+      <w:r>
+        <w:rPr>
+          <w:rStyle w:val="DnTbold"/>
+        </w:rPr>
+        <w:t xml:space="preserve"> 256</w:t>
       </w:r>
       <w:r>
         <w:t xml:space="preserve"> for the encryption algorithm, </w:t>
@@ -3967,7 +4244,15 @@
         <w:t>R3</w:t>
       </w:r>
       <w:r>
-        <w:t xml:space="preserve"> in order to be</w:t>
+        <w:t xml:space="preserve"> </w:t>
+      </w:r>
+      <w:proofErr w:type="gramStart"/>
+      <w:r>
+        <w:t>in order to</w:t>
+      </w:r>
+      <w:proofErr w:type="gramEnd"/>
+      <w:r>
+        <w:t xml:space="preserve"> be</w:t>
       </w:r>
       <w:r>
         <w:t xml:space="preserve"> in sync.</w:t>
@@ -3985,7 +4270,23 @@
           <w:b/>
           <w:bCs/>
         </w:rPr>
-        <w:t>crypto isakmp policy 10</w:t>
+        <w:t xml:space="preserve">crypto </w:t>
+      </w:r>
+      <w:proofErr w:type="spellStart"/>
+      <w:r>
+        <w:rPr>
+          <w:b/>
+          <w:bCs/>
+        </w:rPr>
+        <w:t>isakmp</w:t>
+      </w:r>
+      <w:proofErr w:type="spellEnd"/>
+      <w:r>
+        <w:rPr>
+          <w:b/>
+          <w:bCs/>
+        </w:rPr>
+        <w:t xml:space="preserve"> policy 10</w:t>
       </w:r>
     </w:p>
     <w:p>
@@ -3993,7 +4294,20 @@
         <w:pStyle w:val="CMD"/>
       </w:pPr>
       <w:r>
-        <w:t xml:space="preserve">R1(config-isakmp)# </w:t>
+        <w:t>R1(config-</w:t>
+      </w:r>
+      <w:proofErr w:type="spellStart"/>
+      <w:proofErr w:type="gramStart"/>
+      <w:r>
+        <w:t>isakmp</w:t>
+      </w:r>
+      <w:proofErr w:type="spellEnd"/>
+      <w:r>
+        <w:t>)#</w:t>
+      </w:r>
+      <w:proofErr w:type="gramEnd"/>
+      <w:r>
+        <w:t xml:space="preserve"> </w:t>
       </w:r>
       <w:r>
         <w:rPr>
@@ -4008,7 +4322,20 @@
         <w:pStyle w:val="CMD"/>
       </w:pPr>
       <w:r>
-        <w:t xml:space="preserve">R1(config-isakmp)# </w:t>
+        <w:t>R1(config-</w:t>
+      </w:r>
+      <w:proofErr w:type="spellStart"/>
+      <w:proofErr w:type="gramStart"/>
+      <w:r>
+        <w:t>isakmp</w:t>
+      </w:r>
+      <w:proofErr w:type="spellEnd"/>
+      <w:r>
+        <w:t>)#</w:t>
+      </w:r>
+      <w:proofErr w:type="gramEnd"/>
+      <w:r>
+        <w:t xml:space="preserve"> </w:t>
       </w:r>
       <w:r>
         <w:rPr>
@@ -4023,7 +4350,20 @@
         <w:pStyle w:val="CMD"/>
       </w:pPr>
       <w:r>
-        <w:t xml:space="preserve">R1(config-isakmp)# </w:t>
+        <w:t>R1(config-</w:t>
+      </w:r>
+      <w:proofErr w:type="spellStart"/>
+      <w:proofErr w:type="gramStart"/>
+      <w:r>
+        <w:t>isakmp</w:t>
+      </w:r>
+      <w:proofErr w:type="spellEnd"/>
+      <w:r>
+        <w:t>)#</w:t>
+      </w:r>
+      <w:proofErr w:type="gramEnd"/>
+      <w:r>
+        <w:t xml:space="preserve"> </w:t>
       </w:r>
       <w:r>
         <w:rPr>
@@ -4056,7 +4396,20 @@
         </w:rPr>
       </w:pPr>
       <w:r>
-        <w:t xml:space="preserve">R1(config-isakmp)# </w:t>
+        <w:t>R1(config-</w:t>
+      </w:r>
+      <w:proofErr w:type="spellStart"/>
+      <w:proofErr w:type="gramStart"/>
+      <w:r>
+        <w:t>isakmp</w:t>
+      </w:r>
+      <w:proofErr w:type="spellEnd"/>
+      <w:r>
+        <w:t>)#</w:t>
+      </w:r>
+      <w:proofErr w:type="gramEnd"/>
+      <w:r>
+        <w:t xml:space="preserve"> </w:t>
       </w:r>
       <w:r>
         <w:rPr>
@@ -4071,14 +4424,43 @@
         <w:pStyle w:val="CMD"/>
       </w:pPr>
       <w:r>
-        <w:t xml:space="preserve">R1(config-isakmp)# </w:t>
-      </w:r>
-      <w:r>
-        <w:rPr>
-          <w:b/>
-          <w:bCs/>
-        </w:rPr>
-        <w:t>encryption aes 256</w:t>
+        <w:t>R1(config-</w:t>
+      </w:r>
+      <w:proofErr w:type="spellStart"/>
+      <w:proofErr w:type="gramStart"/>
+      <w:r>
+        <w:t>isakmp</w:t>
+      </w:r>
+      <w:proofErr w:type="spellEnd"/>
+      <w:r>
+        <w:t>)#</w:t>
+      </w:r>
+      <w:proofErr w:type="gramEnd"/>
+      <w:r>
+        <w:t xml:space="preserve"> </w:t>
+      </w:r>
+      <w:r>
+        <w:rPr>
+          <w:b/>
+          <w:bCs/>
+        </w:rPr>
+        <w:t xml:space="preserve">encryption </w:t>
+      </w:r>
+      <w:proofErr w:type="spellStart"/>
+      <w:r>
+        <w:rPr>
+          <w:b/>
+          <w:bCs/>
+        </w:rPr>
+        <w:t>aes</w:t>
+      </w:r>
+      <w:proofErr w:type="spellEnd"/>
+      <w:r>
+        <w:rPr>
+          <w:b/>
+          <w:bCs/>
+        </w:rPr>
+        <w:t xml:space="preserve"> 256</w:t>
       </w:r>
     </w:p>
     <w:p>
@@ -4090,8 +4472,20 @@
         </w:rPr>
       </w:pPr>
       <w:r>
-        <w:lastRenderedPageBreak/>
-        <w:t xml:space="preserve">R1(config-isakmp)# </w:t>
+        <w:t>R1(config-</w:t>
+      </w:r>
+      <w:proofErr w:type="spellStart"/>
+      <w:proofErr w:type="gramStart"/>
+      <w:r>
+        <w:t>isakmp</w:t>
+      </w:r>
+      <w:proofErr w:type="spellEnd"/>
+      <w:r>
+        <w:t>)#</w:t>
+      </w:r>
+      <w:proofErr w:type="gramEnd"/>
+      <w:r>
+        <w:t xml:space="preserve"> </w:t>
       </w:r>
       <w:r>
         <w:rPr>
@@ -4136,7 +4530,23 @@
           <w:b/>
           <w:bCs/>
         </w:rPr>
-        <w:t>crypto isakmp policy 10</w:t>
+        <w:t xml:space="preserve">crypto </w:t>
+      </w:r>
+      <w:proofErr w:type="spellStart"/>
+      <w:r>
+        <w:rPr>
+          <w:b/>
+          <w:bCs/>
+        </w:rPr>
+        <w:t>isakmp</w:t>
+      </w:r>
+      <w:proofErr w:type="spellEnd"/>
+      <w:r>
+        <w:rPr>
+          <w:b/>
+          <w:bCs/>
+        </w:rPr>
+        <w:t xml:space="preserve"> policy 10</w:t>
       </w:r>
     </w:p>
     <w:p>
@@ -4255,7 +4665,23 @@
           <w:b/>
           <w:bCs/>
         </w:rPr>
-        <w:t>encryption aes 256</w:t>
+        <w:t xml:space="preserve">encryption </w:t>
+      </w:r>
+      <w:proofErr w:type="spellStart"/>
+      <w:r>
+        <w:rPr>
+          <w:b/>
+          <w:bCs/>
+        </w:rPr>
+        <w:t>aes</w:t>
+      </w:r>
+      <w:proofErr w:type="spellEnd"/>
+      <w:r>
+        <w:rPr>
+          <w:b/>
+          <w:bCs/>
+        </w:rPr>
+        <w:t xml:space="preserve"> 256</w:t>
       </w:r>
     </w:p>
     <w:p>
@@ -4296,7 +4722,21 @@
         <w:rPr>
           <w:rStyle w:val="DnTbold"/>
         </w:rPr>
-        <w:t>show crypto isakmp policy</w:t>
+        <w:t xml:space="preserve">show crypto </w:t>
+      </w:r>
+      <w:proofErr w:type="spellStart"/>
+      <w:r>
+        <w:rPr>
+          <w:rStyle w:val="DnTbold"/>
+        </w:rPr>
+        <w:t>isakmp</w:t>
+      </w:r>
+      <w:proofErr w:type="spellEnd"/>
+      <w:r>
+        <w:rPr>
+          <w:rStyle w:val="DnTbold"/>
+        </w:rPr>
+        <w:t xml:space="preserve"> policy</w:t>
       </w:r>
       <w:r>
         <w:rPr>
@@ -4325,7 +4765,23 @@
           <w:b/>
           <w:bCs/>
         </w:rPr>
-        <w:t>show crypto isakmp policy</w:t>
+        <w:t xml:space="preserve">show crypto </w:t>
+      </w:r>
+      <w:proofErr w:type="spellStart"/>
+      <w:r>
+        <w:rPr>
+          <w:b/>
+          <w:bCs/>
+        </w:rPr>
+        <w:t>isakmp</w:t>
+      </w:r>
+      <w:proofErr w:type="spellEnd"/>
+      <w:r>
+        <w:rPr>
+          <w:b/>
+          <w:bCs/>
+        </w:rPr>
+        <w:t xml:space="preserve"> policy</w:t>
       </w:r>
     </w:p>
     <w:p>
@@ -4436,6 +4892,54 @@
     </w:p>
     <w:p>
       <w:pPr>
+        <w:pStyle w:val="CMDOutput"/>
+        <w:rPr>
+          <w:noProof/>
+        </w:rPr>
+      </w:pPr>
+      <w:r>
+        <w:rPr>
+          <w:noProof/>
+        </w:rPr>
+        <w:drawing>
+          <wp:inline distT="0" distB="0" distL="0" distR="0" wp14:anchorId="607CB53B" wp14:editId="5AF5A928">
+            <wp:extent cx="6400800" cy="1490345"/>
+            <wp:effectExtent l="0" t="0" r="0" b="0"/>
+            <wp:docPr id="1543613086" name="Picture 1"/>
+            <wp:cNvGraphicFramePr>
+              <a:graphicFrameLocks xmlns:a="http://schemas.openxmlformats.org/drawingml/2006/main" noChangeAspect="1"/>
+            </wp:cNvGraphicFramePr>
+            <a:graphic xmlns:a="http://schemas.openxmlformats.org/drawingml/2006/main">
+              <a:graphicData uri="http://schemas.openxmlformats.org/drawingml/2006/picture">
+                <pic:pic xmlns:pic="http://schemas.openxmlformats.org/drawingml/2006/picture">
+                  <pic:nvPicPr>
+                    <pic:cNvPr id="1543613086" name=""/>
+                    <pic:cNvPicPr/>
+                  </pic:nvPicPr>
+                  <pic:blipFill>
+                    <a:blip r:embed="rId10"/>
+                    <a:stretch>
+                      <a:fillRect/>
+                    </a:stretch>
+                  </pic:blipFill>
+                  <pic:spPr>
+                    <a:xfrm>
+                      <a:off x="0" y="0"/>
+                      <a:ext cx="6400800" cy="1490345"/>
+                    </a:xfrm>
+                    <a:prstGeom prst="rect">
+                      <a:avLst/>
+                    </a:prstGeom>
+                  </pic:spPr>
+                </pic:pic>
+              </a:graphicData>
+            </a:graphic>
+          </wp:inline>
+        </w:drawing>
+      </w:r>
+    </w:p>
+    <w:p>
+      <w:pPr>
         <w:pStyle w:val="Heading3"/>
         <w:rPr>
           <w:noProof/>
@@ -4480,7 +4984,21 @@
         <w:rPr>
           <w:rStyle w:val="DnTbold"/>
         </w:rPr>
-        <w:t>crypto isakmp key</w:t>
+        <w:t xml:space="preserve">crypto </w:t>
+      </w:r>
+      <w:proofErr w:type="spellStart"/>
+      <w:r>
+        <w:rPr>
+          <w:rStyle w:val="DnTbold"/>
+        </w:rPr>
+        <w:t>isakmp</w:t>
+      </w:r>
+      <w:proofErr w:type="spellEnd"/>
+      <w:r>
+        <w:rPr>
+          <w:rStyle w:val="DnTbold"/>
+        </w:rPr>
+        <w:t xml:space="preserve"> key</w:t>
       </w:r>
       <w:r>
         <w:t xml:space="preserve"> </w:t>
@@ -4505,278 +5023,335 @@
       <w:r>
         <w:t xml:space="preserve"> </w:t>
       </w:r>
+      <w:proofErr w:type="spellStart"/>
       <w:r>
         <w:rPr>
           <w:rStyle w:val="DnTnobold"/>
           <w:i/>
           <w:iCs/>
         </w:rPr>
-        <w:t>ip-address</w:t>
-      </w:r>
-      <w:r>
-        <w:rPr>
-          <w:i/>
-          <w:iCs/>
-        </w:rPr>
-        <w:t xml:space="preserve"> </w:t>
-      </w:r>
-      <w:r>
-        <w:t xml:space="preserve">command </w:t>
-      </w:r>
-      <w:r>
-        <w:rPr>
-          <w:noProof/>
-        </w:rPr>
-        <w:t>is used to enter a pre-shared key. Use the IP address of the remote peer,</w:t>
-      </w:r>
-      <w:r>
-        <w:t xml:space="preserve"> </w:t>
-      </w:r>
-      <w:r>
-        <w:t xml:space="preserve">which is </w:t>
-      </w:r>
-      <w:r>
-        <w:rPr>
-          <w:noProof/>
-        </w:rPr>
-        <w:t>the remote interface that the peer would use to route traffic to the local router.</w:t>
-      </w:r>
-    </w:p>
-    <w:p>
-      <w:pPr>
-        <w:pStyle w:val="BodyTextL25"/>
-        <w:rPr>
-          <w:noProof/>
-        </w:rPr>
-      </w:pPr>
-      <w:r>
-        <w:rPr>
-          <w:noProof/>
-        </w:rPr>
-        <w:t>Which IP addresses should you use to configure the IKE peers, given the topology diagram and IP addressing table?</w:t>
-      </w:r>
-    </w:p>
-    <w:p>
-      <w:pPr>
-        <w:pStyle w:val="AnswerLineL25"/>
-        <w:rPr>
-          <w:noProof/>
-        </w:rPr>
-      </w:pPr>
-      <w:r>
-        <w:rPr>
-          <w:noProof/>
-        </w:rPr>
-        <w:t>Type your answers here.</w:t>
-      </w:r>
-    </w:p>
-    <w:p>
-      <w:pPr>
-        <w:pStyle w:val="SubStepAlpha"/>
-        <w:rPr>
-          <w:noProof/>
-        </w:rPr>
-      </w:pPr>
-      <w:r>
-        <w:rPr>
-          <w:noProof/>
-        </w:rPr>
-        <w:t xml:space="preserve">Each IP address that is used to configure the IKE peers is also referred to as the IP address of the remote VPN endpoint. Configure the pre-shared key of </w:t>
-      </w:r>
-      <w:r>
-        <w:rPr>
-          <w:rStyle w:val="DnTbold"/>
-        </w:rPr>
-        <w:t>cisco123</w:t>
-      </w:r>
-      <w:r>
-        <w:rPr>
-          <w:noProof/>
-        </w:rPr>
-        <w:t xml:space="preserve"> on router </w:t>
-      </w:r>
-      <w:r>
-        <w:rPr>
-          <w:rStyle w:val="DnTnobold"/>
-        </w:rPr>
-        <w:t>R1</w:t>
-      </w:r>
-      <w:r>
-        <w:rPr>
-          <w:noProof/>
-        </w:rPr>
-        <w:t xml:space="preserve">. Production networks should use a complex key. This command points to the remote peer </w:t>
-      </w:r>
-      <w:r>
-        <w:rPr>
-          <w:rStyle w:val="DnTnobold"/>
-        </w:rPr>
-        <w:t xml:space="preserve">R3 </w:t>
-      </w:r>
-      <w:r>
-        <w:rPr>
-          <w:rStyle w:val="DnTnobold"/>
-        </w:rPr>
-        <w:t>G0/0/0</w:t>
-      </w:r>
-      <w:r>
-        <w:rPr>
-          <w:rStyle w:val="DnTnobold"/>
-        </w:rPr>
-        <w:t xml:space="preserve"> </w:t>
-      </w:r>
-      <w:r>
-        <w:rPr>
-          <w:noProof/>
-        </w:rPr>
-        <w:t>IP address.</w:t>
-      </w:r>
-    </w:p>
-    <w:p>
-      <w:pPr>
-        <w:pStyle w:val="CMD"/>
-        <w:rPr>
-          <w:noProof/>
-        </w:rPr>
-      </w:pPr>
-      <w:r>
-        <w:rPr>
-          <w:noProof/>
-        </w:rPr>
-        <w:t xml:space="preserve">R1(config)# </w:t>
-      </w:r>
-      <w:r>
-        <w:rPr>
-          <w:b/>
-          <w:bCs/>
-        </w:rPr>
-        <w:t>crypto isakmp key cisco123 address 10.2.2.1</w:t>
-      </w:r>
-    </w:p>
-    <w:p>
-      <w:pPr>
-        <w:pStyle w:val="SubStepAlpha"/>
-      </w:pPr>
-      <w:r>
-        <w:rPr>
-          <w:noProof/>
-        </w:rPr>
-        <w:t>Configure the pre-shared key</w:t>
-      </w:r>
-      <w:r>
-        <w:rPr>
-          <w:rStyle w:val="DnTbold"/>
-        </w:rPr>
-        <w:t xml:space="preserve"> cisco123</w:t>
-      </w:r>
-      <w:r>
-        <w:rPr>
-          <w:noProof/>
-        </w:rPr>
-        <w:t xml:space="preserve"> on router</w:t>
-      </w:r>
-      <w:r>
-        <w:t xml:space="preserve"> </w:t>
-      </w:r>
-      <w:r>
-        <w:rPr>
-          <w:rStyle w:val="DnTnobold"/>
-        </w:rPr>
-        <w:t>R3</w:t>
-      </w:r>
-      <w:r>
-        <w:t xml:space="preserve">. </w:t>
-      </w:r>
-      <w:r>
-        <w:t xml:space="preserve">The command for </w:t>
-      </w:r>
-      <w:r>
-        <w:rPr>
-          <w:rStyle w:val="DnTnobold"/>
-        </w:rPr>
-        <w:t>R3</w:t>
-      </w:r>
-      <w:r>
-        <w:t xml:space="preserve"> points to the </w:t>
-      </w:r>
-      <w:r>
-        <w:rPr>
-          <w:rStyle w:val="DnTnobold"/>
-        </w:rPr>
-        <w:t>R1 S0/0/0</w:t>
-      </w:r>
-      <w:r>
-        <w:t xml:space="preserve"> IP address.</w:t>
-      </w:r>
-    </w:p>
-    <w:p>
-      <w:pPr>
-        <w:pStyle w:val="CMD"/>
-        <w:rPr>
-          <w:b/>
-          <w:bCs/>
-        </w:rPr>
-      </w:pPr>
-      <w:r>
-        <w:rPr>
-          <w:noProof/>
-        </w:rPr>
-        <w:t xml:space="preserve">R3(config)# </w:t>
-      </w:r>
-      <w:r>
-        <w:rPr>
-          <w:b/>
-          <w:bCs/>
-        </w:rPr>
-        <w:t>crypto isakmp key cisco123 address 10.1.1.1</w:t>
-      </w:r>
-    </w:p>
-    <w:p>
-      <w:pPr>
-        <w:pStyle w:val="Heading3"/>
-        <w:rPr>
-          <w:noProof/>
-        </w:rPr>
-      </w:pPr>
-      <w:r>
-        <w:rPr>
-          <w:noProof/>
-        </w:rPr>
-        <w:t>Configure the IPsec transform set and lifetime.</w:t>
-      </w:r>
-    </w:p>
-    <w:p>
-      <w:pPr>
-        <w:pStyle w:val="SubStepAlpha"/>
-        <w:rPr>
-          <w:noProof/>
-        </w:rPr>
-      </w:pPr>
-      <w:r>
-        <w:rPr>
-          <w:noProof/>
-        </w:rPr>
-        <w:t xml:space="preserve">The IPsec transform set is another crypto configuration parameter that routers negotiate to form a security association. To create an IPsec transform set, use the </w:t>
-      </w:r>
-      <w:r>
-        <w:rPr>
-          <w:rStyle w:val="DnTbold"/>
-        </w:rPr>
-        <w:t>crypto ipsec transform-set</w:t>
-      </w:r>
-      <w:r>
-        <w:rPr>
-          <w:noProof/>
-        </w:rPr>
-        <w:t xml:space="preserve"> </w:t>
-      </w:r>
+        <w:t>ip</w:t>
+      </w:r>
+      <w:proofErr w:type="spellEnd"/>
       <w:r>
         <w:rPr>
           <w:rStyle w:val="DnTnobold"/>
           <w:i/>
           <w:iCs/>
         </w:rPr>
-        <w:t>t</w:t>
+        <w:t>-address</w:t>
+      </w:r>
+      <w:r>
+        <w:rPr>
+          <w:i/>
+          <w:iCs/>
+        </w:rPr>
+        <w:t xml:space="preserve"> </w:t>
+      </w:r>
+      <w:r>
+        <w:t xml:space="preserve">command </w:t>
+      </w:r>
+      <w:r>
+        <w:rPr>
+          <w:noProof/>
+        </w:rPr>
+        <w:t>is used to enter a pre-shared key. Use the IP address of the remote peer,</w:t>
+      </w:r>
+      <w:r>
+        <w:t xml:space="preserve"> </w:t>
+      </w:r>
+      <w:r>
+        <w:t xml:space="preserve">which is </w:t>
+      </w:r>
+      <w:r>
+        <w:rPr>
+          <w:noProof/>
+        </w:rPr>
+        <w:t>the remote interface that the peer would use to route traffic to the local router.</w:t>
+      </w:r>
+    </w:p>
+    <w:p>
+      <w:pPr>
+        <w:pStyle w:val="BodyTextL25"/>
+        <w:rPr>
+          <w:noProof/>
+        </w:rPr>
+      </w:pPr>
+      <w:r>
+        <w:rPr>
+          <w:noProof/>
+        </w:rPr>
+        <w:t>Which IP addresses should you use to configure the IKE peers, given the topology diagram and IP addressing table?</w:t>
+      </w:r>
+    </w:p>
+    <w:p>
+      <w:pPr>
+        <w:pStyle w:val="AnswerLineL25"/>
+        <w:rPr>
+          <w:noProof/>
+          <w:color w:val="EE0000"/>
+        </w:rPr>
+      </w:pPr>
+      <w:r>
+        <w:rPr>
+          <w:noProof/>
+          <w:color w:val="EE0000"/>
+        </w:rPr>
+        <w:t>R1 G0/0/0 (10.1.1.1) and R3 G0/0/0 (10.2.2.1) are the designated endpoints for standard traffic between these routers</w:t>
+      </w:r>
+      <w:r>
+        <w:rPr>
+          <w:noProof/>
+          <w:color w:val="EE0000"/>
+        </w:rPr>
+        <w:t>.</w:t>
+      </w:r>
+    </w:p>
+    <w:p>
+      <w:pPr>
+        <w:pStyle w:val="SubStepAlpha"/>
+        <w:rPr>
+          <w:noProof/>
+        </w:rPr>
+      </w:pPr>
+      <w:r>
+        <w:rPr>
+          <w:noProof/>
+        </w:rPr>
+        <w:t xml:space="preserve">Each IP address that is used to configure the IKE peers is also referred to as the IP address of the remote VPN endpoint. Configure the pre-shared key of </w:t>
+      </w:r>
+      <w:r>
+        <w:rPr>
+          <w:rStyle w:val="DnTbold"/>
+        </w:rPr>
+        <w:t>cisco123</w:t>
+      </w:r>
+      <w:r>
+        <w:rPr>
+          <w:noProof/>
+        </w:rPr>
+        <w:t xml:space="preserve"> on router </w:t>
+      </w:r>
+      <w:r>
+        <w:rPr>
+          <w:rStyle w:val="DnTnobold"/>
+        </w:rPr>
+        <w:t>R1</w:t>
+      </w:r>
+      <w:r>
+        <w:rPr>
+          <w:noProof/>
+        </w:rPr>
+        <w:t xml:space="preserve">. Production networks should use a complex key. This command points to the remote peer </w:t>
+      </w:r>
+      <w:r>
+        <w:rPr>
+          <w:rStyle w:val="DnTnobold"/>
+        </w:rPr>
+        <w:t xml:space="preserve">R3 </w:t>
+      </w:r>
+      <w:r>
+        <w:rPr>
+          <w:rStyle w:val="DnTnobold"/>
+        </w:rPr>
+        <w:t>G0/0/0</w:t>
+      </w:r>
+      <w:r>
+        <w:rPr>
+          <w:rStyle w:val="DnTnobold"/>
+        </w:rPr>
+        <w:t xml:space="preserve"> </w:t>
+      </w:r>
+      <w:r>
+        <w:rPr>
+          <w:noProof/>
+        </w:rPr>
+        <w:t>IP address.</w:t>
+      </w:r>
+    </w:p>
+    <w:p>
+      <w:pPr>
+        <w:pStyle w:val="CMD"/>
+        <w:rPr>
+          <w:noProof/>
+        </w:rPr>
+      </w:pPr>
+      <w:r>
+        <w:rPr>
+          <w:noProof/>
+        </w:rPr>
+        <w:t xml:space="preserve">R1(config)# </w:t>
+      </w:r>
+      <w:r>
+        <w:rPr>
+          <w:b/>
+          <w:bCs/>
+        </w:rPr>
+        <w:t xml:space="preserve">crypto </w:t>
+      </w:r>
+      <w:proofErr w:type="spellStart"/>
+      <w:r>
+        <w:rPr>
+          <w:b/>
+          <w:bCs/>
+        </w:rPr>
+        <w:t>isakmp</w:t>
+      </w:r>
+      <w:proofErr w:type="spellEnd"/>
+      <w:r>
+        <w:rPr>
+          <w:b/>
+          <w:bCs/>
+        </w:rPr>
+        <w:t xml:space="preserve"> key cisco123 address 10.2.2.1</w:t>
+      </w:r>
+    </w:p>
+    <w:p>
+      <w:pPr>
+        <w:pStyle w:val="SubStepAlpha"/>
+      </w:pPr>
+      <w:r>
+        <w:rPr>
+          <w:noProof/>
+        </w:rPr>
+        <w:t>Configure the pre-shared key</w:t>
+      </w:r>
+      <w:r>
+        <w:rPr>
+          <w:rStyle w:val="DnTbold"/>
+        </w:rPr>
+        <w:t xml:space="preserve"> cisco123</w:t>
+      </w:r>
+      <w:r>
+        <w:rPr>
+          <w:noProof/>
+        </w:rPr>
+        <w:t xml:space="preserve"> on router</w:t>
+      </w:r>
+      <w:r>
+        <w:t xml:space="preserve"> </w:t>
+      </w:r>
+      <w:r>
+        <w:rPr>
+          <w:rStyle w:val="DnTnobold"/>
+        </w:rPr>
+        <w:t>R3</w:t>
+      </w:r>
+      <w:r>
+        <w:t xml:space="preserve">. </w:t>
+      </w:r>
+      <w:r>
+        <w:t xml:space="preserve">The command for </w:t>
+      </w:r>
+      <w:r>
+        <w:rPr>
+          <w:rStyle w:val="DnTnobold"/>
+        </w:rPr>
+        <w:t>R3</w:t>
+      </w:r>
+      <w:r>
+        <w:t xml:space="preserve"> points to the </w:t>
+      </w:r>
+      <w:r>
+        <w:rPr>
+          <w:rStyle w:val="DnTnobold"/>
+        </w:rPr>
+        <w:t>R1 S0/0/0</w:t>
+      </w:r>
+      <w:r>
+        <w:t xml:space="preserve"> IP address.</w:t>
+      </w:r>
+    </w:p>
+    <w:p>
+      <w:pPr>
+        <w:pStyle w:val="CMD"/>
+        <w:rPr>
+          <w:b/>
+          <w:bCs/>
+        </w:rPr>
+      </w:pPr>
+      <w:r>
+        <w:rPr>
+          <w:noProof/>
+        </w:rPr>
+        <w:t xml:space="preserve">R3(config)# </w:t>
+      </w:r>
+      <w:r>
+        <w:rPr>
+          <w:b/>
+          <w:bCs/>
+        </w:rPr>
+        <w:t xml:space="preserve">crypto </w:t>
+      </w:r>
+      <w:proofErr w:type="spellStart"/>
+      <w:r>
+        <w:rPr>
+          <w:b/>
+          <w:bCs/>
+        </w:rPr>
+        <w:t>isakmp</w:t>
+      </w:r>
+      <w:proofErr w:type="spellEnd"/>
+      <w:r>
+        <w:rPr>
+          <w:b/>
+          <w:bCs/>
+        </w:rPr>
+        <w:t xml:space="preserve"> key cisco123 address 10.1.1.1</w:t>
+      </w:r>
+    </w:p>
+    <w:p>
+      <w:pPr>
+        <w:pStyle w:val="Heading3"/>
+        <w:rPr>
+          <w:noProof/>
+        </w:rPr>
+      </w:pPr>
+      <w:r>
+        <w:rPr>
+          <w:noProof/>
+        </w:rPr>
+        <w:t>Configure the IPsec transform set and lifetime.</w:t>
+      </w:r>
+    </w:p>
+    <w:p>
+      <w:pPr>
+        <w:pStyle w:val="SubStepAlpha"/>
+        <w:rPr>
+          <w:noProof/>
+        </w:rPr>
+      </w:pPr>
+      <w:r>
+        <w:rPr>
+          <w:noProof/>
+        </w:rPr>
+        <w:t xml:space="preserve">The IPsec transform set is another crypto configuration parameter that routers negotiate to form a security association. To create an IPsec transform set, use the </w:t>
+      </w:r>
+      <w:r>
+        <w:rPr>
+          <w:rStyle w:val="DnTbold"/>
+        </w:rPr>
+        <w:t xml:space="preserve">crypto </w:t>
+      </w:r>
+      <w:proofErr w:type="spellStart"/>
+      <w:r>
+        <w:rPr>
+          <w:rStyle w:val="DnTbold"/>
+        </w:rPr>
+        <w:t>ipsec</w:t>
+      </w:r>
+      <w:proofErr w:type="spellEnd"/>
+      <w:r>
+        <w:rPr>
+          <w:rStyle w:val="DnTbold"/>
+        </w:rPr>
+        <w:t xml:space="preserve"> transform-set</w:t>
+      </w:r>
+      <w:r>
+        <w:rPr>
+          <w:noProof/>
+        </w:rPr>
+        <w:t xml:space="preserve"> </w:t>
       </w:r>
       <w:r>
         <w:rPr>
@@ -4784,16 +5359,7 @@
           <w:i/>
           <w:iCs/>
         </w:rPr>
-        <w:t>ag</w:t>
-      </w:r>
-      <w:r>
-        <w:t xml:space="preserve"> </w:t>
-      </w:r>
-      <w:r>
-        <w:t>command</w:t>
-      </w:r>
-      <w:r>
-        <w:t xml:space="preserve"> where </w:t>
+        <w:t>t</w:t>
       </w:r>
       <w:r>
         <w:rPr>
@@ -4801,1407 +5367,16 @@
           <w:i/>
           <w:iCs/>
         </w:rPr>
-        <w:t>tag</w:t>
-      </w:r>
-      <w:r>
-        <w:t xml:space="preserve"> is a name configured by the administrator</w:t>
-      </w:r>
-      <w:r>
-        <w:t xml:space="preserve">. </w:t>
-      </w:r>
-      <w:r>
-        <w:rPr>
-          <w:noProof/>
-        </w:rPr>
-        <w:t xml:space="preserve">Use </w:t>
-      </w:r>
-      <w:r>
-        <w:rPr>
-          <w:b/>
-          <w:bCs/>
-          <w:noProof/>
-        </w:rPr>
-        <w:t>?</w:t>
-      </w:r>
-      <w:r>
-        <w:rPr>
-          <w:noProof/>
-        </w:rPr>
-        <w:t xml:space="preserve"> to see which parameters are available.</w:t>
-      </w:r>
-    </w:p>
-    <w:p>
-      <w:pPr>
-        <w:pStyle w:val="CMD"/>
-        <w:rPr>
-          <w:b/>
-          <w:bCs/>
-        </w:rPr>
-      </w:pPr>
-      <w:r>
-        <w:rPr>
-          <w:noProof/>
-        </w:rPr>
-        <w:t xml:space="preserve">R1(config)# </w:t>
-      </w:r>
-      <w:r>
-        <w:rPr>
-          <w:b/>
-          <w:bCs/>
-        </w:rPr>
-        <w:t xml:space="preserve">crypto ipsec transform-set </w:t>
-      </w:r>
-      <w:r>
-        <w:rPr>
-          <w:b/>
-          <w:bCs/>
-        </w:rPr>
-        <w:t>R1-R3</w:t>
-      </w:r>
-      <w:r>
-        <w:rPr>
-          <w:b/>
-          <w:bCs/>
-        </w:rPr>
-        <w:t xml:space="preserve"> ?</w:t>
-      </w:r>
-    </w:p>
-    <w:p>
-      <w:pPr>
-        <w:pStyle w:val="CMDOutput"/>
-        <w:rPr>
-          <w:noProof/>
-        </w:rPr>
-      </w:pPr>
-      <w:r>
-        <w:rPr>
-          <w:noProof/>
-        </w:rPr>
-        <w:t xml:space="preserve">  ah-md5-hmac      AH-HMAC-MD5 transform</w:t>
-      </w:r>
-    </w:p>
-    <w:p>
-      <w:pPr>
-        <w:pStyle w:val="CMDOutput"/>
-        <w:rPr>
-          <w:noProof/>
-        </w:rPr>
-      </w:pPr>
-      <w:r>
-        <w:rPr>
-          <w:noProof/>
-        </w:rPr>
-        <w:t xml:space="preserve">  ah-sha-hmac      AH-HMAC-SHA transform</w:t>
-      </w:r>
-    </w:p>
-    <w:p>
-      <w:pPr>
-        <w:pStyle w:val="CMDOutput"/>
-        <w:rPr>
-          <w:noProof/>
-        </w:rPr>
-      </w:pPr>
-      <w:r>
-        <w:rPr>
-          <w:noProof/>
-        </w:rPr>
-        <w:t xml:space="preserve">  ah-sha256-hmac   AH-HMAC-SHA256 transform</w:t>
-      </w:r>
-    </w:p>
-    <w:p>
-      <w:pPr>
-        <w:pStyle w:val="CMDOutput"/>
-        <w:rPr>
-          <w:noProof/>
-        </w:rPr>
-      </w:pPr>
-      <w:r>
-        <w:rPr>
-          <w:noProof/>
-        </w:rPr>
-        <w:t xml:space="preserve">  ah-sha384-hmac   AH-HMAC-SHA384 transform</w:t>
-      </w:r>
-    </w:p>
-    <w:p>
-      <w:pPr>
-        <w:pStyle w:val="CMDOutput"/>
-        <w:rPr>
-          <w:noProof/>
-        </w:rPr>
-      </w:pPr>
-      <w:r>
-        <w:rPr>
-          <w:noProof/>
-        </w:rPr>
-        <w:lastRenderedPageBreak/>
-        <w:t xml:space="preserve">  ah-sha512-hmac   AH-HMAC-SHA512 transform</w:t>
-      </w:r>
-    </w:p>
-    <w:p>
-      <w:pPr>
-        <w:pStyle w:val="CMDOutput"/>
-        <w:rPr>
-          <w:noProof/>
-        </w:rPr>
-      </w:pPr>
-      <w:r>
-        <w:rPr>
-          <w:noProof/>
-        </w:rPr>
-        <w:t xml:space="preserve">  esp-192-aes      ESP transform using AES cipher (192 bits)</w:t>
-      </w:r>
-    </w:p>
-    <w:p>
-      <w:pPr>
-        <w:pStyle w:val="CMDOutput"/>
-        <w:rPr>
-          <w:noProof/>
-        </w:rPr>
-      </w:pPr>
-      <w:r>
-        <w:rPr>
-          <w:noProof/>
-        </w:rPr>
-        <w:t xml:space="preserve">  esp-256-aes      ESP transform using AES cipher (256 bits)</w:t>
-      </w:r>
-    </w:p>
-    <w:p>
-      <w:pPr>
-        <w:pStyle w:val="CMDOutput"/>
-        <w:rPr>
-          <w:noProof/>
-        </w:rPr>
-      </w:pPr>
-      <w:r>
-        <w:rPr>
-          <w:noProof/>
-        </w:rPr>
-        <w:t xml:space="preserve">  esp-3des         ESP transform using 3DES(EDE) cipher (168 bits)</w:t>
-      </w:r>
-    </w:p>
-    <w:p>
-      <w:pPr>
-        <w:pStyle w:val="CMDOutput"/>
-        <w:rPr>
-          <w:noProof/>
-        </w:rPr>
-      </w:pPr>
-      <w:r>
-        <w:rPr>
-          <w:noProof/>
-        </w:rPr>
-        <w:t xml:space="preserve">  esp-aes          ESP transform using AES cipher</w:t>
-      </w:r>
-    </w:p>
-    <w:p>
-      <w:pPr>
-        <w:pStyle w:val="CMDOutput"/>
-        <w:rPr>
-          <w:noProof/>
-        </w:rPr>
-      </w:pPr>
-      <w:r>
-        <w:rPr>
-          <w:noProof/>
-        </w:rPr>
-        <w:t xml:space="preserve">  esp-des          ESP transform using DES cipher (56 bits)</w:t>
-      </w:r>
-    </w:p>
-    <w:p>
-      <w:pPr>
-        <w:pStyle w:val="CMDOutput"/>
-        <w:rPr>
-          <w:noProof/>
-        </w:rPr>
-      </w:pPr>
-      <w:r>
-        <w:rPr>
-          <w:noProof/>
-        </w:rPr>
-        <w:t xml:space="preserve">  esp-gcm          ESP transform using GCM cipher</w:t>
-      </w:r>
-    </w:p>
-    <w:p>
-      <w:pPr>
-        <w:pStyle w:val="CMDOutput"/>
-        <w:rPr>
-          <w:noProof/>
-        </w:rPr>
-      </w:pPr>
-      <w:r>
-        <w:rPr>
-          <w:noProof/>
-        </w:rPr>
-        <w:t xml:space="preserve">  esp-gmac         ESP transform using GMAC cipher</w:t>
-      </w:r>
-    </w:p>
-    <w:p>
-      <w:pPr>
-        <w:pStyle w:val="CMDOutput"/>
-        <w:rPr>
-          <w:noProof/>
-        </w:rPr>
-      </w:pPr>
-      <w:r>
-        <w:rPr>
-          <w:noProof/>
-        </w:rPr>
-        <w:t xml:space="preserve">  esp-md5-hmac     ESP transform using HMAC-MD5 auth</w:t>
-      </w:r>
-    </w:p>
-    <w:p>
-      <w:pPr>
-        <w:pStyle w:val="CMDOutput"/>
-        <w:rPr>
-          <w:noProof/>
-        </w:rPr>
-      </w:pPr>
-      <w:r>
-        <w:rPr>
-          <w:noProof/>
-        </w:rPr>
-        <w:t xml:space="preserve">  esp-null         ESP transform w/o cipher</w:t>
-      </w:r>
-    </w:p>
-    <w:p>
-      <w:pPr>
-        <w:pStyle w:val="CMDOutput"/>
-        <w:rPr>
-          <w:noProof/>
-        </w:rPr>
-      </w:pPr>
-      <w:r>
-        <w:rPr>
-          <w:noProof/>
-        </w:rPr>
-        <w:t xml:space="preserve">  esp-seal         ESP transform using SEAL cipher (160 bits)</w:t>
-      </w:r>
-    </w:p>
-    <w:p>
-      <w:pPr>
-        <w:pStyle w:val="CMDOutput"/>
-        <w:rPr>
-          <w:noProof/>
-        </w:rPr>
-      </w:pPr>
-      <w:r>
-        <w:rPr>
-          <w:noProof/>
-        </w:rPr>
-        <w:t xml:space="preserve">  esp-sha-hmac     ESP transform using HMAC-SHA auth</w:t>
-      </w:r>
-    </w:p>
-    <w:p>
-      <w:pPr>
-        <w:pStyle w:val="CMDOutput"/>
-        <w:rPr>
-          <w:noProof/>
-        </w:rPr>
-      </w:pPr>
-      <w:r>
-        <w:rPr>
-          <w:noProof/>
-        </w:rPr>
-        <w:t xml:space="preserve">  esp-sha256-hmac  ESP transform using HMAC-SHA256 auth</w:t>
-      </w:r>
-    </w:p>
-    <w:p>
-      <w:pPr>
-        <w:pStyle w:val="CMDOutput"/>
-        <w:rPr>
-          <w:noProof/>
-        </w:rPr>
-      </w:pPr>
-      <w:r>
-        <w:rPr>
-          <w:noProof/>
-        </w:rPr>
-        <w:t xml:space="preserve">  esp-sha384-hmac  ESP transform using HMAC-SHA384 auth</w:t>
-      </w:r>
-    </w:p>
-    <w:p>
-      <w:pPr>
-        <w:pStyle w:val="CMDOutput"/>
-        <w:rPr>
-          <w:noProof/>
-        </w:rPr>
-      </w:pPr>
-      <w:r>
-        <w:rPr>
-          <w:noProof/>
-        </w:rPr>
-        <w:t xml:space="preserve">  esp-sha512-hmac  ESP transform using HMAC-SHA512 auth</w:t>
-      </w:r>
-    </w:p>
-    <w:p>
-      <w:pPr>
-        <w:pStyle w:val="SubStepAlpha"/>
-      </w:pPr>
-      <w:r>
-        <w:rPr>
-          <w:noProof/>
-        </w:rPr>
-        <w:t xml:space="preserve">On </w:t>
-      </w:r>
-      <w:r>
-        <w:rPr>
-          <w:rStyle w:val="DnTnobold"/>
-        </w:rPr>
-        <w:t>R1</w:t>
-      </w:r>
-      <w:r>
-        <w:rPr>
-          <w:noProof/>
-        </w:rPr>
-        <w:t xml:space="preserve"> and </w:t>
-      </w:r>
-      <w:r>
-        <w:rPr>
-          <w:rStyle w:val="DnTnobold"/>
-        </w:rPr>
-        <w:t>R3</w:t>
-      </w:r>
-      <w:r>
-        <w:rPr>
-          <w:noProof/>
-        </w:rPr>
-        <w:t xml:space="preserve">, create a transform set with tag </w:t>
-      </w:r>
-      <w:r>
-        <w:rPr>
-          <w:rStyle w:val="DnTbold"/>
-        </w:rPr>
-        <w:t>R1-R3</w:t>
-      </w:r>
-      <w:r>
-        <w:rPr>
-          <w:noProof/>
-        </w:rPr>
-        <w:t xml:space="preserve"> and use an ESP transf</w:t>
-      </w:r>
-      <w:r>
-        <w:t>orm with an AES 256 cipher with ESP and the SHA hash function. The transform sets must match</w:t>
-      </w:r>
-      <w:r>
-        <w:t xml:space="preserve"> on both ends of the VPN</w:t>
-      </w:r>
-      <w:r>
-        <w:t>.</w:t>
-      </w:r>
-    </w:p>
-    <w:p>
-      <w:pPr>
-        <w:pStyle w:val="CMD"/>
-        <w:rPr>
-          <w:noProof/>
-        </w:rPr>
-      </w:pPr>
-      <w:r>
-        <w:rPr>
-          <w:noProof/>
-        </w:rPr>
-        <w:t xml:space="preserve">R1(config)# </w:t>
-      </w:r>
-      <w:r>
-        <w:rPr>
-          <w:b/>
-          <w:bCs/>
-        </w:rPr>
-        <w:t>crypto ipsec transform-set 50 esp-aes 256 esp-sha-hmac</w:t>
-      </w:r>
-    </w:p>
-    <w:p>
-      <w:pPr>
-        <w:pStyle w:val="CMD"/>
-        <w:rPr>
-          <w:noProof/>
-          <w:lang w:val="pt-BR"/>
-        </w:rPr>
-      </w:pPr>
-      <w:r>
-        <w:rPr>
-          <w:noProof/>
-          <w:lang w:val="pt-BR"/>
-        </w:rPr>
-        <w:t xml:space="preserve">R1(cfg-crypto-trans)# </w:t>
-      </w:r>
-      <w:r>
-        <w:rPr>
-          <w:b/>
-          <w:bCs/>
-        </w:rPr>
-        <w:t>exit</w:t>
-      </w:r>
-    </w:p>
-    <w:p>
-      <w:pPr>
-        <w:pStyle w:val="CMD"/>
-        <w:rPr>
-          <w:noProof/>
-          <w:lang w:val="pt-BR"/>
-        </w:rPr>
-      </w:pPr>
-    </w:p>
-    <w:p>
-      <w:pPr>
-        <w:pStyle w:val="CMD"/>
-        <w:rPr>
-          <w:noProof/>
-          <w:lang w:val="pt-BR"/>
-        </w:rPr>
-      </w:pPr>
-      <w:r>
-        <w:rPr>
-          <w:noProof/>
-          <w:lang w:val="pt-BR"/>
-        </w:rPr>
-        <w:t xml:space="preserve">R3(config)# </w:t>
-      </w:r>
-      <w:r>
-        <w:rPr>
-          <w:b/>
-          <w:bCs/>
-        </w:rPr>
-        <w:t>crypto ipsec transform-set 50 esp-aes 256 esp-sha-hmac</w:t>
-      </w:r>
-    </w:p>
-    <w:p>
-      <w:pPr>
-        <w:pStyle w:val="CMD"/>
-        <w:rPr>
-          <w:noProof/>
-          <w:lang w:val="pt-BR"/>
-        </w:rPr>
-      </w:pPr>
-      <w:r>
-        <w:rPr>
-          <w:noProof/>
-          <w:lang w:val="pt-BR"/>
-        </w:rPr>
-        <w:t xml:space="preserve">R3(cfg-crypto-trans)# </w:t>
-      </w:r>
-      <w:r>
-        <w:rPr>
-          <w:b/>
-          <w:bCs/>
-        </w:rPr>
-        <w:t>exit</w:t>
-      </w:r>
-    </w:p>
-    <w:p>
-      <w:pPr>
-        <w:pStyle w:val="BodyTextL50"/>
-        <w:rPr>
-          <w:noProof/>
-        </w:rPr>
-      </w:pPr>
-      <w:r>
-        <w:rPr>
-          <w:noProof/>
-        </w:rPr>
-        <w:t>What is the function of the IPsec transform set?</w:t>
-      </w:r>
-    </w:p>
-    <w:p>
-      <w:pPr>
-        <w:pStyle w:val="AnswerLineL50"/>
-        <w:rPr>
-          <w:noProof/>
-        </w:rPr>
-      </w:pPr>
-      <w:r>
-        <w:rPr>
-          <w:noProof/>
-        </w:rPr>
-        <w:t>Type your answers here.</w:t>
-      </w:r>
-    </w:p>
-    <w:p>
-      <w:pPr>
-        <w:pStyle w:val="SubStepAlpha"/>
-        <w:rPr>
-          <w:noProof/>
-        </w:rPr>
-      </w:pPr>
-      <w:r>
-        <w:rPr>
-          <w:noProof/>
-        </w:rPr>
-        <w:t xml:space="preserve">You can also change the IPsec security association lifetime from the default of 3600 seconds. On </w:t>
-      </w:r>
-      <w:r>
-        <w:rPr>
-          <w:rStyle w:val="DnTnobold"/>
-        </w:rPr>
-        <w:t>R1</w:t>
-      </w:r>
-      <w:r>
-        <w:rPr>
-          <w:noProof/>
-        </w:rPr>
-        <w:t xml:space="preserve"> and </w:t>
-      </w:r>
-      <w:r>
-        <w:rPr>
-          <w:rStyle w:val="DnTnobold"/>
-        </w:rPr>
-        <w:t>R3</w:t>
-      </w:r>
-      <w:r>
-        <w:rPr>
-          <w:noProof/>
-        </w:rPr>
-        <w:t>, set the IPsec security association lifetime to 30 minutes, or 1800 seconds.</w:t>
-      </w:r>
-    </w:p>
-    <w:p>
-      <w:pPr>
-        <w:pStyle w:val="CMD"/>
-        <w:rPr>
-          <w:noProof/>
-        </w:rPr>
-      </w:pPr>
-      <w:r>
-        <w:rPr>
-          <w:noProof/>
-        </w:rPr>
-        <w:t xml:space="preserve">R1(config)# </w:t>
-      </w:r>
-      <w:r>
-        <w:rPr>
-          <w:b/>
-          <w:bCs/>
-        </w:rPr>
-        <w:t>crypto ipsec security-association lifetime seconds 1800</w:t>
-      </w:r>
-    </w:p>
-    <w:p>
-      <w:pPr>
-        <w:pStyle w:val="CMD"/>
-        <w:rPr>
-          <w:noProof/>
-        </w:rPr>
-      </w:pPr>
-    </w:p>
-    <w:p>
-      <w:pPr>
-        <w:pStyle w:val="CMD"/>
-        <w:rPr>
-          <w:noProof/>
-        </w:rPr>
-      </w:pPr>
-      <w:r>
-        <w:rPr>
-          <w:noProof/>
-        </w:rPr>
-        <w:t xml:space="preserve">R3(config)# </w:t>
-      </w:r>
-      <w:r>
-        <w:rPr>
-          <w:b/>
-          <w:bCs/>
-        </w:rPr>
-        <w:t>crypto ipsec security-association lifetime seconds 1800</w:t>
-      </w:r>
-    </w:p>
-    <w:p>
-      <w:pPr>
-        <w:pStyle w:val="Heading3"/>
-        <w:rPr>
-          <w:noProof/>
-        </w:rPr>
-      </w:pPr>
-      <w:r>
-        <w:rPr>
-          <w:noProof/>
-        </w:rPr>
-        <w:t>Define interesting traffic.</w:t>
-      </w:r>
-    </w:p>
-    <w:p>
-      <w:pPr>
-        <w:pStyle w:val="BodyTextL25"/>
-        <w:rPr>
-          <w:noProof/>
-        </w:rPr>
-      </w:pPr>
-      <w:r>
-        <w:rPr>
-          <w:noProof/>
-        </w:rPr>
-        <w:t>To make use of the IPsec encryption with the VPN, it is necessary to define</w:t>
+        <w:t>ag</w:t>
       </w:r>
       <w:r>
         <w:t xml:space="preserve"> </w:t>
       </w:r>
       <w:r>
-        <w:rPr>
-          <w:noProof/>
-        </w:rPr>
-        <w:t>extended access lists</w:t>
-      </w:r>
-      <w:r>
-        <w:t xml:space="preserve"> to tell the </w:t>
-      </w:r>
-      <w:r>
-        <w:rPr>
-          <w:noProof/>
-        </w:rPr>
-        <w:t xml:space="preserve">router which traffic to encrypt. A packet that is permitted by an access list used for defining IPsec traffic is encrypted if the IPsec session is configured correctly. A packet that is denied by </w:t>
-      </w:r>
-      <w:r>
-        <w:rPr>
-          <w:noProof/>
-        </w:rPr>
-        <w:t>the IPsec</w:t>
-      </w:r>
-      <w:r>
-        <w:rPr>
-          <w:noProof/>
-        </w:rPr>
-        <w:t xml:space="preserve"> access list is not dropped</w:t>
-      </w:r>
-      <w:r>
-        <w:t>. I</w:t>
-      </w:r>
-      <w:r>
-        <w:t>t is</w:t>
-      </w:r>
-      <w:r>
-        <w:t xml:space="preserve"> </w:t>
-      </w:r>
-      <w:r>
-        <w:rPr>
-          <w:noProof/>
-        </w:rPr>
-        <w:t>sent unencrypted. Also, like any other access list, there is an implicit deny at the end, which means the default action is to not encrypt traffic. If there is no IPsec security association correctly configured, no traffic is encrypted and traffic is forwarded unencrypted.</w:t>
-      </w:r>
-    </w:p>
-    <w:p>
-      <w:pPr>
-        <w:pStyle w:val="BodyTextL25"/>
-        <w:rPr>
-          <w:noProof/>
-        </w:rPr>
-      </w:pPr>
-      <w:r>
-        <w:rPr>
-          <w:noProof/>
-        </w:rPr>
-        <w:t>In this scenario,</w:t>
-      </w:r>
-      <w:r>
-        <w:t xml:space="preserve"> </w:t>
-      </w:r>
-      <w:r>
-        <w:t xml:space="preserve">from the perspective of </w:t>
-      </w:r>
-      <w:r>
-        <w:rPr>
-          <w:rStyle w:val="DnTnobold"/>
-        </w:rPr>
-        <w:t>R1</w:t>
-      </w:r>
-      <w:r>
-        <w:t xml:space="preserve">, </w:t>
-      </w:r>
-      <w:r>
-        <w:rPr>
-          <w:noProof/>
-        </w:rPr>
-        <w:t xml:space="preserve">the traffic you want to encrypt is traffic going from </w:t>
-      </w:r>
-      <w:r>
-        <w:rPr>
-          <w:rStyle w:val="DnTnobold"/>
-        </w:rPr>
-        <w:t>R1’s</w:t>
-      </w:r>
-      <w:r>
-        <w:rPr>
-          <w:noProof/>
-        </w:rPr>
-        <w:t xml:space="preserve"> Ethernet LAN to </w:t>
-      </w:r>
-      <w:r>
-        <w:rPr>
-          <w:rStyle w:val="DnTnobold"/>
-        </w:rPr>
-        <w:t>R3’s</w:t>
-      </w:r>
-      <w:r>
-        <w:rPr>
-          <w:noProof/>
-        </w:rPr>
-        <w:t xml:space="preserve"> Ethernet LAN or vice versa</w:t>
-      </w:r>
-      <w:r>
-        <w:t xml:space="preserve"> from the perspective of </w:t>
-      </w:r>
-      <w:r>
-        <w:rPr>
-          <w:rStyle w:val="DnTnobold"/>
-        </w:rPr>
-        <w:t>R3</w:t>
-      </w:r>
-      <w:r>
-        <w:t xml:space="preserve">. </w:t>
-      </w:r>
-      <w:r>
-        <w:rPr>
-          <w:noProof/>
-        </w:rPr>
-        <w:t>These access lists are used outbound on the VPN endpoint interfaces and must mirror each other.</w:t>
-      </w:r>
-    </w:p>
-    <w:p>
-      <w:pPr>
-        <w:pStyle w:val="SubStepAlpha"/>
-        <w:rPr>
-          <w:noProof/>
-        </w:rPr>
-      </w:pPr>
-      <w:r>
-        <w:rPr>
-          <w:noProof/>
-        </w:rPr>
-        <w:t xml:space="preserve">Configure the IPsec VPN interesting traffic ACL on </w:t>
-      </w:r>
-      <w:r>
-        <w:rPr>
-          <w:rStyle w:val="DnTnobold"/>
-        </w:rPr>
-        <w:t>R1</w:t>
-      </w:r>
-      <w:r>
-        <w:rPr>
-          <w:noProof/>
-        </w:rPr>
-        <w:t>.</w:t>
-      </w:r>
-    </w:p>
-    <w:p>
-      <w:pPr>
-        <w:pStyle w:val="CMD"/>
-        <w:rPr>
-          <w:noProof/>
-        </w:rPr>
-      </w:pPr>
-      <w:r>
-        <w:rPr>
-          <w:noProof/>
-        </w:rPr>
-        <w:t xml:space="preserve">R1(config)# </w:t>
-      </w:r>
-      <w:r>
-        <w:rPr>
-          <w:b/>
-          <w:bCs/>
-        </w:rPr>
-        <w:t>access-list 101 permit ip 192.168.1.0 0.0.0.255 192.168.3.0 0.0.0.255</w:t>
-      </w:r>
-    </w:p>
-    <w:p>
-      <w:pPr>
-        <w:pStyle w:val="SubStepAlpha"/>
-        <w:rPr>
-          <w:noProof/>
-        </w:rPr>
-      </w:pPr>
-      <w:r>
-        <w:rPr>
-          <w:noProof/>
-        </w:rPr>
-        <w:t>Configure the IPsec VPN interes</w:t>
-      </w:r>
-      <w:r>
-        <w:t>tin</w:t>
-      </w:r>
-      <w:r>
-        <w:rPr>
-          <w:noProof/>
-        </w:rPr>
-        <w:t xml:space="preserve">g traffic ACL on </w:t>
-      </w:r>
-      <w:r>
-        <w:rPr>
-          <w:rStyle w:val="DnTnobold"/>
-        </w:rPr>
-        <w:t>R3</w:t>
-      </w:r>
-      <w:r>
-        <w:rPr>
-          <w:noProof/>
-        </w:rPr>
-        <w:t>.</w:t>
-      </w:r>
-    </w:p>
-    <w:p>
-      <w:pPr>
-        <w:pStyle w:val="CMD"/>
-        <w:rPr>
-          <w:noProof/>
-        </w:rPr>
-      </w:pPr>
-      <w:r>
-        <w:rPr>
-          <w:noProof/>
-        </w:rPr>
-        <w:t xml:space="preserve">R3(config)# </w:t>
-      </w:r>
-      <w:r>
-        <w:rPr>
-          <w:b/>
-          <w:bCs/>
-        </w:rPr>
-        <w:t>access-list 101 permit ip 192.168.3.0 0.0.0.255 192.168.1.0 0.0.0.255</w:t>
-      </w:r>
-    </w:p>
-    <w:p>
-      <w:pPr>
-        <w:pStyle w:val="Heading4"/>
-        <w:rPr>
-          <w:noProof/>
-        </w:rPr>
-      </w:pPr>
-      <w:r>
-        <w:rPr>
-          <w:noProof/>
-        </w:rPr>
-        <w:lastRenderedPageBreak/>
-        <w:t>Question:</w:t>
-      </w:r>
-    </w:p>
-    <w:p>
-      <w:pPr>
-        <w:pStyle w:val="BodyTextL50"/>
-        <w:spacing w:before="0"/>
-        <w:rPr>
-          <w:noProof/>
-        </w:rPr>
-      </w:pPr>
-      <w:r>
-        <w:rPr>
-          <w:noProof/>
-        </w:rPr>
-        <w:t>Does IPsec evaluate whether the access lists are mirrored as a requirement to negotiate its security association?</w:t>
-      </w:r>
-    </w:p>
-    <w:p>
-      <w:pPr>
-        <w:pStyle w:val="AnswerLineL50"/>
-        <w:rPr>
-          <w:noProof/>
-        </w:rPr>
-      </w:pPr>
-      <w:r>
-        <w:rPr>
-          <w:noProof/>
-        </w:rPr>
-        <w:t>Type your answers here.</w:t>
-      </w:r>
-    </w:p>
-    <w:p>
-      <w:pPr>
-        <w:pStyle w:val="Heading3"/>
-        <w:rPr>
-          <w:noProof/>
-        </w:rPr>
-      </w:pPr>
-      <w:r>
-        <w:rPr>
-          <w:noProof/>
-        </w:rPr>
-        <w:t>Create and apply a crypto map.</w:t>
-      </w:r>
-    </w:p>
-    <w:p>
-      <w:pPr>
-        <w:pStyle w:val="BodyTextL25"/>
-        <w:rPr>
-          <w:noProof/>
-        </w:rPr>
-      </w:pPr>
-      <w:r>
-        <w:rPr>
-          <w:noProof/>
-        </w:rPr>
-        <w:t>A crypto map associates traffic that matches an access list to a peer and various IKE and IPsec settings. After the crypto map is created, it can be applied to one or more interfaces. The interfaces that it is applied to should be the ones facing the IPsec peer.</w:t>
-      </w:r>
-    </w:p>
-    <w:p>
-      <w:pPr>
-        <w:pStyle w:val="BodyTextL25"/>
-        <w:rPr>
-          <w:noProof/>
-        </w:rPr>
-      </w:pPr>
-      <w:r>
-        <w:rPr>
-          <w:noProof/>
-        </w:rPr>
-        <w:t>To create a crypto map, use</w:t>
-      </w:r>
-      <w:r>
-        <w:t xml:space="preserve"> </w:t>
-      </w:r>
-      <w:r>
-        <w:rPr>
-          <w:rStyle w:val="DnTbold"/>
-        </w:rPr>
-        <w:t>crypto map &lt;name&gt; &lt;sequence-num&gt; &lt;type&gt;</w:t>
-      </w:r>
-      <w:r>
-        <w:t xml:space="preserve"> </w:t>
-      </w:r>
-      <w:r>
-        <w:t xml:space="preserve">command in </w:t>
-      </w:r>
-      <w:r>
-        <w:t xml:space="preserve">global configuration </w:t>
-      </w:r>
-      <w:r>
-        <w:t>mode</w:t>
-      </w:r>
-      <w:r>
-        <w:t xml:space="preserve"> to enter crypto map configuration mode for that sequence number. Multiple crypto map statements can belong to the same crypto map and are evaluated in ascending numerical order. Enter </w:t>
-      </w:r>
-      <w:r>
-        <w:rPr>
-          <w:noProof/>
-        </w:rPr>
-        <w:t xml:space="preserve">crypto map configuration mode on </w:t>
-      </w:r>
-      <w:r>
-        <w:rPr>
-          <w:rStyle w:val="DnTnobold"/>
-        </w:rPr>
-        <w:t>R1</w:t>
-      </w:r>
-      <w:r>
-        <w:rPr>
-          <w:noProof/>
-        </w:rPr>
-        <w:t>. Use a type of ipsec-isakmp, which means IKE is used to establish IPsec security associations.</w:t>
-      </w:r>
-    </w:p>
-    <w:p>
-      <w:pPr>
-        <w:pStyle w:val="SubStepAlpha"/>
-        <w:rPr>
-          <w:noProof/>
-        </w:rPr>
-      </w:pPr>
-      <w:r>
-        <w:rPr>
-          <w:noProof/>
-        </w:rPr>
-        <w:t xml:space="preserve">Create the crypto map on </w:t>
-      </w:r>
-      <w:r>
-        <w:rPr>
-          <w:rStyle w:val="DnTnobold"/>
-        </w:rPr>
-        <w:t>R1</w:t>
-      </w:r>
-      <w:r>
-        <w:rPr>
-          <w:noProof/>
-        </w:rPr>
-        <w:t xml:space="preserve">, name it </w:t>
-      </w:r>
-      <w:r>
-        <w:rPr>
-          <w:rStyle w:val="DnTbold"/>
-        </w:rPr>
-        <w:t>CMAP</w:t>
-      </w:r>
-      <w:r>
-        <w:rPr>
-          <w:noProof/>
-        </w:rPr>
-        <w:t xml:space="preserve">, and use </w:t>
-      </w:r>
-      <w:r>
-        <w:rPr>
-          <w:b/>
-        </w:rPr>
-        <w:t>10</w:t>
-      </w:r>
-      <w:r>
-        <w:rPr>
-          <w:noProof/>
-        </w:rPr>
-        <w:t xml:space="preserve"> as the sequence number. A message</w:t>
-      </w:r>
-      <w:r>
-        <w:t xml:space="preserve"> display</w:t>
-      </w:r>
-      <w:r>
-        <w:t>s</w:t>
-      </w:r>
-      <w:r>
-        <w:t xml:space="preserve"> </w:t>
-      </w:r>
-      <w:r>
-        <w:rPr>
-          <w:noProof/>
-        </w:rPr>
-        <w:t>after the command is issued.</w:t>
-      </w:r>
-    </w:p>
-    <w:p>
-      <w:pPr>
-        <w:pStyle w:val="CMD"/>
-        <w:rPr>
-          <w:noProof/>
-        </w:rPr>
-      </w:pPr>
-      <w:r>
-        <w:rPr>
-          <w:noProof/>
-        </w:rPr>
-        <w:t xml:space="preserve">R1(config)# </w:t>
-      </w:r>
-      <w:r>
-        <w:rPr>
-          <w:b/>
-          <w:bCs/>
-        </w:rPr>
-        <w:t>crypto map CMAP 10 ipsec-isakmp</w:t>
-      </w:r>
-    </w:p>
-    <w:p>
-      <w:pPr>
-        <w:pStyle w:val="CMDOutput"/>
-        <w:rPr>
-          <w:noProof/>
-        </w:rPr>
-      </w:pPr>
-      <w:r>
-        <w:rPr>
-          <w:noProof/>
-        </w:rPr>
-        <w:t>% NOTE: This new crypto map will remain disabled until a peer</w:t>
-      </w:r>
-    </w:p>
-    <w:p>
-      <w:pPr>
-        <w:pStyle w:val="CMDOutput"/>
-        <w:rPr>
-          <w:noProof/>
-        </w:rPr>
-      </w:pPr>
-      <w:r>
-        <w:rPr>
-          <w:noProof/>
-        </w:rPr>
-        <w:t xml:space="preserve">        </w:t>
-      </w:r>
-      <w:r>
-        <w:rPr>
-          <w:noProof/>
-        </w:rPr>
-        <w:t>and a valid access list have been configured.</w:t>
-      </w:r>
-    </w:p>
-    <w:p>
-      <w:pPr>
-        <w:pStyle w:val="SubStepAlpha"/>
-        <w:rPr>
-          <w:noProof/>
-        </w:rPr>
-      </w:pPr>
-      <w:r>
-        <w:rPr>
-          <w:noProof/>
-        </w:rPr>
-        <w:t xml:space="preserve">Use the match </w:t>
-      </w:r>
-      <w:r>
-        <w:rPr>
-          <w:rStyle w:val="DnTbold"/>
-        </w:rPr>
-        <w:t>address &lt;access-list&gt;</w:t>
-      </w:r>
-      <w:r>
-        <w:rPr>
-          <w:noProof/>
-        </w:rPr>
-        <w:t xml:space="preserve"> command to specify which access list defines which traffic to encrypt.</w:t>
-      </w:r>
-    </w:p>
-    <w:p>
-      <w:pPr>
-        <w:pStyle w:val="CMD"/>
-        <w:rPr>
-          <w:noProof/>
-        </w:rPr>
-      </w:pPr>
-      <w:r>
-        <w:rPr>
-          <w:noProof/>
-        </w:rPr>
-        <w:t xml:space="preserve">R1(config-crypto-map)# </w:t>
-      </w:r>
-      <w:r>
-        <w:rPr>
-          <w:b/>
-          <w:bCs/>
-        </w:rPr>
-        <w:t>match address 101</w:t>
-      </w:r>
-    </w:p>
-    <w:p>
-      <w:pPr>
-        <w:pStyle w:val="SubStepAlpha"/>
-        <w:rPr>
-          <w:noProof/>
-        </w:rPr>
-      </w:pPr>
-      <w:r>
-        <w:rPr>
-          <w:noProof/>
-        </w:rPr>
-        <w:t>To view the list of possible</w:t>
-      </w:r>
-      <w:r>
-        <w:t xml:space="preserve"> </w:t>
-      </w:r>
-      <w:r>
-        <w:rPr>
-          <w:rStyle w:val="DnTbold"/>
-        </w:rPr>
-        <w:t>set</w:t>
-      </w:r>
-      <w:r>
-        <w:rPr>
-          <w:noProof/>
-        </w:rPr>
-        <w:t xml:space="preserve"> commands that you can do with a crypto map, use the help function.</w:t>
-      </w:r>
-    </w:p>
-    <w:p>
-      <w:pPr>
-        <w:pStyle w:val="CMD"/>
-        <w:rPr>
-          <w:noProof/>
-        </w:rPr>
-      </w:pPr>
-      <w:r>
-        <w:rPr>
-          <w:noProof/>
-        </w:rPr>
-        <w:t xml:space="preserve">R1(config-crypto-map)# </w:t>
-      </w:r>
-      <w:r>
-        <w:rPr>
-          <w:b/>
-          <w:bCs/>
-        </w:rPr>
-        <w:t>set ?</w:t>
-      </w:r>
-    </w:p>
-    <w:p>
-      <w:pPr>
-        <w:pStyle w:val="CMDOutput"/>
-        <w:rPr>
-          <w:noProof/>
-        </w:rPr>
-      </w:pPr>
-      <w:r>
-        <w:rPr>
-          <w:noProof/>
-        </w:rPr>
-        <w:t xml:space="preserve">  identity              Identity restriction.</w:t>
-      </w:r>
-    </w:p>
-    <w:p>
-      <w:pPr>
-        <w:pStyle w:val="CMDOutput"/>
-        <w:rPr>
-          <w:noProof/>
-        </w:rPr>
-      </w:pPr>
-      <w:r>
-        <w:rPr>
-          <w:noProof/>
-        </w:rPr>
-        <w:t xml:space="preserve">  ip                    Interface Internet Protocol config commands</w:t>
-      </w:r>
-    </w:p>
-    <w:p>
-      <w:pPr>
-        <w:pStyle w:val="CMDOutput"/>
-        <w:rPr>
-          <w:noProof/>
-        </w:rPr>
-      </w:pPr>
-      <w:r>
-        <w:rPr>
-          <w:noProof/>
-        </w:rPr>
-        <w:t xml:space="preserve">  isakmp-profile        Specify isakmp Profile</w:t>
-      </w:r>
-    </w:p>
-    <w:p>
-      <w:pPr>
-        <w:pStyle w:val="CMDOutput"/>
-        <w:rPr>
-          <w:noProof/>
-        </w:rPr>
-      </w:pPr>
-      <w:r>
-        <w:rPr>
-          <w:noProof/>
-        </w:rPr>
-        <w:t xml:space="preserve">  nat                   Set NAT translation</w:t>
-      </w:r>
-    </w:p>
-    <w:p>
-      <w:pPr>
-        <w:pStyle w:val="CMDOutput"/>
-        <w:rPr>
-          <w:noProof/>
-        </w:rPr>
-      </w:pPr>
-      <w:r>
-        <w:rPr>
-          <w:noProof/>
-        </w:rPr>
-        <w:t xml:space="preserve">  peer                  Allowed Encryption/Decryption peer.</w:t>
-      </w:r>
-    </w:p>
-    <w:p>
-      <w:pPr>
-        <w:pStyle w:val="CMDOutput"/>
-      </w:pPr>
-      <w:r>
-        <w:rPr>
-          <w:noProof/>
-        </w:rPr>
-        <w:t xml:space="preserve">  pfs                   Specify pfs settings</w:t>
-      </w:r>
-    </w:p>
-    <w:p>
-      <w:pPr>
-        <w:pStyle w:val="CMDOutput"/>
-      </w:pPr>
-      <w:r>
-        <w:t xml:space="preserve">  reverse-route         Reverse Route Injection.</w:t>
-      </w:r>
-    </w:p>
-    <w:p>
-      <w:pPr>
-        <w:pStyle w:val="CMDOutput"/>
-        <w:rPr>
-          <w:noProof/>
-        </w:rPr>
-      </w:pPr>
-      <w:r>
-        <w:t xml:space="preserve">  </w:t>
-      </w:r>
-      <w:r>
-        <w:rPr>
-          <w:noProof/>
-        </w:rPr>
-        <w:t>security-association  Security association parameters</w:t>
-      </w:r>
-    </w:p>
-    <w:p>
-      <w:pPr>
-        <w:pStyle w:val="CMDOutput"/>
-        <w:rPr>
-          <w:noProof/>
-        </w:rPr>
-      </w:pPr>
-      <w:r>
-        <w:rPr>
-          <w:noProof/>
-        </w:rPr>
-        <w:t xml:space="preserve">  transform-set         Specify list of transform sets in priority order</w:t>
-      </w:r>
-    </w:p>
-    <w:p>
-      <w:pPr>
-        <w:pStyle w:val="SubStepAlpha"/>
-        <w:rPr>
-          <w:noProof/>
-        </w:rPr>
-      </w:pPr>
-      <w:r>
-        <w:rPr>
-          <w:noProof/>
-        </w:rPr>
-        <w:t>Setting a peer IP or hostname is required.</w:t>
-      </w:r>
-      <w:r>
-        <w:t xml:space="preserve"> </w:t>
-      </w:r>
-      <w:r>
-        <w:rPr>
-          <w:noProof/>
-        </w:rPr>
-        <w:t xml:space="preserve">Set it to </w:t>
-      </w:r>
-      <w:r>
-        <w:rPr>
-          <w:rStyle w:val="DnTnobold"/>
-        </w:rPr>
-        <w:t>R3’s</w:t>
-      </w:r>
-      <w:r>
-        <w:rPr>
-          <w:noProof/>
-        </w:rPr>
-        <w:t xml:space="preserve"> remote VPN endpoint interface using the following command.</w:t>
-      </w:r>
-    </w:p>
-    <w:p>
-      <w:pPr>
-        <w:pStyle w:val="CMD"/>
-        <w:rPr>
-          <w:noProof/>
-        </w:rPr>
-      </w:pPr>
-      <w:r>
-        <w:rPr>
-          <w:noProof/>
-        </w:rPr>
-        <w:t xml:space="preserve">R1(config-crypto-map)# </w:t>
-      </w:r>
-      <w:r>
-        <w:rPr>
-          <w:b/>
-          <w:bCs/>
-        </w:rPr>
-        <w:t>set peer 10.2.2.1</w:t>
-      </w:r>
-    </w:p>
-    <w:p>
-      <w:pPr>
-        <w:pStyle w:val="SubStepAlpha"/>
-        <w:rPr>
-          <w:noProof/>
-        </w:rPr>
-      </w:pPr>
-      <w:r>
-        <w:t>U</w:t>
-      </w:r>
-      <w:r>
-        <w:t>s</w:t>
-      </w:r>
-      <w:r>
-        <w:t>e</w:t>
-      </w:r>
-      <w:r>
-        <w:t xml:space="preserve"> the </w:t>
-      </w:r>
-      <w:r>
-        <w:rPr>
-          <w:rStyle w:val="DnTbold"/>
-        </w:rPr>
-        <w:t xml:space="preserve">set transform-set </w:t>
+        <w:t>command</w:t>
+      </w:r>
+      <w:r>
+        <w:t xml:space="preserve"> where </w:t>
       </w:r>
       <w:r>
         <w:rPr>
@@ -6212,10 +5387,7 @@
         <w:t>tag</w:t>
       </w:r>
       <w:r>
-        <w:t xml:space="preserve"> command</w:t>
-      </w:r>
-      <w:r>
-        <w:t xml:space="preserve"> to hard code the transform set to be used with this peer</w:t>
+        <w:t xml:space="preserve"> is a name configured by the administrator</w:t>
       </w:r>
       <w:r>
         <w:t xml:space="preserve">. </w:t>
@@ -6224,19 +5396,1702 @@
         <w:rPr>
           <w:noProof/>
         </w:rPr>
-        <w:t xml:space="preserve">Set the perfect forwarding secrecy type using the </w:t>
+        <w:t xml:space="preserve">Use </w:t>
+      </w:r>
+      <w:r>
+        <w:rPr>
+          <w:b/>
+          <w:bCs/>
+          <w:noProof/>
+        </w:rPr>
+        <w:t>?</w:t>
+      </w:r>
+      <w:r>
+        <w:rPr>
+          <w:noProof/>
+        </w:rPr>
+        <w:t xml:space="preserve"> to see which parameters are available.</w:t>
+      </w:r>
+    </w:p>
+    <w:p>
+      <w:pPr>
+        <w:pStyle w:val="CMD"/>
+        <w:rPr>
+          <w:b/>
+          <w:bCs/>
+        </w:rPr>
+      </w:pPr>
+      <w:r>
+        <w:rPr>
+          <w:noProof/>
+        </w:rPr>
+        <w:t xml:space="preserve">R1(config)# </w:t>
+      </w:r>
+      <w:r>
+        <w:rPr>
+          <w:b/>
+          <w:bCs/>
+        </w:rPr>
+        <w:t xml:space="preserve">crypto </w:t>
+      </w:r>
+      <w:proofErr w:type="spellStart"/>
+      <w:r>
+        <w:rPr>
+          <w:b/>
+          <w:bCs/>
+        </w:rPr>
+        <w:t>ipsec</w:t>
+      </w:r>
+      <w:proofErr w:type="spellEnd"/>
+      <w:r>
+        <w:rPr>
+          <w:b/>
+          <w:bCs/>
+        </w:rPr>
+        <w:t xml:space="preserve"> transform-set </w:t>
+      </w:r>
+      <w:r>
+        <w:rPr>
+          <w:b/>
+          <w:bCs/>
+        </w:rPr>
+        <w:t>R1-R</w:t>
+      </w:r>
+      <w:proofErr w:type="gramStart"/>
+      <w:r>
+        <w:rPr>
+          <w:b/>
+          <w:bCs/>
+        </w:rPr>
+        <w:t>3</w:t>
+      </w:r>
+      <w:r>
+        <w:rPr>
+          <w:b/>
+          <w:bCs/>
+        </w:rPr>
+        <w:t xml:space="preserve"> ?</w:t>
+      </w:r>
+      <w:proofErr w:type="gramEnd"/>
+    </w:p>
+    <w:p>
+      <w:pPr>
+        <w:pStyle w:val="CMDOutput"/>
+        <w:rPr>
+          <w:noProof/>
+        </w:rPr>
+      </w:pPr>
+      <w:r>
+        <w:rPr>
+          <w:noProof/>
+        </w:rPr>
+        <w:t xml:space="preserve">  ah-md5-hmac      AH-HMAC-MD5 transform</w:t>
+      </w:r>
+    </w:p>
+    <w:p>
+      <w:pPr>
+        <w:pStyle w:val="CMDOutput"/>
+        <w:rPr>
+          <w:noProof/>
+        </w:rPr>
+      </w:pPr>
+      <w:r>
+        <w:rPr>
+          <w:noProof/>
+        </w:rPr>
+        <w:t xml:space="preserve">  ah-sha-hmac      AH-HMAC-SHA transform</w:t>
+      </w:r>
+    </w:p>
+    <w:p>
+      <w:pPr>
+        <w:pStyle w:val="CMDOutput"/>
+        <w:rPr>
+          <w:noProof/>
+        </w:rPr>
+      </w:pPr>
+      <w:r>
+        <w:rPr>
+          <w:noProof/>
+        </w:rPr>
+        <w:t xml:space="preserve">  ah-sha256-hmac   AH-HMAC-SHA256 transform</w:t>
+      </w:r>
+    </w:p>
+    <w:p>
+      <w:pPr>
+        <w:pStyle w:val="CMDOutput"/>
+        <w:rPr>
+          <w:noProof/>
+        </w:rPr>
+      </w:pPr>
+      <w:r>
+        <w:rPr>
+          <w:noProof/>
+        </w:rPr>
+        <w:t xml:space="preserve">  ah-sha384-hmac   AH-HMAC-SHA384 transform</w:t>
+      </w:r>
+    </w:p>
+    <w:p>
+      <w:pPr>
+        <w:pStyle w:val="CMDOutput"/>
+        <w:rPr>
+          <w:noProof/>
+        </w:rPr>
+      </w:pPr>
+      <w:r>
+        <w:rPr>
+          <w:noProof/>
+        </w:rPr>
+        <w:t xml:space="preserve">  ah-sha512-hmac   AH-HMAC-SHA512 transform</w:t>
+      </w:r>
+    </w:p>
+    <w:p>
+      <w:pPr>
+        <w:pStyle w:val="CMDOutput"/>
+        <w:rPr>
+          <w:noProof/>
+        </w:rPr>
+      </w:pPr>
+      <w:r>
+        <w:rPr>
+          <w:noProof/>
+        </w:rPr>
+        <w:t xml:space="preserve">  esp-192-aes      ESP transform using AES cipher (192 bits)</w:t>
+      </w:r>
+    </w:p>
+    <w:p>
+      <w:pPr>
+        <w:pStyle w:val="CMDOutput"/>
+        <w:rPr>
+          <w:noProof/>
+        </w:rPr>
+      </w:pPr>
+      <w:r>
+        <w:rPr>
+          <w:noProof/>
+        </w:rPr>
+        <w:t xml:space="preserve">  esp-256-aes      ESP transform using AES cipher (256 bits)</w:t>
+      </w:r>
+    </w:p>
+    <w:p>
+      <w:pPr>
+        <w:pStyle w:val="CMDOutput"/>
+        <w:rPr>
+          <w:noProof/>
+        </w:rPr>
+      </w:pPr>
+      <w:r>
+        <w:rPr>
+          <w:noProof/>
+        </w:rPr>
+        <w:t xml:space="preserve">  esp-3des         ESP transform using 3DES(EDE) cipher (168 bits)</w:t>
+      </w:r>
+    </w:p>
+    <w:p>
+      <w:pPr>
+        <w:pStyle w:val="CMDOutput"/>
+        <w:rPr>
+          <w:noProof/>
+        </w:rPr>
+      </w:pPr>
+      <w:r>
+        <w:rPr>
+          <w:noProof/>
+        </w:rPr>
+        <w:t xml:space="preserve">  esp-aes          ESP transform using AES cipher</w:t>
+      </w:r>
+    </w:p>
+    <w:p>
+      <w:pPr>
+        <w:pStyle w:val="CMDOutput"/>
+        <w:rPr>
+          <w:noProof/>
+        </w:rPr>
+      </w:pPr>
+      <w:r>
+        <w:rPr>
+          <w:noProof/>
+        </w:rPr>
+        <w:t xml:space="preserve">  esp-des          ESP transform using DES cipher (56 bits)</w:t>
+      </w:r>
+    </w:p>
+    <w:p>
+      <w:pPr>
+        <w:pStyle w:val="CMDOutput"/>
+        <w:rPr>
+          <w:noProof/>
+        </w:rPr>
+      </w:pPr>
+      <w:r>
+        <w:rPr>
+          <w:noProof/>
+        </w:rPr>
+        <w:t xml:space="preserve">  esp-gcm          ESP transform using GCM cipher</w:t>
+      </w:r>
+    </w:p>
+    <w:p>
+      <w:pPr>
+        <w:pStyle w:val="CMDOutput"/>
+        <w:rPr>
+          <w:noProof/>
+        </w:rPr>
+      </w:pPr>
+      <w:r>
+        <w:rPr>
+          <w:noProof/>
+        </w:rPr>
+        <w:t xml:space="preserve">  esp-gmac         ESP transform using GMAC cipher</w:t>
+      </w:r>
+    </w:p>
+    <w:p>
+      <w:pPr>
+        <w:pStyle w:val="CMDOutput"/>
+        <w:rPr>
+          <w:noProof/>
+        </w:rPr>
+      </w:pPr>
+      <w:r>
+        <w:rPr>
+          <w:noProof/>
+        </w:rPr>
+        <w:t xml:space="preserve">  esp-md5-hmac     ESP transform using HMAC-MD5 auth</w:t>
+      </w:r>
+    </w:p>
+    <w:p>
+      <w:pPr>
+        <w:pStyle w:val="CMDOutput"/>
+        <w:rPr>
+          <w:noProof/>
+        </w:rPr>
+      </w:pPr>
+      <w:r>
+        <w:rPr>
+          <w:noProof/>
+        </w:rPr>
+        <w:t xml:space="preserve">  esp-null         ESP transform w/o cipher</w:t>
+      </w:r>
+    </w:p>
+    <w:p>
+      <w:pPr>
+        <w:pStyle w:val="CMDOutput"/>
+        <w:rPr>
+          <w:noProof/>
+        </w:rPr>
+      </w:pPr>
+      <w:r>
+        <w:rPr>
+          <w:noProof/>
+        </w:rPr>
+        <w:t xml:space="preserve">  esp-seal         ESP transform using SEAL cipher (160 bits)</w:t>
+      </w:r>
+    </w:p>
+    <w:p>
+      <w:pPr>
+        <w:pStyle w:val="CMDOutput"/>
+        <w:rPr>
+          <w:noProof/>
+        </w:rPr>
+      </w:pPr>
+      <w:r>
+        <w:rPr>
+          <w:noProof/>
+        </w:rPr>
+        <w:t xml:space="preserve">  esp-sha-hmac     ESP transform using HMAC-SHA auth</w:t>
+      </w:r>
+    </w:p>
+    <w:p>
+      <w:pPr>
+        <w:pStyle w:val="CMDOutput"/>
+        <w:rPr>
+          <w:noProof/>
+        </w:rPr>
+      </w:pPr>
+      <w:r>
+        <w:rPr>
+          <w:noProof/>
+        </w:rPr>
+        <w:t xml:space="preserve">  esp-sha256-hmac  ESP transform using HMAC-SHA256 auth</w:t>
+      </w:r>
+    </w:p>
+    <w:p>
+      <w:pPr>
+        <w:pStyle w:val="CMDOutput"/>
+        <w:rPr>
+          <w:noProof/>
+        </w:rPr>
+      </w:pPr>
+      <w:r>
+        <w:rPr>
+          <w:noProof/>
+        </w:rPr>
+        <w:t xml:space="preserve">  esp-sha384-hmac  ESP transform using HMAC-SHA384 auth</w:t>
+      </w:r>
+    </w:p>
+    <w:p>
+      <w:pPr>
+        <w:pStyle w:val="CMDOutput"/>
+        <w:rPr>
+          <w:noProof/>
+        </w:rPr>
+      </w:pPr>
+      <w:r>
+        <w:rPr>
+          <w:noProof/>
+        </w:rPr>
+        <w:t xml:space="preserve">  esp-sha512-hmac  ESP transform using HMAC-SHA512 auth</w:t>
+      </w:r>
+    </w:p>
+    <w:p>
+      <w:pPr>
+        <w:pStyle w:val="CMDOutput"/>
+        <w:rPr>
+          <w:noProof/>
+        </w:rPr>
+      </w:pPr>
+      <w:r>
+        <w:rPr>
+          <w:noProof/>
+        </w:rPr>
+        <w:drawing>
+          <wp:inline distT="0" distB="0" distL="0" distR="0" wp14:anchorId="6F4E8EF3" wp14:editId="7F1D6F5F">
+            <wp:extent cx="6400800" cy="3874135"/>
+            <wp:effectExtent l="0" t="0" r="0" b="0"/>
+            <wp:docPr id="654897409" name="Picture 1"/>
+            <wp:cNvGraphicFramePr>
+              <a:graphicFrameLocks xmlns:a="http://schemas.openxmlformats.org/drawingml/2006/main" noChangeAspect="1"/>
+            </wp:cNvGraphicFramePr>
+            <a:graphic xmlns:a="http://schemas.openxmlformats.org/drawingml/2006/main">
+              <a:graphicData uri="http://schemas.openxmlformats.org/drawingml/2006/picture">
+                <pic:pic xmlns:pic="http://schemas.openxmlformats.org/drawingml/2006/picture">
+                  <pic:nvPicPr>
+                    <pic:cNvPr id="654897409" name=""/>
+                    <pic:cNvPicPr/>
+                  </pic:nvPicPr>
+                  <pic:blipFill>
+                    <a:blip r:embed="rId11"/>
+                    <a:stretch>
+                      <a:fillRect/>
+                    </a:stretch>
+                  </pic:blipFill>
+                  <pic:spPr>
+                    <a:xfrm>
+                      <a:off x="0" y="0"/>
+                      <a:ext cx="6400800" cy="3874135"/>
+                    </a:xfrm>
+                    <a:prstGeom prst="rect">
+                      <a:avLst/>
+                    </a:prstGeom>
+                  </pic:spPr>
+                </pic:pic>
+              </a:graphicData>
+            </a:graphic>
+          </wp:inline>
+        </w:drawing>
+      </w:r>
+    </w:p>
+    <w:p>
+      <w:pPr>
+        <w:pStyle w:val="SubStepAlpha"/>
+      </w:pPr>
+      <w:r>
+        <w:rPr>
+          <w:noProof/>
+        </w:rPr>
+        <w:t xml:space="preserve">On </w:t>
+      </w:r>
+      <w:r>
+        <w:rPr>
+          <w:rStyle w:val="DnTnobold"/>
+        </w:rPr>
+        <w:t>R1</w:t>
+      </w:r>
+      <w:r>
+        <w:rPr>
+          <w:noProof/>
+        </w:rPr>
+        <w:t xml:space="preserve"> and </w:t>
+      </w:r>
+      <w:r>
+        <w:rPr>
+          <w:rStyle w:val="DnTnobold"/>
+        </w:rPr>
+        <w:t>R3</w:t>
+      </w:r>
+      <w:r>
+        <w:rPr>
+          <w:noProof/>
+        </w:rPr>
+        <w:t xml:space="preserve">, create a transform set with tag </w:t>
       </w:r>
       <w:r>
         <w:rPr>
           <w:rStyle w:val="DnTbold"/>
         </w:rPr>
-        <w:t>set pfs</w:t>
-      </w:r>
-      <w:r>
-        <w:rPr>
-          <w:noProof/>
-        </w:rPr>
+        <w:t>R1-R3</w:t>
+      </w:r>
+      <w:r>
+        <w:rPr>
+          <w:noProof/>
+        </w:rPr>
+        <w:t xml:space="preserve"> and use an ESP transf</w:t>
+      </w:r>
+      <w:proofErr w:type="spellStart"/>
+      <w:r>
+        <w:t>orm</w:t>
+      </w:r>
+      <w:proofErr w:type="spellEnd"/>
+      <w:r>
+        <w:t xml:space="preserve"> with an AES 256 cipher with ESP and the SHA hash function. The transform sets must </w:t>
+      </w:r>
+      <w:proofErr w:type="gramStart"/>
+      <w:r>
+        <w:t>match</w:t>
+      </w:r>
+      <w:r>
+        <w:t xml:space="preserve"> on</w:t>
+      </w:r>
+      <w:proofErr w:type="gramEnd"/>
+      <w:r>
+        <w:t xml:space="preserve"> both ends of the VPN</w:t>
+      </w:r>
+      <w:r>
+        <w:t>.</w:t>
+      </w:r>
+    </w:p>
+    <w:p>
+      <w:pPr>
+        <w:pStyle w:val="CMD"/>
+        <w:rPr>
+          <w:noProof/>
+        </w:rPr>
+      </w:pPr>
+      <w:r>
+        <w:rPr>
+          <w:noProof/>
+        </w:rPr>
+        <w:t xml:space="preserve">R1(config)# </w:t>
+      </w:r>
+      <w:r>
+        <w:rPr>
+          <w:b/>
+          <w:bCs/>
+        </w:rPr>
+        <w:t xml:space="preserve">crypto </w:t>
+      </w:r>
+      <w:proofErr w:type="spellStart"/>
+      <w:r>
+        <w:rPr>
+          <w:b/>
+          <w:bCs/>
+        </w:rPr>
+        <w:t>ipsec</w:t>
+      </w:r>
+      <w:proofErr w:type="spellEnd"/>
+      <w:r>
+        <w:rPr>
+          <w:b/>
+          <w:bCs/>
+        </w:rPr>
+        <w:t xml:space="preserve"> transform-set 50 </w:t>
+      </w:r>
+      <w:proofErr w:type="spellStart"/>
+      <w:r>
+        <w:rPr>
+          <w:b/>
+          <w:bCs/>
+        </w:rPr>
+        <w:t>esp-aes</w:t>
+      </w:r>
+      <w:proofErr w:type="spellEnd"/>
+      <w:r>
+        <w:rPr>
+          <w:b/>
+          <w:bCs/>
+        </w:rPr>
+        <w:t xml:space="preserve"> 256 </w:t>
+      </w:r>
+      <w:proofErr w:type="spellStart"/>
+      <w:r>
+        <w:rPr>
+          <w:b/>
+          <w:bCs/>
+        </w:rPr>
+        <w:t>esp</w:t>
+      </w:r>
+      <w:proofErr w:type="spellEnd"/>
+      <w:r>
+        <w:rPr>
+          <w:b/>
+          <w:bCs/>
+        </w:rPr>
+        <w:t>-sha-</w:t>
+      </w:r>
+      <w:proofErr w:type="spellStart"/>
+      <w:r>
+        <w:rPr>
+          <w:b/>
+          <w:bCs/>
+        </w:rPr>
+        <w:t>hmac</w:t>
+      </w:r>
+      <w:proofErr w:type="spellEnd"/>
+    </w:p>
+    <w:p>
+      <w:pPr>
+        <w:pStyle w:val="CMD"/>
+        <w:rPr>
+          <w:noProof/>
+          <w:lang w:val="pt-BR"/>
+        </w:rPr>
+      </w:pPr>
+      <w:r>
+        <w:rPr>
+          <w:noProof/>
+          <w:lang w:val="pt-BR"/>
+        </w:rPr>
+        <w:t xml:space="preserve">R1(cfg-crypto-trans)# </w:t>
+      </w:r>
+      <w:r>
+        <w:rPr>
+          <w:b/>
+          <w:bCs/>
+        </w:rPr>
+        <w:t>exit</w:t>
+      </w:r>
+    </w:p>
+    <w:p>
+      <w:pPr>
+        <w:pStyle w:val="CMD"/>
+        <w:rPr>
+          <w:noProof/>
+          <w:lang w:val="pt-BR"/>
+        </w:rPr>
+      </w:pPr>
+    </w:p>
+    <w:p>
+      <w:pPr>
+        <w:pStyle w:val="CMD"/>
+        <w:rPr>
+          <w:noProof/>
+          <w:lang w:val="pt-BR"/>
+        </w:rPr>
+      </w:pPr>
+      <w:r>
+        <w:rPr>
+          <w:noProof/>
+          <w:lang w:val="pt-BR"/>
+        </w:rPr>
+        <w:t xml:space="preserve">R3(config)# </w:t>
+      </w:r>
+      <w:r>
+        <w:rPr>
+          <w:b/>
+          <w:bCs/>
+        </w:rPr>
+        <w:t xml:space="preserve">crypto </w:t>
+      </w:r>
+      <w:proofErr w:type="spellStart"/>
+      <w:r>
+        <w:rPr>
+          <w:b/>
+          <w:bCs/>
+        </w:rPr>
+        <w:t>ipsec</w:t>
+      </w:r>
+      <w:proofErr w:type="spellEnd"/>
+      <w:r>
+        <w:rPr>
+          <w:b/>
+          <w:bCs/>
+        </w:rPr>
+        <w:t xml:space="preserve"> transform-set 50 </w:t>
+      </w:r>
+      <w:proofErr w:type="spellStart"/>
+      <w:r>
+        <w:rPr>
+          <w:b/>
+          <w:bCs/>
+        </w:rPr>
+        <w:t>esp-aes</w:t>
+      </w:r>
+      <w:proofErr w:type="spellEnd"/>
+      <w:r>
+        <w:rPr>
+          <w:b/>
+          <w:bCs/>
+        </w:rPr>
+        <w:t xml:space="preserve"> 256 </w:t>
+      </w:r>
+      <w:proofErr w:type="spellStart"/>
+      <w:r>
+        <w:rPr>
+          <w:b/>
+          <w:bCs/>
+        </w:rPr>
+        <w:t>esp</w:t>
+      </w:r>
+      <w:proofErr w:type="spellEnd"/>
+      <w:r>
+        <w:rPr>
+          <w:b/>
+          <w:bCs/>
+        </w:rPr>
+        <w:t>-sha-</w:t>
+      </w:r>
+      <w:proofErr w:type="spellStart"/>
+      <w:r>
+        <w:rPr>
+          <w:b/>
+          <w:bCs/>
+        </w:rPr>
+        <w:t>hmac</w:t>
+      </w:r>
+      <w:proofErr w:type="spellEnd"/>
+    </w:p>
+    <w:p>
+      <w:pPr>
+        <w:pStyle w:val="CMD"/>
+        <w:rPr>
+          <w:noProof/>
+          <w:lang w:val="pt-BR"/>
+        </w:rPr>
+      </w:pPr>
+      <w:r>
+        <w:rPr>
+          <w:noProof/>
+          <w:lang w:val="pt-BR"/>
+        </w:rPr>
+        <w:t xml:space="preserve">R3(cfg-crypto-trans)# </w:t>
+      </w:r>
+      <w:r>
+        <w:rPr>
+          <w:b/>
+          <w:bCs/>
+        </w:rPr>
+        <w:t>exit</w:t>
+      </w:r>
+    </w:p>
+    <w:p>
+      <w:pPr>
+        <w:pStyle w:val="BodyTextL50"/>
+        <w:rPr>
+          <w:noProof/>
+        </w:rPr>
+      </w:pPr>
+      <w:r>
+        <w:rPr>
+          <w:noProof/>
+        </w:rPr>
+        <w:t>What is the function of the IPsec transform set?</w:t>
+      </w:r>
+    </w:p>
+    <w:p>
+      <w:pPr>
+        <w:pStyle w:val="AnswerLineL50"/>
+        <w:rPr>
+          <w:noProof/>
+          <w:color w:val="EE0000"/>
+        </w:rPr>
+      </w:pPr>
+      <w:r>
+        <w:rPr>
+          <w:noProof/>
+          <w:color w:val="EE0000"/>
+        </w:rPr>
+        <w:t>The IPsec transform set defines the specific combinations of encryption, authentication, and integrity algorithms applied to data packets transitioning through the tunnel</w:t>
+      </w:r>
+      <w:r>
+        <w:rPr>
+          <w:noProof/>
+          <w:color w:val="EE0000"/>
+        </w:rPr>
+        <w:t>.</w:t>
+      </w:r>
+    </w:p>
+    <w:p>
+      <w:pPr>
+        <w:pStyle w:val="SubStepAlpha"/>
+        <w:rPr>
+          <w:noProof/>
+        </w:rPr>
+      </w:pPr>
+      <w:r>
+        <w:rPr>
+          <w:noProof/>
+        </w:rPr>
+        <w:t xml:space="preserve">You can also change the IPsec security association lifetime from the default of 3600 seconds. On </w:t>
+      </w:r>
+      <w:r>
+        <w:rPr>
+          <w:rStyle w:val="DnTnobold"/>
+        </w:rPr>
+        <w:t>R1</w:t>
+      </w:r>
+      <w:r>
+        <w:rPr>
+          <w:noProof/>
+        </w:rPr>
+        <w:t xml:space="preserve"> and </w:t>
+      </w:r>
+      <w:r>
+        <w:rPr>
+          <w:rStyle w:val="DnTnobold"/>
+        </w:rPr>
+        <w:t>R3</w:t>
+      </w:r>
+      <w:r>
+        <w:rPr>
+          <w:noProof/>
+        </w:rPr>
+        <w:t>, set the IPsec security association lifetime to 30 minutes, or 1800 seconds.</w:t>
+      </w:r>
+    </w:p>
+    <w:p>
+      <w:pPr>
+        <w:pStyle w:val="CMD"/>
+        <w:rPr>
+          <w:noProof/>
+        </w:rPr>
+      </w:pPr>
+      <w:r>
+        <w:rPr>
+          <w:noProof/>
+        </w:rPr>
+        <w:t xml:space="preserve">R1(config)# </w:t>
+      </w:r>
+      <w:r>
+        <w:rPr>
+          <w:b/>
+          <w:bCs/>
+        </w:rPr>
+        <w:t xml:space="preserve">crypto </w:t>
+      </w:r>
+      <w:proofErr w:type="spellStart"/>
+      <w:r>
+        <w:rPr>
+          <w:b/>
+          <w:bCs/>
+        </w:rPr>
+        <w:t>ipsec</w:t>
+      </w:r>
+      <w:proofErr w:type="spellEnd"/>
+      <w:r>
+        <w:rPr>
+          <w:b/>
+          <w:bCs/>
+        </w:rPr>
+        <w:t xml:space="preserve"> security-association lifetime seconds 1800</w:t>
+      </w:r>
+    </w:p>
+    <w:p>
+      <w:pPr>
+        <w:pStyle w:val="CMD"/>
+        <w:rPr>
+          <w:noProof/>
+        </w:rPr>
+      </w:pPr>
+    </w:p>
+    <w:p>
+      <w:pPr>
+        <w:pStyle w:val="CMD"/>
+        <w:rPr>
+          <w:noProof/>
+        </w:rPr>
+      </w:pPr>
+      <w:r>
+        <w:rPr>
+          <w:noProof/>
+        </w:rPr>
+        <w:t xml:space="preserve">R3(config)# </w:t>
+      </w:r>
+      <w:r>
+        <w:rPr>
+          <w:b/>
+          <w:bCs/>
+        </w:rPr>
+        <w:t xml:space="preserve">crypto </w:t>
+      </w:r>
+      <w:proofErr w:type="spellStart"/>
+      <w:r>
+        <w:rPr>
+          <w:b/>
+          <w:bCs/>
+        </w:rPr>
+        <w:t>ipsec</w:t>
+      </w:r>
+      <w:proofErr w:type="spellEnd"/>
+      <w:r>
+        <w:rPr>
+          <w:b/>
+          <w:bCs/>
+        </w:rPr>
+        <w:t xml:space="preserve"> security-association lifetime seconds 1800</w:t>
+      </w:r>
+    </w:p>
+    <w:p>
+      <w:pPr>
+        <w:pStyle w:val="Heading3"/>
+        <w:rPr>
+          <w:noProof/>
+        </w:rPr>
+      </w:pPr>
+      <w:r>
+        <w:rPr>
+          <w:noProof/>
+        </w:rPr>
+        <w:t>Define interesting traffic.</w:t>
+      </w:r>
+    </w:p>
+    <w:p>
+      <w:pPr>
+        <w:pStyle w:val="BodyTextL25"/>
+        <w:rPr>
+          <w:noProof/>
+        </w:rPr>
+      </w:pPr>
+      <w:r>
+        <w:rPr>
+          <w:noProof/>
+        </w:rPr>
+        <w:t>To make use of the IPsec encryption with the VPN, it is necessary to define</w:t>
+      </w:r>
+      <w:r>
         <w:t xml:space="preserve"> </w:t>
+      </w:r>
+      <w:r>
+        <w:rPr>
+          <w:noProof/>
+        </w:rPr>
+        <w:t>extended access lists</w:t>
+      </w:r>
+      <w:r>
+        <w:t xml:space="preserve"> to tell the </w:t>
+      </w:r>
+      <w:r>
+        <w:rPr>
+          <w:noProof/>
+        </w:rPr>
+        <w:t xml:space="preserve">router which traffic to encrypt. A packet that is permitted by an access list used for defining IPsec traffic is encrypted if the IPsec session is configured correctly. A packet that is denied by </w:t>
+      </w:r>
+      <w:r>
+        <w:rPr>
+          <w:noProof/>
+        </w:rPr>
+        <w:t>the IPsec</w:t>
+      </w:r>
+      <w:r>
+        <w:rPr>
+          <w:noProof/>
+        </w:rPr>
+        <w:t xml:space="preserve"> access list is not dropped</w:t>
+      </w:r>
+      <w:r>
+        <w:t>. I</w:t>
+      </w:r>
+      <w:r>
+        <w:t>t is</w:t>
+      </w:r>
+      <w:r>
+        <w:t xml:space="preserve"> </w:t>
+      </w:r>
+      <w:r>
+        <w:rPr>
+          <w:noProof/>
+        </w:rPr>
+        <w:t>sent unencrypted. Also, like any other access list, there is an implicit deny at the end, which means the default action is to not encrypt traffic. If there is no IPsec security association correctly configured, no traffic is encrypted and traffic is forwarded unencrypted.</w:t>
+      </w:r>
+    </w:p>
+    <w:p>
+      <w:pPr>
+        <w:pStyle w:val="BodyTextL25"/>
+        <w:rPr>
+          <w:noProof/>
+        </w:rPr>
+      </w:pPr>
+      <w:r>
+        <w:rPr>
+          <w:noProof/>
+        </w:rPr>
+        <w:t>In this scenario,</w:t>
+      </w:r>
+      <w:r>
+        <w:t xml:space="preserve"> </w:t>
+      </w:r>
+      <w:r>
+        <w:t xml:space="preserve">from the perspective of </w:t>
+      </w:r>
+      <w:r>
+        <w:rPr>
+          <w:rStyle w:val="DnTnobold"/>
+        </w:rPr>
+        <w:t>R1</w:t>
+      </w:r>
+      <w:r>
+        <w:t xml:space="preserve">, </w:t>
+      </w:r>
+      <w:r>
+        <w:rPr>
+          <w:noProof/>
+        </w:rPr>
+        <w:t xml:space="preserve">the traffic you want to encrypt is traffic going from </w:t>
+      </w:r>
+      <w:r>
+        <w:rPr>
+          <w:rStyle w:val="DnTnobold"/>
+        </w:rPr>
+        <w:t>R1’s</w:t>
+      </w:r>
+      <w:r>
+        <w:rPr>
+          <w:noProof/>
+        </w:rPr>
+        <w:t xml:space="preserve"> Ethernet LAN to </w:t>
+      </w:r>
+      <w:r>
+        <w:rPr>
+          <w:rStyle w:val="DnTnobold"/>
+        </w:rPr>
+        <w:t>R3’s</w:t>
+      </w:r>
+      <w:r>
+        <w:rPr>
+          <w:noProof/>
+        </w:rPr>
+        <w:t xml:space="preserve"> Ethernet LAN or vice versa</w:t>
+      </w:r>
+      <w:r>
+        <w:t xml:space="preserve"> from the perspective of </w:t>
+      </w:r>
+      <w:r>
+        <w:rPr>
+          <w:rStyle w:val="DnTnobold"/>
+        </w:rPr>
+        <w:t>R3</w:t>
+      </w:r>
+      <w:r>
+        <w:t xml:space="preserve">. </w:t>
+      </w:r>
+      <w:r>
+        <w:rPr>
+          <w:noProof/>
+        </w:rPr>
+        <w:t>These access lists are used outbound on the VPN endpoint interfaces and must mirror each other.</w:t>
+      </w:r>
+    </w:p>
+    <w:p>
+      <w:pPr>
+        <w:pStyle w:val="SubStepAlpha"/>
+        <w:rPr>
+          <w:noProof/>
+        </w:rPr>
+      </w:pPr>
+      <w:r>
+        <w:rPr>
+          <w:noProof/>
+        </w:rPr>
+        <w:t xml:space="preserve">Configure the IPsec VPN interesting traffic ACL on </w:t>
+      </w:r>
+      <w:r>
+        <w:rPr>
+          <w:rStyle w:val="DnTnobold"/>
+        </w:rPr>
+        <w:t>R1</w:t>
+      </w:r>
+      <w:r>
+        <w:rPr>
+          <w:noProof/>
+        </w:rPr>
+        <w:t>.</w:t>
+      </w:r>
+    </w:p>
+    <w:p>
+      <w:pPr>
+        <w:pStyle w:val="CMD"/>
+        <w:rPr>
+          <w:noProof/>
+        </w:rPr>
+      </w:pPr>
+      <w:r>
+        <w:rPr>
+          <w:noProof/>
+        </w:rPr>
+        <w:t xml:space="preserve">R1(config)# </w:t>
+      </w:r>
+      <w:r>
+        <w:rPr>
+          <w:b/>
+          <w:bCs/>
+        </w:rPr>
+        <w:t xml:space="preserve">access-list 101 permit </w:t>
+      </w:r>
+      <w:proofErr w:type="spellStart"/>
+      <w:r>
+        <w:rPr>
+          <w:b/>
+          <w:bCs/>
+        </w:rPr>
+        <w:t>ip</w:t>
+      </w:r>
+      <w:proofErr w:type="spellEnd"/>
+      <w:r>
+        <w:rPr>
+          <w:b/>
+          <w:bCs/>
+        </w:rPr>
+        <w:t xml:space="preserve"> 192.168.1.0 0.0.0.255 192.168.3.0 0.0.0.255</w:t>
+      </w:r>
+    </w:p>
+    <w:p>
+      <w:pPr>
+        <w:pStyle w:val="SubStepAlpha"/>
+        <w:rPr>
+          <w:noProof/>
+        </w:rPr>
+      </w:pPr>
+      <w:r>
+        <w:rPr>
+          <w:noProof/>
+        </w:rPr>
+        <w:t>Configure the IPsec VPN interes</w:t>
+      </w:r>
+      <w:r>
+        <w:t>tin</w:t>
+      </w:r>
+      <w:r>
+        <w:rPr>
+          <w:noProof/>
+        </w:rPr>
+        <w:t xml:space="preserve">g traffic ACL on </w:t>
+      </w:r>
+      <w:r>
+        <w:rPr>
+          <w:rStyle w:val="DnTnobold"/>
+        </w:rPr>
+        <w:t>R3</w:t>
+      </w:r>
+      <w:r>
+        <w:rPr>
+          <w:noProof/>
+        </w:rPr>
+        <w:t>.</w:t>
+      </w:r>
+    </w:p>
+    <w:p>
+      <w:pPr>
+        <w:pStyle w:val="CMD"/>
+        <w:rPr>
+          <w:noProof/>
+        </w:rPr>
+      </w:pPr>
+      <w:r>
+        <w:rPr>
+          <w:noProof/>
+        </w:rPr>
+        <w:t xml:space="preserve">R3(config)# </w:t>
+      </w:r>
+      <w:r>
+        <w:rPr>
+          <w:b/>
+          <w:bCs/>
+        </w:rPr>
+        <w:t xml:space="preserve">access-list 101 permit </w:t>
+      </w:r>
+      <w:proofErr w:type="spellStart"/>
+      <w:r>
+        <w:rPr>
+          <w:b/>
+          <w:bCs/>
+        </w:rPr>
+        <w:t>ip</w:t>
+      </w:r>
+      <w:proofErr w:type="spellEnd"/>
+      <w:r>
+        <w:rPr>
+          <w:b/>
+          <w:bCs/>
+        </w:rPr>
+        <w:t xml:space="preserve"> 192.168.3.0 0.0.0.255 192.168.1.0 0.0.0.255</w:t>
+      </w:r>
+    </w:p>
+    <w:p>
+      <w:pPr>
+        <w:pStyle w:val="Heading4"/>
+        <w:rPr>
+          <w:noProof/>
+        </w:rPr>
+      </w:pPr>
+      <w:r>
+        <w:rPr>
+          <w:noProof/>
+        </w:rPr>
+        <w:t>Question:</w:t>
+      </w:r>
+    </w:p>
+    <w:p>
+      <w:pPr>
+        <w:pStyle w:val="BodyTextL50"/>
+        <w:spacing w:before="0"/>
+        <w:rPr>
+          <w:noProof/>
+        </w:rPr>
+      </w:pPr>
+      <w:r>
+        <w:rPr>
+          <w:noProof/>
+        </w:rPr>
+        <w:t>Does IPsec evaluate whether the access lists are mirrored as a requirement to negotiate its security association?</w:t>
+      </w:r>
+    </w:p>
+    <w:p>
+      <w:pPr>
+        <w:pStyle w:val="AnswerLineL50"/>
+        <w:rPr>
+          <w:noProof/>
+          <w:color w:val="EE0000"/>
+        </w:rPr>
+      </w:pPr>
+      <w:r>
+        <w:rPr>
+          <w:noProof/>
+          <w:color w:val="EE0000"/>
+        </w:rPr>
+        <w:t xml:space="preserve">Yes, </w:t>
+      </w:r>
+      <w:r>
+        <w:rPr>
+          <w:noProof/>
+          <w:color w:val="EE0000"/>
+        </w:rPr>
+        <w:t>IPsec requires perfectly mirrored access lists to establish a Security Association (SA). If the 'interesting traffic' definitions on both peers do not match symmetrically, the tunnel will fail to form</w:t>
+      </w:r>
+    </w:p>
+    <w:p>
+      <w:pPr>
+        <w:pStyle w:val="Heading3"/>
+        <w:rPr>
+          <w:noProof/>
+        </w:rPr>
+      </w:pPr>
+      <w:r>
+        <w:rPr>
+          <w:noProof/>
+        </w:rPr>
+        <w:t>Create and apply a crypto map.</w:t>
+      </w:r>
+    </w:p>
+    <w:p>
+      <w:pPr>
+        <w:pStyle w:val="BodyTextL25"/>
+        <w:rPr>
+          <w:noProof/>
+        </w:rPr>
+      </w:pPr>
+      <w:r>
+        <w:rPr>
+          <w:noProof/>
+        </w:rPr>
+        <w:t>A crypto map associates traffic that matches an access list to a peer and various IKE and IPsec settings. After the crypto map is created, it can be applied to one or more interfaces. The interfaces that it is applied to should be the ones facing the IPsec peer.</w:t>
+      </w:r>
+    </w:p>
+    <w:p>
+      <w:pPr>
+        <w:pStyle w:val="BodyTextL25"/>
+        <w:rPr>
+          <w:noProof/>
+        </w:rPr>
+      </w:pPr>
+      <w:r>
+        <w:rPr>
+          <w:noProof/>
+        </w:rPr>
+        <w:t>To create a crypto map, use</w:t>
+      </w:r>
+      <w:r>
+        <w:t xml:space="preserve"> </w:t>
+      </w:r>
+      <w:r>
+        <w:rPr>
+          <w:rStyle w:val="DnTbold"/>
+        </w:rPr>
+        <w:t>crypto map &lt;name&gt; &lt;sequence-num&gt; &lt;type&gt;</w:t>
+      </w:r>
+      <w:r>
+        <w:t xml:space="preserve"> </w:t>
+      </w:r>
+      <w:r>
+        <w:t xml:space="preserve">command in </w:t>
+      </w:r>
+      <w:r>
+        <w:t xml:space="preserve">global configuration </w:t>
+      </w:r>
+      <w:r>
+        <w:t>mode</w:t>
+      </w:r>
+      <w:r>
+        <w:t xml:space="preserve"> to enter crypto map configuration mode for that sequence number. Multiple crypto map statements can belong to the same crypto map and are evaluated in ascending numerical order. Enter </w:t>
+      </w:r>
+      <w:r>
+        <w:rPr>
+          <w:noProof/>
+        </w:rPr>
+        <w:t xml:space="preserve">crypto map configuration mode on </w:t>
+      </w:r>
+      <w:r>
+        <w:rPr>
+          <w:rStyle w:val="DnTnobold"/>
+        </w:rPr>
+        <w:t>R1</w:t>
+      </w:r>
+      <w:r>
+        <w:rPr>
+          <w:noProof/>
+        </w:rPr>
+        <w:t>. Use a type of ipsec-isakmp, which means IKE is used to establish IPsec security associations.</w:t>
+      </w:r>
+    </w:p>
+    <w:p>
+      <w:pPr>
+        <w:pStyle w:val="SubStepAlpha"/>
+        <w:rPr>
+          <w:noProof/>
+        </w:rPr>
+      </w:pPr>
+      <w:r>
+        <w:rPr>
+          <w:noProof/>
+        </w:rPr>
+        <w:t xml:space="preserve">Create the crypto map on </w:t>
+      </w:r>
+      <w:r>
+        <w:rPr>
+          <w:rStyle w:val="DnTnobold"/>
+        </w:rPr>
+        <w:t>R1</w:t>
+      </w:r>
+      <w:r>
+        <w:rPr>
+          <w:noProof/>
+        </w:rPr>
+        <w:t xml:space="preserve">, name it </w:t>
+      </w:r>
+      <w:r>
+        <w:rPr>
+          <w:rStyle w:val="DnTbold"/>
+        </w:rPr>
+        <w:t>CMAP</w:t>
+      </w:r>
+      <w:r>
+        <w:rPr>
+          <w:noProof/>
+        </w:rPr>
+        <w:t xml:space="preserve">, and use </w:t>
+      </w:r>
+      <w:r>
+        <w:rPr>
+          <w:b/>
+        </w:rPr>
+        <w:t>10</w:t>
+      </w:r>
+      <w:r>
+        <w:rPr>
+          <w:noProof/>
+        </w:rPr>
+        <w:t xml:space="preserve"> as the sequence number. A message</w:t>
+      </w:r>
+      <w:r>
+        <w:t xml:space="preserve"> display</w:t>
+      </w:r>
+      <w:r>
+        <w:t>s</w:t>
+      </w:r>
+      <w:r>
+        <w:t xml:space="preserve"> </w:t>
+      </w:r>
+      <w:r>
+        <w:rPr>
+          <w:noProof/>
+        </w:rPr>
+        <w:t>after the command is issued.</w:t>
+      </w:r>
+    </w:p>
+    <w:p>
+      <w:pPr>
+        <w:pStyle w:val="CMD"/>
+        <w:rPr>
+          <w:noProof/>
+        </w:rPr>
+      </w:pPr>
+      <w:r>
+        <w:rPr>
+          <w:noProof/>
+        </w:rPr>
+        <w:t xml:space="preserve">R1(config)# </w:t>
+      </w:r>
+      <w:r>
+        <w:rPr>
+          <w:b/>
+          <w:bCs/>
+        </w:rPr>
+        <w:t xml:space="preserve">crypto map CMAP 10 </w:t>
+      </w:r>
+      <w:proofErr w:type="spellStart"/>
+      <w:r>
+        <w:rPr>
+          <w:b/>
+          <w:bCs/>
+        </w:rPr>
+        <w:t>ipsec-isakmp</w:t>
+      </w:r>
+      <w:proofErr w:type="spellEnd"/>
+    </w:p>
+    <w:p>
+      <w:pPr>
+        <w:pStyle w:val="CMDOutput"/>
+        <w:rPr>
+          <w:noProof/>
+        </w:rPr>
+      </w:pPr>
+      <w:r>
+        <w:rPr>
+          <w:noProof/>
+        </w:rPr>
+        <w:t>% NOTE: This new crypto map will remain disabled until a peer</w:t>
+      </w:r>
+    </w:p>
+    <w:p>
+      <w:pPr>
+        <w:pStyle w:val="CMDOutput"/>
+        <w:rPr>
+          <w:noProof/>
+        </w:rPr>
+      </w:pPr>
+      <w:r>
+        <w:rPr>
+          <w:noProof/>
+        </w:rPr>
+        <w:t xml:space="preserve">        </w:t>
+      </w:r>
+      <w:r>
+        <w:rPr>
+          <w:noProof/>
+        </w:rPr>
+        <w:t>and a valid access list have been configured.</w:t>
+      </w:r>
+    </w:p>
+    <w:p>
+      <w:pPr>
+        <w:pStyle w:val="SubStepAlpha"/>
+        <w:rPr>
+          <w:noProof/>
+        </w:rPr>
+      </w:pPr>
+      <w:r>
+        <w:rPr>
+          <w:noProof/>
+        </w:rPr>
+        <w:t xml:space="preserve">Use the match </w:t>
+      </w:r>
+      <w:r>
+        <w:rPr>
+          <w:rStyle w:val="DnTbold"/>
+        </w:rPr>
+        <w:t>address &lt;access-list&gt;</w:t>
+      </w:r>
+      <w:r>
+        <w:rPr>
+          <w:noProof/>
+        </w:rPr>
+        <w:t xml:space="preserve"> command to specify which access list defines which traffic to encrypt.</w:t>
+      </w:r>
+    </w:p>
+    <w:p>
+      <w:pPr>
+        <w:pStyle w:val="CMD"/>
+        <w:rPr>
+          <w:noProof/>
+        </w:rPr>
+      </w:pPr>
+      <w:r>
+        <w:rPr>
+          <w:noProof/>
+        </w:rPr>
+        <w:t xml:space="preserve">R1(config-crypto-map)# </w:t>
+      </w:r>
+      <w:r>
+        <w:rPr>
+          <w:b/>
+          <w:bCs/>
+        </w:rPr>
+        <w:t>match address 101</w:t>
+      </w:r>
+    </w:p>
+    <w:p>
+      <w:pPr>
+        <w:pStyle w:val="SubStepAlpha"/>
+        <w:rPr>
+          <w:noProof/>
+        </w:rPr>
+      </w:pPr>
+      <w:r>
+        <w:rPr>
+          <w:noProof/>
+        </w:rPr>
+        <w:t>To view the list of possible</w:t>
+      </w:r>
+      <w:r>
+        <w:t xml:space="preserve"> </w:t>
+      </w:r>
+      <w:r>
+        <w:rPr>
+          <w:rStyle w:val="DnTbold"/>
+        </w:rPr>
+        <w:t>set</w:t>
+      </w:r>
+      <w:r>
+        <w:rPr>
+          <w:noProof/>
+        </w:rPr>
+        <w:t xml:space="preserve"> commands that you can do with a crypto map, use the help function.</w:t>
+      </w:r>
+    </w:p>
+    <w:p>
+      <w:pPr>
+        <w:pStyle w:val="CMD"/>
+        <w:rPr>
+          <w:noProof/>
+        </w:rPr>
+      </w:pPr>
+      <w:r>
+        <w:rPr>
+          <w:noProof/>
+        </w:rPr>
+        <w:t xml:space="preserve">R1(config-crypto-map)# </w:t>
+      </w:r>
+      <w:proofErr w:type="gramStart"/>
+      <w:r>
+        <w:rPr>
+          <w:b/>
+          <w:bCs/>
+        </w:rPr>
+        <w:t>set ?</w:t>
+      </w:r>
+      <w:proofErr w:type="gramEnd"/>
+    </w:p>
+    <w:p>
+      <w:pPr>
+        <w:pStyle w:val="CMDOutput"/>
+        <w:rPr>
+          <w:noProof/>
+        </w:rPr>
+      </w:pPr>
+      <w:r>
+        <w:rPr>
+          <w:noProof/>
+        </w:rPr>
+        <w:t xml:space="preserve">  identity              Identity restriction.</w:t>
+      </w:r>
+    </w:p>
+    <w:p>
+      <w:pPr>
+        <w:pStyle w:val="CMDOutput"/>
+        <w:rPr>
+          <w:noProof/>
+        </w:rPr>
+      </w:pPr>
+      <w:r>
+        <w:rPr>
+          <w:noProof/>
+        </w:rPr>
+        <w:t xml:space="preserve">  ip                    Interface Internet Protocol config commands</w:t>
+      </w:r>
+    </w:p>
+    <w:p>
+      <w:pPr>
+        <w:pStyle w:val="CMDOutput"/>
+        <w:rPr>
+          <w:noProof/>
+        </w:rPr>
+      </w:pPr>
+      <w:r>
+        <w:rPr>
+          <w:noProof/>
+        </w:rPr>
+        <w:t xml:space="preserve">  isakmp-profile        Specify isakmp Profile</w:t>
+      </w:r>
+    </w:p>
+    <w:p>
+      <w:pPr>
+        <w:pStyle w:val="CMDOutput"/>
+        <w:rPr>
+          <w:noProof/>
+        </w:rPr>
+      </w:pPr>
+      <w:r>
+        <w:rPr>
+          <w:noProof/>
+        </w:rPr>
+        <w:t xml:space="preserve">  nat                   Set NAT translation</w:t>
+      </w:r>
+    </w:p>
+    <w:p>
+      <w:pPr>
+        <w:pStyle w:val="CMDOutput"/>
+        <w:rPr>
+          <w:noProof/>
+        </w:rPr>
+      </w:pPr>
+      <w:r>
+        <w:rPr>
+          <w:noProof/>
+        </w:rPr>
+        <w:t xml:space="preserve">  peer                  Allowed Encryption/Decryption peer.</w:t>
+      </w:r>
+    </w:p>
+    <w:p>
+      <w:pPr>
+        <w:pStyle w:val="CMDOutput"/>
+      </w:pPr>
+      <w:r>
+        <w:rPr>
+          <w:noProof/>
+        </w:rPr>
+        <w:t xml:space="preserve">  pfs                   Specify pfs settings</w:t>
+      </w:r>
+    </w:p>
+    <w:p>
+      <w:pPr>
+        <w:pStyle w:val="CMDOutput"/>
+      </w:pPr>
+      <w:r>
+        <w:t xml:space="preserve">  reverse-route         Reverse Route Injection.</w:t>
+      </w:r>
+    </w:p>
+    <w:p>
+      <w:pPr>
+        <w:pStyle w:val="CMDOutput"/>
+        <w:rPr>
+          <w:noProof/>
+        </w:rPr>
+      </w:pPr>
+      <w:r>
+        <w:t xml:space="preserve">  </w:t>
+      </w:r>
+      <w:r>
+        <w:rPr>
+          <w:noProof/>
+        </w:rPr>
+        <w:t>security-association  Security association parameters</w:t>
+      </w:r>
+    </w:p>
+    <w:p>
+      <w:pPr>
+        <w:pStyle w:val="CMDOutput"/>
+        <w:rPr>
+          <w:noProof/>
+        </w:rPr>
+      </w:pPr>
+      <w:r>
+        <w:rPr>
+          <w:noProof/>
+        </w:rPr>
+        <w:t xml:space="preserve">  transform-set         Specify list of transform sets in priority order</w:t>
+      </w:r>
+    </w:p>
+    <w:p>
+      <w:pPr>
+        <w:pStyle w:val="SubStepAlpha"/>
+        <w:rPr>
+          <w:noProof/>
+        </w:rPr>
+      </w:pPr>
+      <w:r>
+        <w:rPr>
+          <w:noProof/>
+        </w:rPr>
+        <w:t>Setting a peer IP or hostname is required.</w:t>
+      </w:r>
+      <w:r>
+        <w:t xml:space="preserve"> </w:t>
+      </w:r>
+      <w:r>
+        <w:rPr>
+          <w:noProof/>
+        </w:rPr>
+        <w:t xml:space="preserve">Set it to </w:t>
+      </w:r>
+      <w:r>
+        <w:rPr>
+          <w:rStyle w:val="DnTnobold"/>
+        </w:rPr>
+        <w:t>R3’s</w:t>
+      </w:r>
+      <w:r>
+        <w:rPr>
+          <w:noProof/>
+        </w:rPr>
+        <w:t xml:space="preserve"> remote VPN endpoint interface using the following command.</w:t>
+      </w:r>
+    </w:p>
+    <w:p>
+      <w:pPr>
+        <w:pStyle w:val="CMD"/>
+        <w:rPr>
+          <w:noProof/>
+        </w:rPr>
+      </w:pPr>
+      <w:r>
+        <w:rPr>
+          <w:noProof/>
+        </w:rPr>
+        <w:t xml:space="preserve">R1(config-crypto-map)# </w:t>
+      </w:r>
+      <w:r>
+        <w:rPr>
+          <w:b/>
+          <w:bCs/>
+        </w:rPr>
+        <w:t xml:space="preserve">set </w:t>
+      </w:r>
+      <w:proofErr w:type="gramStart"/>
+      <w:r>
+        <w:rPr>
+          <w:b/>
+          <w:bCs/>
+        </w:rPr>
+        <w:t>peer</w:t>
+      </w:r>
+      <w:proofErr w:type="gramEnd"/>
+      <w:r>
+        <w:rPr>
+          <w:b/>
+          <w:bCs/>
+        </w:rPr>
+        <w:t xml:space="preserve"> 10.2.2.1</w:t>
+      </w:r>
+    </w:p>
+    <w:p>
+      <w:pPr>
+        <w:pStyle w:val="SubStepAlpha"/>
+        <w:rPr>
+          <w:noProof/>
+        </w:rPr>
+      </w:pPr>
+      <w:r>
+        <w:t>U</w:t>
+      </w:r>
+      <w:r>
+        <w:t>s</w:t>
+      </w:r>
+      <w:r>
+        <w:t>e</w:t>
+      </w:r>
+      <w:r>
+        <w:t xml:space="preserve"> the </w:t>
+      </w:r>
+      <w:r>
+        <w:rPr>
+          <w:rStyle w:val="DnTbold"/>
+        </w:rPr>
+        <w:t xml:space="preserve">set transform-set </w:t>
       </w:r>
       <w:r>
         <w:rPr>
@@ -6244,20 +7099,37 @@
           <w:i/>
           <w:iCs/>
         </w:rPr>
-        <w:t>type</w:t>
-      </w:r>
-      <w:r>
-        <w:rPr>
-          <w:noProof/>
-        </w:rPr>
-        <w:t xml:space="preserve"> command, and modify the default IPsec security association life time with the </w:t>
+        <w:t>tag</w:t>
+      </w:r>
+      <w:r>
+        <w:t xml:space="preserve"> command</w:t>
+      </w:r>
+      <w:r>
+        <w:t xml:space="preserve"> to hard code the transform set to be used with this peer</w:t>
+      </w:r>
+      <w:r>
+        <w:t xml:space="preserve">. </w:t>
+      </w:r>
+      <w:r>
+        <w:rPr>
+          <w:noProof/>
+        </w:rPr>
+        <w:t xml:space="preserve">Set the perfect forwarding secrecy type using the </w:t>
       </w:r>
       <w:r>
         <w:rPr>
           <w:rStyle w:val="DnTbold"/>
         </w:rPr>
-        <w:t>set security-association lifetime seconds</w:t>
-      </w:r>
+        <w:t xml:space="preserve">set </w:t>
+      </w:r>
+      <w:proofErr w:type="spellStart"/>
+      <w:r>
+        <w:rPr>
+          <w:rStyle w:val="DnTbold"/>
+        </w:rPr>
+        <w:t>pfs</w:t>
+      </w:r>
+      <w:proofErr w:type="spellEnd"/>
       <w:r>
         <w:rPr>
           <w:noProof/>
@@ -6270,12 +7142,42 @@
           <w:i/>
           <w:iCs/>
         </w:rPr>
-        <w:t>seconds</w:t>
-      </w:r>
-      <w:r>
-        <w:rPr>
+        <w:t>type</w:t>
+      </w:r>
+      <w:r>
+        <w:rPr>
+          <w:noProof/>
+        </w:rPr>
+        <w:t xml:space="preserve"> command, and modify the default IPsec security association life time with the </w:t>
+      </w:r>
+      <w:r>
+        <w:rPr>
+          <w:rStyle w:val="DnTbold"/>
+        </w:rPr>
+        <w:t>set security-association lifetime seconds</w:t>
+      </w:r>
+      <w:r>
+        <w:rPr>
+          <w:noProof/>
+        </w:rPr>
+        <w:t xml:space="preserve"> </w:t>
+      </w:r>
+      <w:proofErr w:type="spellStart"/>
+      <w:proofErr w:type="gramStart"/>
+      <w:r>
+        <w:rPr>
+          <w:rStyle w:val="DnTnobold"/>
           <w:i/>
           <w:iCs/>
+        </w:rPr>
+        <w:t>seconds</w:t>
+      </w:r>
+      <w:proofErr w:type="spellEnd"/>
+      <w:proofErr w:type="gramEnd"/>
+      <w:r>
+        <w:rPr>
+          <w:i/>
+          <w:iCs/>
           <w:noProof/>
         </w:rPr>
         <w:t xml:space="preserve"> </w:t>
@@ -6305,7 +7207,23 @@
           <w:b/>
           <w:bCs/>
         </w:rPr>
-        <w:t>set pfs group</w:t>
+        <w:t xml:space="preserve">set </w:t>
+      </w:r>
+      <w:proofErr w:type="spellStart"/>
+      <w:r>
+        <w:rPr>
+          <w:b/>
+          <w:bCs/>
+        </w:rPr>
+        <w:t>pfs</w:t>
+      </w:r>
+      <w:proofErr w:type="spellEnd"/>
+      <w:r>
+        <w:rPr>
+          <w:b/>
+          <w:bCs/>
+        </w:rPr>
+        <w:t xml:space="preserve"> group</w:t>
       </w:r>
       <w:r>
         <w:rPr>
@@ -6431,8 +7349,17 @@
           <w:b/>
           <w:bCs/>
         </w:rPr>
-        <w:t>crypto map CMAP 10 ipsec-isakmp</w:t>
-      </w:r>
+        <w:t xml:space="preserve">crypto map CMAP 10 </w:t>
+      </w:r>
+      <w:proofErr w:type="spellStart"/>
+      <w:r>
+        <w:rPr>
+          <w:b/>
+          <w:bCs/>
+        </w:rPr>
+        <w:t>ipsec-isakmp</w:t>
+      </w:r>
+      <w:proofErr w:type="spellEnd"/>
     </w:p>
     <w:p>
       <w:pPr>
@@ -6466,7 +7393,6 @@
         <w:rPr>
           <w:noProof/>
         </w:rPr>
-        <w:lastRenderedPageBreak/>
         <w:t xml:space="preserve">R3(config-crypto-map)# </w:t>
       </w:r>
       <w:r>
@@ -6474,7 +7400,23 @@
           <w:b/>
           <w:bCs/>
         </w:rPr>
-        <w:t>set peer 10.1.1.1</w:t>
+        <w:t xml:space="preserve">set </w:t>
+      </w:r>
+      <w:proofErr w:type="gramStart"/>
+      <w:r>
+        <w:rPr>
+          <w:b/>
+          <w:bCs/>
+        </w:rPr>
+        <w:t>peer</w:t>
+      </w:r>
+      <w:proofErr w:type="gramEnd"/>
+      <w:r>
+        <w:rPr>
+          <w:b/>
+          <w:bCs/>
+        </w:rPr>
+        <w:t xml:space="preserve"> 10.1.1.1</w:t>
       </w:r>
     </w:p>
     <w:p>
@@ -6495,7 +7437,23 @@
           <w:b/>
           <w:bCs/>
         </w:rPr>
-        <w:t>set pfs group</w:t>
+        <w:t xml:space="preserve">set </w:t>
+      </w:r>
+      <w:proofErr w:type="spellStart"/>
+      <w:r>
+        <w:rPr>
+          <w:b/>
+          <w:bCs/>
+        </w:rPr>
+        <w:t>pfs</w:t>
+      </w:r>
+      <w:proofErr w:type="spellEnd"/>
+      <w:r>
+        <w:rPr>
+          <w:b/>
+          <w:bCs/>
+        </w:rPr>
+        <w:t xml:space="preserve"> group</w:t>
       </w:r>
       <w:r>
         <w:rPr>
@@ -6538,7 +7496,15 @@
         <w:pStyle w:val="CMD"/>
       </w:pPr>
       <w:r>
-        <w:t xml:space="preserve">R3(config-crypto-map)# </w:t>
+        <w:t>R3(config-crypto-</w:t>
+      </w:r>
+      <w:proofErr w:type="gramStart"/>
+      <w:r>
+        <w:t>map)#</w:t>
+      </w:r>
+      <w:proofErr w:type="gramEnd"/>
+      <w:r>
+        <w:t xml:space="preserve"> </w:t>
       </w:r>
       <w:r>
         <w:rPr>
@@ -6557,7 +7523,15 @@
         </w:rPr>
       </w:pPr>
       <w:r>
-        <w:t xml:space="preserve">R3(config-crypto-map)# </w:t>
+        <w:t>R3(config-crypto-</w:t>
+      </w:r>
+      <w:proofErr w:type="gramStart"/>
+      <w:r>
+        <w:t>map)#</w:t>
+      </w:r>
+      <w:proofErr w:type="gramEnd"/>
+      <w:r>
+        <w:t xml:space="preserve"> </w:t>
       </w:r>
       <w:r>
         <w:rPr>
@@ -6614,11 +7588,16 @@
         </w:rPr>
         <w:t>Note</w:t>
       </w:r>
+      <w:proofErr w:type="gramStart"/>
       <w:r>
         <w:t xml:space="preserve">: </w:t>
       </w:r>
       <w:r>
-        <w:t>. The router generate</w:t>
+        <w:t>.</w:t>
+      </w:r>
+      <w:proofErr w:type="gramEnd"/>
+      <w:r>
+        <w:t xml:space="preserve"> The router generate</w:t>
       </w:r>
       <w:r>
         <w:t>s</w:t>
@@ -6691,7 +7670,15 @@
         <w:pStyle w:val="CMD"/>
       </w:pPr>
       <w:r>
-        <w:t xml:space="preserve">R1(config-if)# </w:t>
+        <w:t>R1(config-</w:t>
+      </w:r>
+      <w:proofErr w:type="gramStart"/>
+      <w:r>
+        <w:t>if)#</w:t>
+      </w:r>
+      <w:proofErr w:type="gramEnd"/>
+      <w:r>
+        <w:t xml:space="preserve"> </w:t>
       </w:r>
       <w:r>
         <w:rPr>
@@ -6740,7 +7727,15 @@
         <w:pStyle w:val="CMD"/>
       </w:pPr>
       <w:r>
-        <w:t xml:space="preserve">R3(config)# </w:t>
+        <w:t>R3(</w:t>
+      </w:r>
+      <w:proofErr w:type="gramStart"/>
+      <w:r>
+        <w:t>config)#</w:t>
+      </w:r>
+      <w:proofErr w:type="gramEnd"/>
+      <w:r>
+        <w:t xml:space="preserve"> </w:t>
       </w:r>
       <w:r>
         <w:rPr>
@@ -6769,7 +7764,15 @@
         <w:pStyle w:val="CMD"/>
       </w:pPr>
       <w:r>
-        <w:t xml:space="preserve">R3(config-if)# </w:t>
+        <w:t>R3(config-</w:t>
+      </w:r>
+      <w:proofErr w:type="gramStart"/>
+      <w:r>
+        <w:t>if)#</w:t>
+      </w:r>
+      <w:proofErr w:type="gramEnd"/>
+      <w:r>
+        <w:t xml:space="preserve"> </w:t>
       </w:r>
       <w:r>
         <w:rPr>
@@ -6906,7 +7909,21 @@
         <w:rPr>
           <w:rStyle w:val="DnTbold"/>
         </w:rPr>
-        <w:t>show crypto isakmp policy</w:t>
+        <w:t xml:space="preserve">show crypto </w:t>
+      </w:r>
+      <w:proofErr w:type="spellStart"/>
+      <w:r>
+        <w:rPr>
+          <w:rStyle w:val="DnTbold"/>
+        </w:rPr>
+        <w:t>isakmp</w:t>
+      </w:r>
+      <w:proofErr w:type="spellEnd"/>
+      <w:r>
+        <w:rPr>
+          <w:rStyle w:val="DnTbold"/>
+        </w:rPr>
+        <w:t xml:space="preserve"> policy</w:t>
       </w:r>
       <w:r>
         <w:rPr>
@@ -6933,7 +7950,21 @@
         <w:rPr>
           <w:rStyle w:val="DnTbold"/>
         </w:rPr>
-        <w:t>show crypto ipsec transform-set</w:t>
+        <w:t xml:space="preserve">show crypto </w:t>
+      </w:r>
+      <w:proofErr w:type="spellStart"/>
+      <w:r>
+        <w:rPr>
+          <w:rStyle w:val="DnTbold"/>
+        </w:rPr>
+        <w:t>ipsec</w:t>
+      </w:r>
+      <w:proofErr w:type="spellEnd"/>
+      <w:r>
+        <w:rPr>
+          <w:rStyle w:val="DnTbold"/>
+        </w:rPr>
+        <w:t xml:space="preserve"> transform-set</w:t>
       </w:r>
       <w:r>
         <w:rPr>
@@ -6960,7 +7991,23 @@
           <w:b/>
           <w:bCs/>
         </w:rPr>
-        <w:t>show crypto ipsec transform-set</w:t>
+        <w:t xml:space="preserve">show crypto </w:t>
+      </w:r>
+      <w:proofErr w:type="spellStart"/>
+      <w:r>
+        <w:rPr>
+          <w:b/>
+          <w:bCs/>
+        </w:rPr>
+        <w:t>ipsec</w:t>
+      </w:r>
+      <w:proofErr w:type="spellEnd"/>
+      <w:r>
+        <w:rPr>
+          <w:b/>
+          <w:bCs/>
+        </w:rPr>
+        <w:t xml:space="preserve"> transform-set</w:t>
       </w:r>
     </w:p>
     <w:p>
@@ -7195,12 +8242,62 @@
           <w:sz w:val="18"/>
         </w:rPr>
       </w:pPr>
+      <w:r>
+        <w:rPr>
+          <w:noProof/>
+          <w:sz w:val="18"/>
+        </w:rPr>
+        <w:drawing>
+          <wp:inline distT="0" distB="0" distL="0" distR="0" wp14:anchorId="1B333CAA" wp14:editId="17AAFC4F">
+            <wp:extent cx="4525006" cy="1219370"/>
+            <wp:effectExtent l="0" t="0" r="9525" b="0"/>
+            <wp:docPr id="556303381" name="Picture 1"/>
+            <wp:cNvGraphicFramePr>
+              <a:graphicFrameLocks xmlns:a="http://schemas.openxmlformats.org/drawingml/2006/main" noChangeAspect="1"/>
+            </wp:cNvGraphicFramePr>
+            <a:graphic xmlns:a="http://schemas.openxmlformats.org/drawingml/2006/main">
+              <a:graphicData uri="http://schemas.openxmlformats.org/drawingml/2006/picture">
+                <pic:pic xmlns:pic="http://schemas.openxmlformats.org/drawingml/2006/picture">
+                  <pic:nvPicPr>
+                    <pic:cNvPr id="556303381" name=""/>
+                    <pic:cNvPicPr/>
+                  </pic:nvPicPr>
+                  <pic:blipFill>
+                    <a:blip r:embed="rId12"/>
+                    <a:stretch>
+                      <a:fillRect/>
+                    </a:stretch>
+                  </pic:blipFill>
+                  <pic:spPr>
+                    <a:xfrm>
+                      <a:off x="0" y="0"/>
+                      <a:ext cx="4525006" cy="1219370"/>
+                    </a:xfrm>
+                    <a:prstGeom prst="rect">
+                      <a:avLst/>
+                    </a:prstGeom>
+                  </pic:spPr>
+                </pic:pic>
+              </a:graphicData>
+            </a:graphic>
+          </wp:inline>
+        </w:drawing>
+      </w:r>
     </w:p>
     <w:p>
       <w:pPr>
         <w:pStyle w:val="CMD"/>
         <w:rPr>
           <w:noProof/>
+          <w:sz w:val="18"/>
+        </w:rPr>
+      </w:pPr>
+    </w:p>
+    <w:p>
+      <w:pPr>
+        <w:pStyle w:val="CMD"/>
+        <w:rPr>
+          <w:noProof/>
         </w:rPr>
       </w:pPr>
       <w:r>
@@ -7214,7 +8311,23 @@
           <w:b/>
           <w:bCs/>
         </w:rPr>
-        <w:t>show crypto ipsec transform-set</w:t>
+        <w:t xml:space="preserve">show crypto </w:t>
+      </w:r>
+      <w:proofErr w:type="spellStart"/>
+      <w:r>
+        <w:rPr>
+          <w:b/>
+          <w:bCs/>
+        </w:rPr>
+        <w:t>ipsec</w:t>
+      </w:r>
+      <w:proofErr w:type="spellEnd"/>
+      <w:r>
+        <w:rPr>
+          <w:b/>
+          <w:bCs/>
+        </w:rPr>
+        <w:t xml:space="preserve"> transform-set</w:t>
       </w:r>
     </w:p>
     <w:p>
@@ -7312,7 +8425,6 @@
         <w:rPr>
           <w:noProof/>
         </w:rPr>
-        <w:lastRenderedPageBreak/>
         <w:t xml:space="preserve">Transform set AES_CBC_128_HMAC_SHA1: { esp-aes esp-sha-hmac  } </w:t>
       </w:r>
     </w:p>
@@ -7412,6 +8524,54 @@
           <w:noProof/>
         </w:rPr>
         <w:t xml:space="preserve">   will negotiate = { Tunnel,  },</w:t>
+      </w:r>
+    </w:p>
+    <w:p>
+      <w:pPr>
+        <w:pStyle w:val="CMDOutput"/>
+        <w:rPr>
+          <w:noProof/>
+        </w:rPr>
+      </w:pPr>
+      <w:r>
+        <w:rPr>
+          <w:noProof/>
+        </w:rPr>
+        <w:drawing>
+          <wp:inline distT="0" distB="0" distL="0" distR="0" wp14:anchorId="45C3A95F" wp14:editId="7E4579D9">
+            <wp:extent cx="4591691" cy="1286054"/>
+            <wp:effectExtent l="0" t="0" r="0" b="9525"/>
+            <wp:docPr id="767266027" name="Picture 1"/>
+            <wp:cNvGraphicFramePr>
+              <a:graphicFrameLocks xmlns:a="http://schemas.openxmlformats.org/drawingml/2006/main" noChangeAspect="1"/>
+            </wp:cNvGraphicFramePr>
+            <a:graphic xmlns:a="http://schemas.openxmlformats.org/drawingml/2006/main">
+              <a:graphicData uri="http://schemas.openxmlformats.org/drawingml/2006/picture">
+                <pic:pic xmlns:pic="http://schemas.openxmlformats.org/drawingml/2006/picture">
+                  <pic:nvPicPr>
+                    <pic:cNvPr id="767266027" name=""/>
+                    <pic:cNvPicPr/>
+                  </pic:nvPicPr>
+                  <pic:blipFill>
+                    <a:blip r:embed="rId13"/>
+                    <a:stretch>
+                      <a:fillRect/>
+                    </a:stretch>
+                  </pic:blipFill>
+                  <pic:spPr>
+                    <a:xfrm>
+                      <a:off x="0" y="0"/>
+                      <a:ext cx="4591691" cy="1286054"/>
+                    </a:xfrm>
+                    <a:prstGeom prst="rect">
+                      <a:avLst/>
+                    </a:prstGeom>
+                  </pic:spPr>
+                </pic:pic>
+              </a:graphicData>
+            </a:graphic>
+          </wp:inline>
+        </w:drawing>
       </w:r>
     </w:p>
     <w:p>
@@ -7429,33 +8589,352 @@
         <w:rPr>
           <w:noProof/>
         </w:rPr>
-        <w:t xml:space="preserve">Use the </w:t>
+        <w:t xml:space="preserve">Use </w:t>
+      </w:r>
+      <w:proofErr w:type="gramStart"/>
+      <w:r>
+        <w:rPr>
+          <w:noProof/>
+        </w:rPr>
+        <w:t xml:space="preserve">the </w:t>
       </w:r>
       <w:r>
         <w:rPr>
           <w:rStyle w:val="DnTbold"/>
         </w:rPr>
+        <w:t>show</w:t>
+      </w:r>
+      <w:proofErr w:type="gramEnd"/>
+      <w:r>
+        <w:rPr>
+          <w:rStyle w:val="DnTbold"/>
+        </w:rPr>
+        <w:t xml:space="preserve"> crypto map</w:t>
+      </w:r>
+      <w:r>
+        <w:rPr>
+          <w:noProof/>
+        </w:rPr>
+        <w:t xml:space="preserve"> command to display the crypto maps that will be applied to the router.</w:t>
+      </w:r>
+    </w:p>
+    <w:p>
+      <w:pPr>
+        <w:pStyle w:val="CMD"/>
+        <w:rPr>
+          <w:noProof/>
+        </w:rPr>
+      </w:pPr>
+      <w:r>
+        <w:rPr>
+          <w:noProof/>
+        </w:rPr>
+        <w:t xml:space="preserve">R1# </w:t>
+      </w:r>
+      <w:r>
+        <w:rPr>
+          <w:b/>
+          <w:bCs/>
+        </w:rPr>
         <w:t>show crypto map</w:t>
       </w:r>
-      <w:r>
-        <w:rPr>
-          <w:noProof/>
-        </w:rPr>
-        <w:t xml:space="preserve"> command to display the crypto maps that will be applied to the router.</w:t>
-      </w:r>
     </w:p>
     <w:p>
       <w:pPr>
         <w:pStyle w:val="CMD"/>
         <w:rPr>
           <w:noProof/>
-        </w:rPr>
-      </w:pPr>
-      <w:r>
-        <w:rPr>
-          <w:noProof/>
-        </w:rPr>
-        <w:t xml:space="preserve">R1# </w:t>
+          <w:sz w:val="18"/>
+        </w:rPr>
+      </w:pPr>
+      <w:r>
+        <w:rPr>
+          <w:noProof/>
+          <w:sz w:val="18"/>
+        </w:rPr>
+        <w:t>Crypto Map IPv4 "CMAP" 10 ipsec-isakmp</w:t>
+      </w:r>
+    </w:p>
+    <w:p>
+      <w:pPr>
+        <w:pStyle w:val="CMD"/>
+        <w:rPr>
+          <w:noProof/>
+          <w:sz w:val="18"/>
+        </w:rPr>
+      </w:pPr>
+      <w:r>
+        <w:rPr>
+          <w:noProof/>
+          <w:sz w:val="18"/>
+        </w:rPr>
+        <w:t xml:space="preserve">        Peer = 10.2.2.1</w:t>
+      </w:r>
+    </w:p>
+    <w:p>
+      <w:pPr>
+        <w:pStyle w:val="CMD"/>
+        <w:rPr>
+          <w:noProof/>
+          <w:sz w:val="18"/>
+        </w:rPr>
+      </w:pPr>
+      <w:r>
+        <w:rPr>
+          <w:noProof/>
+          <w:sz w:val="18"/>
+        </w:rPr>
+        <w:t xml:space="preserve">        Extended IP access list 101</w:t>
+      </w:r>
+    </w:p>
+    <w:p>
+      <w:pPr>
+        <w:pStyle w:val="CMD"/>
+        <w:rPr>
+          <w:noProof/>
+          <w:sz w:val="18"/>
+        </w:rPr>
+      </w:pPr>
+      <w:r>
+        <w:rPr>
+          <w:noProof/>
+          <w:sz w:val="18"/>
+        </w:rPr>
+        <w:t xml:space="preserve">            access-list 101 permit ip 192.168.1.0 0.0.0.255 192.168.3.0 0.0.0.255</w:t>
+      </w:r>
+    </w:p>
+    <w:p>
+      <w:pPr>
+        <w:pStyle w:val="CMD"/>
+        <w:rPr>
+          <w:noProof/>
+          <w:sz w:val="18"/>
+        </w:rPr>
+      </w:pPr>
+      <w:r>
+        <w:rPr>
+          <w:noProof/>
+          <w:sz w:val="18"/>
+        </w:rPr>
+        <w:t xml:space="preserve">        Current peer: 10.2.2.1</w:t>
+      </w:r>
+    </w:p>
+    <w:p>
+      <w:pPr>
+        <w:pStyle w:val="CMD"/>
+        <w:rPr>
+          <w:noProof/>
+          <w:sz w:val="18"/>
+        </w:rPr>
+      </w:pPr>
+      <w:r>
+        <w:rPr>
+          <w:noProof/>
+          <w:sz w:val="18"/>
+        </w:rPr>
+        <w:t xml:space="preserve">        Security association lifetime: 4608000 kilobytes/900 seconds</w:t>
+      </w:r>
+    </w:p>
+    <w:p>
+      <w:pPr>
+        <w:pStyle w:val="CMD"/>
+        <w:rPr>
+          <w:noProof/>
+          <w:sz w:val="18"/>
+        </w:rPr>
+      </w:pPr>
+      <w:r>
+        <w:rPr>
+          <w:noProof/>
+          <w:sz w:val="18"/>
+        </w:rPr>
+        <w:t xml:space="preserve">        Responder-Only (Y/N): N</w:t>
+      </w:r>
+    </w:p>
+    <w:p>
+      <w:pPr>
+        <w:pStyle w:val="CMD"/>
+        <w:rPr>
+          <w:noProof/>
+          <w:sz w:val="18"/>
+        </w:rPr>
+      </w:pPr>
+      <w:r>
+        <w:rPr>
+          <w:noProof/>
+          <w:sz w:val="18"/>
+        </w:rPr>
+        <w:t xml:space="preserve">        PFS (Y/N): Y</w:t>
+      </w:r>
+    </w:p>
+    <w:p>
+      <w:pPr>
+        <w:pStyle w:val="CMD"/>
+        <w:rPr>
+          <w:noProof/>
+          <w:sz w:val="18"/>
+        </w:rPr>
+      </w:pPr>
+      <w:r>
+        <w:rPr>
+          <w:noProof/>
+          <w:sz w:val="18"/>
+        </w:rPr>
+        <w:t xml:space="preserve">        DH group:  group24</w:t>
+      </w:r>
+    </w:p>
+    <w:p>
+      <w:pPr>
+        <w:pStyle w:val="CMD"/>
+        <w:rPr>
+          <w:noProof/>
+          <w:sz w:val="18"/>
+        </w:rPr>
+      </w:pPr>
+      <w:r>
+        <w:rPr>
+          <w:noProof/>
+          <w:sz w:val="18"/>
+        </w:rPr>
+        <w:t xml:space="preserve">        Mixed-mode : Disabled</w:t>
+      </w:r>
+    </w:p>
+    <w:p>
+      <w:pPr>
+        <w:pStyle w:val="CMD"/>
+        <w:rPr>
+          <w:noProof/>
+          <w:sz w:val="18"/>
+        </w:rPr>
+      </w:pPr>
+      <w:r>
+        <w:rPr>
+          <w:noProof/>
+          <w:sz w:val="18"/>
+        </w:rPr>
+        <w:t xml:space="preserve">        Transform sets={ </w:t>
+      </w:r>
+    </w:p>
+    <w:p>
+      <w:pPr>
+        <w:pStyle w:val="CMD"/>
+        <w:rPr>
+          <w:noProof/>
+          <w:sz w:val="18"/>
+        </w:rPr>
+      </w:pPr>
+      <w:r>
+        <w:rPr>
+          <w:noProof/>
+          <w:sz w:val="18"/>
+        </w:rPr>
+        <w:t xml:space="preserve">                R1-R3:  { esp-256-aes esp-sha-hmac  } , </w:t>
+      </w:r>
+    </w:p>
+    <w:p>
+      <w:pPr>
+        <w:pStyle w:val="CMD"/>
+        <w:rPr>
+          <w:noProof/>
+          <w:sz w:val="18"/>
+        </w:rPr>
+      </w:pPr>
+      <w:r>
+        <w:rPr>
+          <w:noProof/>
+          <w:sz w:val="18"/>
+        </w:rPr>
+        <w:t xml:space="preserve">        }</w:t>
+      </w:r>
+    </w:p>
+    <w:p>
+      <w:pPr>
+        <w:pStyle w:val="CMD"/>
+        <w:rPr>
+          <w:noProof/>
+          <w:sz w:val="18"/>
+        </w:rPr>
+      </w:pPr>
+      <w:r>
+        <w:rPr>
+          <w:noProof/>
+          <w:sz w:val="18"/>
+        </w:rPr>
+        <w:t xml:space="preserve">        Interfaces using crypto map CMAP:</w:t>
+      </w:r>
+    </w:p>
+    <w:p>
+      <w:pPr>
+        <w:pStyle w:val="CMD"/>
+        <w:rPr>
+          <w:noProof/>
+          <w:sz w:val="18"/>
+        </w:rPr>
+      </w:pPr>
+      <w:r>
+        <w:rPr>
+          <w:noProof/>
+          <w:sz w:val="18"/>
+        </w:rPr>
+        <w:t xml:space="preserve">                GigabitEthernet0/0/0</w:t>
+      </w:r>
+    </w:p>
+    <w:p>
+      <w:pPr>
+        <w:pStyle w:val="CMD"/>
+        <w:rPr>
+          <w:noProof/>
+          <w:sz w:val="18"/>
+        </w:rPr>
+      </w:pPr>
+      <w:r>
+        <w:rPr>
+          <w:noProof/>
+          <w:sz w:val="18"/>
+        </w:rPr>
+        <w:drawing>
+          <wp:inline distT="0" distB="0" distL="0" distR="0" wp14:anchorId="44C0A039" wp14:editId="7DEB9731">
+            <wp:extent cx="6400800" cy="3031490"/>
+            <wp:effectExtent l="0" t="0" r="0" b="0"/>
+            <wp:docPr id="89641988" name="Picture 1"/>
+            <wp:cNvGraphicFramePr>
+              <a:graphicFrameLocks xmlns:a="http://schemas.openxmlformats.org/drawingml/2006/main" noChangeAspect="1"/>
+            </wp:cNvGraphicFramePr>
+            <a:graphic xmlns:a="http://schemas.openxmlformats.org/drawingml/2006/main">
+              <a:graphicData uri="http://schemas.openxmlformats.org/drawingml/2006/picture">
+                <pic:pic xmlns:pic="http://schemas.openxmlformats.org/drawingml/2006/picture">
+                  <pic:nvPicPr>
+                    <pic:cNvPr id="89641988" name=""/>
+                    <pic:cNvPicPr/>
+                  </pic:nvPicPr>
+                  <pic:blipFill>
+                    <a:blip r:embed="rId14"/>
+                    <a:stretch>
+                      <a:fillRect/>
+                    </a:stretch>
+                  </pic:blipFill>
+                  <pic:spPr>
+                    <a:xfrm>
+                      <a:off x="0" y="0"/>
+                      <a:ext cx="6400800" cy="3031490"/>
+                    </a:xfrm>
+                    <a:prstGeom prst="rect">
+                      <a:avLst/>
+                    </a:prstGeom>
+                  </pic:spPr>
+                </pic:pic>
+              </a:graphicData>
+            </a:graphic>
+          </wp:inline>
+        </w:drawing>
+      </w:r>
+    </w:p>
+    <w:p>
+      <w:pPr>
+        <w:pStyle w:val="CMD"/>
+      </w:pPr>
+      <w:r>
+        <w:t xml:space="preserve">R3# </w:t>
       </w:r>
       <w:r>
         <w:rPr>
@@ -7467,395 +8946,242 @@
     </w:p>
     <w:p>
       <w:pPr>
-        <w:pStyle w:val="CMD"/>
-        <w:rPr>
-          <w:noProof/>
-          <w:sz w:val="18"/>
-        </w:rPr>
-      </w:pPr>
-      <w:r>
-        <w:rPr>
-          <w:noProof/>
-          <w:sz w:val="18"/>
-        </w:rPr>
-        <w:t>Crypto Map IPv4 "CMAP" 10 ipsec-isakmp</w:t>
-      </w:r>
-    </w:p>
-    <w:p>
-      <w:pPr>
-        <w:pStyle w:val="CMD"/>
-        <w:rPr>
-          <w:noProof/>
-          <w:sz w:val="18"/>
-        </w:rPr>
-      </w:pPr>
-      <w:r>
-        <w:rPr>
-          <w:noProof/>
-          <w:sz w:val="18"/>
-        </w:rPr>
-        <w:t xml:space="preserve">        Peer = 10.2.2.1</w:t>
-      </w:r>
-    </w:p>
-    <w:p>
-      <w:pPr>
-        <w:pStyle w:val="CMD"/>
-        <w:rPr>
-          <w:noProof/>
-          <w:sz w:val="18"/>
-        </w:rPr>
-      </w:pPr>
-      <w:r>
-        <w:rPr>
-          <w:noProof/>
-          <w:sz w:val="18"/>
-        </w:rPr>
+        <w:pStyle w:val="CMDOutput"/>
+      </w:pPr>
+      <w:r>
+        <w:t xml:space="preserve">Crypto Map IPv4 "CMAP" 10 </w:t>
+      </w:r>
+      <w:proofErr w:type="spellStart"/>
+      <w:r>
+        <w:t>ipsec-isakmp</w:t>
+      </w:r>
+      <w:proofErr w:type="spellEnd"/>
+    </w:p>
+    <w:p>
+      <w:pPr>
+        <w:pStyle w:val="CMDOutput"/>
+      </w:pPr>
+      <w:r>
+        <w:t xml:space="preserve">        Peer = 10.1.1.1</w:t>
+      </w:r>
+    </w:p>
+    <w:p>
+      <w:pPr>
+        <w:pStyle w:val="CMDOutput"/>
+      </w:pPr>
+      <w:r>
         <w:t xml:space="preserve">        Extended IP access list 101</w:t>
       </w:r>
     </w:p>
     <w:p>
       <w:pPr>
-        <w:pStyle w:val="CMD"/>
-        <w:rPr>
-          <w:noProof/>
-          <w:sz w:val="18"/>
-        </w:rPr>
-      </w:pPr>
-      <w:r>
-        <w:rPr>
-          <w:noProof/>
-          <w:sz w:val="18"/>
-        </w:rPr>
-        <w:t xml:space="preserve">            access-list 101 permit ip 192.168.1.0 0.0.0.255 192.168.3.0 0.0.0.255</w:t>
-      </w:r>
-    </w:p>
-    <w:p>
-      <w:pPr>
-        <w:pStyle w:val="CMD"/>
-        <w:rPr>
-          <w:noProof/>
-          <w:sz w:val="18"/>
-        </w:rPr>
-      </w:pPr>
-      <w:r>
-        <w:rPr>
-          <w:noProof/>
-          <w:sz w:val="18"/>
-        </w:rPr>
-        <w:t xml:space="preserve">        Current peer: 10.2.2.1</w:t>
-      </w:r>
-    </w:p>
-    <w:p>
-      <w:pPr>
-        <w:pStyle w:val="CMD"/>
-        <w:rPr>
-          <w:noProof/>
-          <w:sz w:val="18"/>
-        </w:rPr>
-      </w:pPr>
-      <w:r>
-        <w:rPr>
-          <w:noProof/>
-          <w:sz w:val="18"/>
-        </w:rPr>
+        <w:pStyle w:val="CMDOutput"/>
+      </w:pPr>
+      <w:r>
+        <w:t xml:space="preserve">            access-list 101 permit </w:t>
+      </w:r>
+      <w:proofErr w:type="spellStart"/>
+      <w:r>
+        <w:t>ip</w:t>
+      </w:r>
+      <w:proofErr w:type="spellEnd"/>
+      <w:r>
+        <w:t xml:space="preserve"> 192.168.3.0 0.0.0.255 192.168.1.0 0.0.0.255</w:t>
+      </w:r>
+    </w:p>
+    <w:p>
+      <w:pPr>
+        <w:pStyle w:val="CMDOutput"/>
+      </w:pPr>
+      <w:r>
+        <w:t xml:space="preserve">        Current peer: 10.1.1.1</w:t>
+      </w:r>
+    </w:p>
+    <w:p>
+      <w:pPr>
+        <w:pStyle w:val="CMDOutput"/>
+      </w:pPr>
+      <w:r>
         <w:t xml:space="preserve">        Security association lifetime: 4608000 kilobytes/900 seconds</w:t>
       </w:r>
     </w:p>
     <w:p>
       <w:pPr>
-        <w:pStyle w:val="CMD"/>
-        <w:rPr>
-          <w:noProof/>
-          <w:sz w:val="18"/>
-        </w:rPr>
-      </w:pPr>
-      <w:r>
-        <w:rPr>
-          <w:noProof/>
-          <w:sz w:val="18"/>
-        </w:rPr>
+        <w:pStyle w:val="CMDOutput"/>
+      </w:pPr>
+      <w:r>
         <w:t xml:space="preserve">        Responder-Only (Y/N): N</w:t>
       </w:r>
     </w:p>
     <w:p>
       <w:pPr>
-        <w:pStyle w:val="CMD"/>
-        <w:rPr>
-          <w:noProof/>
-          <w:sz w:val="18"/>
-        </w:rPr>
-      </w:pPr>
-      <w:r>
-        <w:rPr>
-          <w:noProof/>
-          <w:sz w:val="18"/>
-        </w:rPr>
+        <w:pStyle w:val="CMDOutput"/>
+      </w:pPr>
+      <w:r>
         <w:t xml:space="preserve">        PFS (Y/N): Y</w:t>
       </w:r>
     </w:p>
     <w:p>
       <w:pPr>
-        <w:pStyle w:val="CMD"/>
-        <w:rPr>
-          <w:noProof/>
-          <w:sz w:val="18"/>
-        </w:rPr>
-      </w:pPr>
-      <w:r>
-        <w:rPr>
-          <w:noProof/>
-          <w:sz w:val="18"/>
-        </w:rPr>
-        <w:t xml:space="preserve">        DH group:  group24</w:t>
-      </w:r>
-    </w:p>
-    <w:p>
-      <w:pPr>
-        <w:pStyle w:val="CMD"/>
-        <w:rPr>
-          <w:noProof/>
-          <w:sz w:val="18"/>
-        </w:rPr>
-      </w:pPr>
-      <w:r>
-        <w:rPr>
-          <w:noProof/>
-          <w:sz w:val="18"/>
-        </w:rPr>
-        <w:t xml:space="preserve">        Mixed-mode : Disabled</w:t>
-      </w:r>
-    </w:p>
-    <w:p>
-      <w:pPr>
-        <w:pStyle w:val="CMD"/>
-        <w:rPr>
-          <w:noProof/>
-          <w:sz w:val="18"/>
-        </w:rPr>
-      </w:pPr>
-      <w:r>
-        <w:rPr>
-          <w:noProof/>
-          <w:sz w:val="18"/>
-        </w:rPr>
-        <w:t xml:space="preserve">        Transform sets={ </w:t>
-      </w:r>
-    </w:p>
-    <w:p>
-      <w:pPr>
-        <w:pStyle w:val="CMD"/>
-        <w:rPr>
-          <w:noProof/>
-          <w:sz w:val="18"/>
-        </w:rPr>
-      </w:pPr>
-      <w:r>
-        <w:rPr>
-          <w:noProof/>
-          <w:sz w:val="18"/>
-        </w:rPr>
-        <w:t xml:space="preserve">                R1-R3:  { esp-256-aes esp-sha-hmac  } , </w:t>
-      </w:r>
-    </w:p>
-    <w:p>
-      <w:pPr>
-        <w:pStyle w:val="CMD"/>
-        <w:rPr>
-          <w:noProof/>
-          <w:sz w:val="18"/>
-        </w:rPr>
-      </w:pPr>
-      <w:r>
-        <w:rPr>
-          <w:noProof/>
-          <w:sz w:val="18"/>
-        </w:rPr>
+        <w:pStyle w:val="CMDOutput"/>
+      </w:pPr>
+      <w:r>
+        <w:t xml:space="preserve">        DH group</w:t>
+      </w:r>
+      <w:proofErr w:type="gramStart"/>
+      <w:r>
+        <w:t>:  group24</w:t>
+      </w:r>
+      <w:proofErr w:type="gramEnd"/>
+    </w:p>
+    <w:p>
+      <w:pPr>
+        <w:pStyle w:val="CMDOutput"/>
+      </w:pPr>
+      <w:r>
+        <w:t xml:space="preserve">        Mixed-</w:t>
+      </w:r>
+      <w:proofErr w:type="gramStart"/>
+      <w:r>
+        <w:t>mode :</w:t>
+      </w:r>
+      <w:proofErr w:type="gramEnd"/>
+      <w:r>
+        <w:t xml:space="preserve"> Disabled</w:t>
+      </w:r>
+    </w:p>
+    <w:p>
+      <w:pPr>
+        <w:pStyle w:val="CMDOutput"/>
+      </w:pPr>
+      <w:r>
+        <w:t xml:space="preserve">        Transform sets</w:t>
+      </w:r>
+      <w:proofErr w:type="gramStart"/>
+      <w:r>
+        <w:t>={</w:t>
+      </w:r>
+      <w:proofErr w:type="gramEnd"/>
+      <w:r>
+        <w:t xml:space="preserve"> </w:t>
+      </w:r>
+    </w:p>
+    <w:p>
+      <w:pPr>
+        <w:pStyle w:val="CMDOutput"/>
+      </w:pPr>
+      <w:r>
+        <w:t xml:space="preserve">                R1-R3</w:t>
+      </w:r>
+      <w:proofErr w:type="gramStart"/>
+      <w:r>
+        <w:t>:  {</w:t>
+      </w:r>
+      <w:proofErr w:type="gramEnd"/>
+      <w:r>
+        <w:t xml:space="preserve"> esp-256-aes </w:t>
+      </w:r>
+      <w:proofErr w:type="spellStart"/>
+      <w:r>
+        <w:t>esp</w:t>
+      </w:r>
+      <w:proofErr w:type="spellEnd"/>
+      <w:r>
+        <w:t>-sha-</w:t>
+      </w:r>
+      <w:proofErr w:type="spellStart"/>
+      <w:proofErr w:type="gramStart"/>
+      <w:r>
+        <w:t>hmac</w:t>
+      </w:r>
+      <w:proofErr w:type="spellEnd"/>
+      <w:r>
+        <w:t xml:space="preserve">  }</w:t>
+      </w:r>
+      <w:proofErr w:type="gramEnd"/>
+      <w:r>
+        <w:t xml:space="preserve"> , </w:t>
+      </w:r>
+    </w:p>
+    <w:p>
+      <w:pPr>
+        <w:pStyle w:val="CMDOutput"/>
+      </w:pPr>
+      <w:r>
         <w:t xml:space="preserve">        }</w:t>
       </w:r>
     </w:p>
     <w:p>
       <w:pPr>
-        <w:pStyle w:val="CMD"/>
-        <w:rPr>
-          <w:noProof/>
-          <w:sz w:val="18"/>
-        </w:rPr>
-      </w:pPr>
-      <w:r>
-        <w:rPr>
-          <w:noProof/>
-          <w:sz w:val="18"/>
-        </w:rPr>
+        <w:pStyle w:val="CMDOutput"/>
+      </w:pPr>
+      <w:r>
         <w:t xml:space="preserve">        Interfaces using crypto map CMAP:</w:t>
       </w:r>
     </w:p>
     <w:p>
       <w:pPr>
-        <w:pStyle w:val="CMD"/>
-        <w:rPr>
-          <w:noProof/>
-          <w:sz w:val="18"/>
-        </w:rPr>
-      </w:pPr>
-      <w:r>
-        <w:rPr>
-          <w:noProof/>
-          <w:sz w:val="18"/>
-        </w:rPr>
-        <w:t xml:space="preserve">                GigabitEthernet0/0/0</w:t>
-      </w:r>
-    </w:p>
-    <w:p>
-      <w:pPr>
-        <w:pStyle w:val="CMD"/>
-        <w:rPr>
-          <w:noProof/>
-          <w:sz w:val="18"/>
-        </w:rPr>
-      </w:pPr>
-    </w:p>
-    <w:p>
-      <w:pPr>
-        <w:pStyle w:val="CMD"/>
-      </w:pPr>
-      <w:r>
-        <w:t xml:space="preserve">R3# </w:t>
-      </w:r>
-      <w:r>
-        <w:rPr>
-          <w:b/>
-          <w:bCs/>
-        </w:rPr>
-        <w:t>show crypto map</w:t>
-      </w:r>
-    </w:p>
-    <w:p>
-      <w:pPr>
         <w:pStyle w:val="CMDOutput"/>
       </w:pPr>
       <w:r>
-        <w:t>Crypto Map IPv4 "CMAP" 10 ipsec-isakmp</w:t>
+        <w:t xml:space="preserve">                </w:t>
+      </w:r>
+      <w:proofErr w:type="gramStart"/>
+      <w:r>
+        <w:t>GigabitEthernet0/0</w:t>
+      </w:r>
+      <w:proofErr w:type="gramEnd"/>
+      <w:r>
+        <w:t>/0</w:t>
       </w:r>
     </w:p>
     <w:p>
       <w:pPr>
         <w:pStyle w:val="CMDOutput"/>
-      </w:pPr>
-      <w:r>
-        <w:t xml:space="preserve">        Peer = 10.1.1.1</w:t>
-      </w:r>
-    </w:p>
-    <w:p>
-      <w:pPr>
-        <w:pStyle w:val="CMDOutput"/>
-      </w:pPr>
-      <w:r>
-        <w:t xml:space="preserve">        Extended IP access list 101</w:t>
-      </w:r>
-    </w:p>
-    <w:p>
-      <w:pPr>
-        <w:pStyle w:val="CMDOutput"/>
-      </w:pPr>
-      <w:r>
-        <w:t xml:space="preserve">            access-list 101 permit ip 192.168.3.0 0.0.0.255 192.168.1.0 0.0.0.255</w:t>
-      </w:r>
-    </w:p>
-    <w:p>
-      <w:pPr>
-        <w:pStyle w:val="CMDOutput"/>
-      </w:pPr>
-      <w:r>
-        <w:t xml:space="preserve">        Current peer: 10.1.1.1</w:t>
-      </w:r>
-    </w:p>
-    <w:p>
-      <w:pPr>
-        <w:pStyle w:val="CMDOutput"/>
-      </w:pPr>
-      <w:r>
-        <w:t xml:space="preserve">        Security association lifetime: 4608000 kilobytes/900 seconds</w:t>
-      </w:r>
-    </w:p>
-    <w:p>
-      <w:pPr>
-        <w:pStyle w:val="CMDOutput"/>
-      </w:pPr>
-      <w:r>
-        <w:t xml:space="preserve">        Responder-Only (Y/N): N</w:t>
-      </w:r>
-    </w:p>
-    <w:p>
-      <w:pPr>
-        <w:pStyle w:val="CMDOutput"/>
-      </w:pPr>
-      <w:r>
-        <w:t xml:space="preserve">        PFS (Y/N): Y</w:t>
-      </w:r>
-    </w:p>
-    <w:p>
-      <w:pPr>
-        <w:pStyle w:val="CMDOutput"/>
-      </w:pPr>
-      <w:r>
-        <w:t xml:space="preserve">        DH group:  group24</w:t>
-      </w:r>
-    </w:p>
-    <w:p>
-      <w:pPr>
-        <w:pStyle w:val="CMDOutput"/>
-      </w:pPr>
-      <w:r>
-        <w:t xml:space="preserve">        Mixed-mode : Disabled</w:t>
-      </w:r>
-    </w:p>
-    <w:p>
-      <w:pPr>
-        <w:pStyle w:val="CMDOutput"/>
-      </w:pPr>
-      <w:r>
-        <w:t xml:space="preserve">        Transform sets={ </w:t>
-      </w:r>
-    </w:p>
-    <w:p>
-      <w:pPr>
-        <w:pStyle w:val="CMDOutput"/>
-      </w:pPr>
-      <w:r>
-        <w:t xml:space="preserve">                R1-R3:  { esp-256-aes esp-sha-hmac  } , </w:t>
-      </w:r>
-    </w:p>
-    <w:p>
-      <w:pPr>
-        <w:pStyle w:val="CMDOutput"/>
-      </w:pPr>
-      <w:r>
-        <w:t xml:space="preserve">        }</w:t>
-      </w:r>
-    </w:p>
-    <w:p>
-      <w:pPr>
-        <w:pStyle w:val="CMDOutput"/>
-      </w:pPr>
-      <w:r>
-        <w:t xml:space="preserve">        Interfaces using crypto map CMAP:</w:t>
-      </w:r>
-    </w:p>
-    <w:p>
-      <w:pPr>
-        <w:pStyle w:val="CMDOutput"/>
-      </w:pPr>
-      <w:r>
-        <w:t xml:space="preserve">                GigabitEthernet0/0/0</w:t>
-      </w:r>
-    </w:p>
-    <w:p>
-      <w:pPr>
-        <w:pStyle w:val="CMDOutput"/>
-        <w:rPr>
-          <w:noProof/>
-        </w:rPr>
-      </w:pPr>
+        <w:rPr>
+          <w:noProof/>
+        </w:rPr>
+      </w:pPr>
+      <w:r>
+        <w:rPr>
+          <w:noProof/>
+        </w:rPr>
+        <w:drawing>
+          <wp:inline distT="0" distB="0" distL="0" distR="0" wp14:anchorId="7908938F" wp14:editId="69CE8BB3">
+            <wp:extent cx="6400800" cy="2468245"/>
+            <wp:effectExtent l="0" t="0" r="0" b="8255"/>
+            <wp:docPr id="856965676" name="Picture 1"/>
+            <wp:cNvGraphicFramePr>
+              <a:graphicFrameLocks xmlns:a="http://schemas.openxmlformats.org/drawingml/2006/main" noChangeAspect="1"/>
+            </wp:cNvGraphicFramePr>
+            <a:graphic xmlns:a="http://schemas.openxmlformats.org/drawingml/2006/main">
+              <a:graphicData uri="http://schemas.openxmlformats.org/drawingml/2006/picture">
+                <pic:pic xmlns:pic="http://schemas.openxmlformats.org/drawingml/2006/picture">
+                  <pic:nvPicPr>
+                    <pic:cNvPr id="856965676" name=""/>
+                    <pic:cNvPicPr/>
+                  </pic:nvPicPr>
+                  <pic:blipFill>
+                    <a:blip r:embed="rId15"/>
+                    <a:stretch>
+                      <a:fillRect/>
+                    </a:stretch>
+                  </pic:blipFill>
+                  <pic:spPr>
+                    <a:xfrm>
+                      <a:off x="0" y="0"/>
+                      <a:ext cx="6400800" cy="2468245"/>
+                    </a:xfrm>
+                    <a:prstGeom prst="rect">
+                      <a:avLst/>
+                    </a:prstGeom>
+                  </pic:spPr>
+                </pic:pic>
+              </a:graphicData>
+            </a:graphic>
+          </wp:inline>
+        </w:drawing>
+      </w:r>
     </w:p>
     <w:p>
       <w:pPr>
@@ -7885,7 +9211,6 @@
         </w:numPr>
       </w:pPr>
       <w:r>
-        <w:lastRenderedPageBreak/>
         <w:t xml:space="preserve">Verify </w:t>
       </w:r>
       <w:r>
@@ -7929,15 +9254,37 @@
         <w:rPr>
           <w:rStyle w:val="DnTbold"/>
         </w:rPr>
-        <w:t>show crypto isakmp sa</w:t>
-      </w:r>
-      <w:r>
-        <w:rPr>
-          <w:bCs/>
-          <w:noProof/>
+        <w:t xml:space="preserve">show crypto </w:t>
+      </w:r>
+      <w:proofErr w:type="spellStart"/>
+      <w:r>
+        <w:rPr>
+          <w:rStyle w:val="DnTbold"/>
+        </w:rPr>
+        <w:t>isakmp</w:t>
+      </w:r>
+      <w:proofErr w:type="spellEnd"/>
+      <w:r>
+        <w:rPr>
+          <w:rStyle w:val="DnTbold"/>
         </w:rPr>
         <w:t xml:space="preserve"> </w:t>
       </w:r>
+      <w:proofErr w:type="spellStart"/>
+      <w:r>
+        <w:rPr>
+          <w:rStyle w:val="DnTbold"/>
+        </w:rPr>
+        <w:t>sa</w:t>
+      </w:r>
+      <w:proofErr w:type="spellEnd"/>
+      <w:r>
+        <w:rPr>
+          <w:bCs/>
+          <w:noProof/>
+        </w:rPr>
+        <w:t xml:space="preserve"> </w:t>
+      </w:r>
       <w:r>
         <w:rPr>
           <w:noProof/>
@@ -7960,8 +9307,33 @@
           <w:b/>
           <w:bCs/>
         </w:rPr>
-        <w:t>show crypto isakmp sa</w:t>
-      </w:r>
+        <w:t xml:space="preserve">show crypto </w:t>
+      </w:r>
+      <w:proofErr w:type="spellStart"/>
+      <w:r>
+        <w:rPr>
+          <w:b/>
+          <w:bCs/>
+        </w:rPr>
+        <w:t>isakmp</w:t>
+      </w:r>
+      <w:proofErr w:type="spellEnd"/>
+      <w:r>
+        <w:rPr>
+          <w:b/>
+          <w:bCs/>
+        </w:rPr>
+        <w:t xml:space="preserve"> </w:t>
+      </w:r>
+      <w:proofErr w:type="spellStart"/>
+      <w:r>
+        <w:rPr>
+          <w:b/>
+          <w:bCs/>
+        </w:rPr>
+        <w:t>sa</w:t>
+      </w:r>
+      <w:proofErr w:type="spellEnd"/>
     </w:p>
     <w:p>
       <w:pPr>
@@ -7975,8 +9347,21 @@
       <w:pPr>
         <w:pStyle w:val="CMDOutput"/>
       </w:pPr>
-      <w:r>
-        <w:t>dst             src             state          conn-id status</w:t>
+      <w:proofErr w:type="spellStart"/>
+      <w:r>
+        <w:t>dst</w:t>
+      </w:r>
+      <w:proofErr w:type="spellEnd"/>
+      <w:r>
+        <w:t xml:space="preserve">             </w:t>
+      </w:r>
+      <w:proofErr w:type="spellStart"/>
+      <w:r>
+        <w:t>src</w:t>
+      </w:r>
+      <w:proofErr w:type="spellEnd"/>
+      <w:r>
+        <w:t xml:space="preserve">             state          conn-id status</w:t>
       </w:r>
     </w:p>
     <w:p>
@@ -7994,6 +9379,48 @@
     </w:p>
     <w:p>
       <w:pPr>
+        <w:pStyle w:val="CMDOutput"/>
+      </w:pPr>
+      <w:r>
+        <w:drawing>
+          <wp:inline distT="0" distB="0" distL="0" distR="0" wp14:anchorId="2679C365" wp14:editId="2849B8E3">
+            <wp:extent cx="5506218" cy="1009791"/>
+            <wp:effectExtent l="0" t="0" r="0" b="0"/>
+            <wp:docPr id="1572817561" name="Picture 1"/>
+            <wp:cNvGraphicFramePr>
+              <a:graphicFrameLocks xmlns:a="http://schemas.openxmlformats.org/drawingml/2006/main" noChangeAspect="1"/>
+            </wp:cNvGraphicFramePr>
+            <a:graphic xmlns:a="http://schemas.openxmlformats.org/drawingml/2006/main">
+              <a:graphicData uri="http://schemas.openxmlformats.org/drawingml/2006/picture">
+                <pic:pic xmlns:pic="http://schemas.openxmlformats.org/drawingml/2006/picture">
+                  <pic:nvPicPr>
+                    <pic:cNvPr id="1572817561" name=""/>
+                    <pic:cNvPicPr/>
+                  </pic:nvPicPr>
+                  <pic:blipFill>
+                    <a:blip r:embed="rId16"/>
+                    <a:stretch>
+                      <a:fillRect/>
+                    </a:stretch>
+                  </pic:blipFill>
+                  <pic:spPr>
+                    <a:xfrm>
+                      <a:off x="0" y="0"/>
+                      <a:ext cx="5506218" cy="1009791"/>
+                    </a:xfrm>
+                    <a:prstGeom prst="rect">
+                      <a:avLst/>
+                    </a:prstGeom>
+                  </pic:spPr>
+                </pic:pic>
+              </a:graphicData>
+            </a:graphic>
+          </wp:inline>
+        </w:drawing>
+      </w:r>
+    </w:p>
+    <w:p>
+      <w:pPr>
         <w:pStyle w:val="Heading3"/>
         <w:rPr>
           <w:noProof/>
@@ -8029,8 +9456,30 @@
         <w:rPr>
           <w:rStyle w:val="DnTbold"/>
         </w:rPr>
-        <w:t>show crypto ipsec sa</w:t>
-      </w:r>
+        <w:t xml:space="preserve">show crypto </w:t>
+      </w:r>
+      <w:proofErr w:type="spellStart"/>
+      <w:r>
+        <w:rPr>
+          <w:rStyle w:val="DnTbold"/>
+        </w:rPr>
+        <w:t>ipsec</w:t>
+      </w:r>
+      <w:proofErr w:type="spellEnd"/>
+      <w:r>
+        <w:rPr>
+          <w:rStyle w:val="DnTbold"/>
+        </w:rPr>
+        <w:t xml:space="preserve"> </w:t>
+      </w:r>
+      <w:proofErr w:type="spellStart"/>
+      <w:r>
+        <w:rPr>
+          <w:rStyle w:val="DnTbold"/>
+        </w:rPr>
+        <w:t>sa</w:t>
+      </w:r>
+      <w:proofErr w:type="spellEnd"/>
       <w:r>
         <w:rPr>
           <w:noProof/>
@@ -8149,8 +9598,33 @@
           <w:b/>
           <w:bCs/>
         </w:rPr>
-        <w:t>show crypto ipsec sa</w:t>
-      </w:r>
+        <w:t xml:space="preserve">show crypto </w:t>
+      </w:r>
+      <w:proofErr w:type="spellStart"/>
+      <w:r>
+        <w:rPr>
+          <w:b/>
+          <w:bCs/>
+        </w:rPr>
+        <w:t>ipsec</w:t>
+      </w:r>
+      <w:proofErr w:type="spellEnd"/>
+      <w:r>
+        <w:rPr>
+          <w:b/>
+          <w:bCs/>
+        </w:rPr>
+        <w:t xml:space="preserve"> </w:t>
+      </w:r>
+      <w:proofErr w:type="spellStart"/>
+      <w:r>
+        <w:rPr>
+          <w:b/>
+          <w:bCs/>
+        </w:rPr>
+        <w:t>sa</w:t>
+      </w:r>
+      <w:proofErr w:type="spellEnd"/>
     </w:p>
     <w:p>
       <w:pPr>
@@ -8541,6 +10015,9 @@
     <w:p>
       <w:pPr>
         <w:pStyle w:val="CMDOutput"/>
+        <w:rPr>
+          <w:noProof/>
+        </w:rPr>
       </w:pPr>
       <w:r>
         <w:rPr>
@@ -8551,10 +10028,51 @@
     </w:p>
     <w:p>
       <w:pPr>
+        <w:pStyle w:val="CMDOutput"/>
+      </w:pPr>
+      <w:r>
+        <w:drawing>
+          <wp:inline distT="0" distB="0" distL="0" distR="0" wp14:anchorId="14D0EC12" wp14:editId="2DFD2025">
+            <wp:extent cx="6315956" cy="4315427"/>
+            <wp:effectExtent l="0" t="0" r="8890" b="9525"/>
+            <wp:docPr id="1695795909" name="Picture 1"/>
+            <wp:cNvGraphicFramePr>
+              <a:graphicFrameLocks xmlns:a="http://schemas.openxmlformats.org/drawingml/2006/main" noChangeAspect="1"/>
+            </wp:cNvGraphicFramePr>
+            <a:graphic xmlns:a="http://schemas.openxmlformats.org/drawingml/2006/main">
+              <a:graphicData uri="http://schemas.openxmlformats.org/drawingml/2006/picture">
+                <pic:pic xmlns:pic="http://schemas.openxmlformats.org/drawingml/2006/picture">
+                  <pic:nvPicPr>
+                    <pic:cNvPr id="1695795909" name=""/>
+                    <pic:cNvPicPr/>
+                  </pic:nvPicPr>
+                  <pic:blipFill>
+                    <a:blip r:embed="rId17"/>
+                    <a:stretch>
+                      <a:fillRect/>
+                    </a:stretch>
+                  </pic:blipFill>
+                  <pic:spPr>
+                    <a:xfrm>
+                      <a:off x="0" y="0"/>
+                      <a:ext cx="6315956" cy="4315427"/>
+                    </a:xfrm>
+                    <a:prstGeom prst="rect">
+                      <a:avLst/>
+                    </a:prstGeom>
+                  </pic:spPr>
+                </pic:pic>
+              </a:graphicData>
+            </a:graphic>
+          </wp:inline>
+        </w:drawing>
+      </w:r>
+    </w:p>
+    <w:p>
+      <w:pPr>
         <w:pStyle w:val="Heading4"/>
       </w:pPr>
       <w:r>
-        <w:lastRenderedPageBreak/>
         <w:t>Question:</w:t>
       </w:r>
     </w:p>
@@ -8587,13 +10105,22 @@
         <w:pStyle w:val="AnswerLineL25"/>
         <w:rPr>
           <w:noProof/>
-        </w:rPr>
-      </w:pPr>
-      <w:r>
-        <w:rPr>
-          <w:noProof/>
-        </w:rPr>
-        <w:t>Type your answers here.</w:t>
+          <w:color w:val="EE0000"/>
+        </w:rPr>
+      </w:pPr>
+      <w:r>
+        <w:rPr>
+          <w:noProof/>
+          <w:color w:val="EE0000"/>
+        </w:rPr>
+        <w:t>The IPsec Security Association (SA) remains uninitiated because the defined 'interesting traffic' has not yet been detected. Without a matching packet to trigger the ACL, the negotiation process stays idle</w:t>
+      </w:r>
+      <w:r>
+        <w:rPr>
+          <w:noProof/>
+          <w:color w:val="EE0000"/>
+        </w:rPr>
+        <w:t>.</w:t>
       </w:r>
     </w:p>
     <w:p>
@@ -8676,7 +10203,15 @@
         <w:t xml:space="preserve"> </w:t>
       </w:r>
       <w:r>
-        <w:t>These pings should be successful.</w:t>
+        <w:t xml:space="preserve">These </w:t>
+      </w:r>
+      <w:proofErr w:type="gramStart"/>
+      <w:r>
+        <w:t>pings</w:t>
+      </w:r>
+      <w:proofErr w:type="gramEnd"/>
+      <w:r>
+        <w:t xml:space="preserve"> should be successful.</w:t>
       </w:r>
     </w:p>
     <w:p>
@@ -8695,8 +10230,33 @@
           <w:b/>
           <w:bCs/>
         </w:rPr>
-        <w:t>show crypto isakmp sa</w:t>
-      </w:r>
+        <w:t xml:space="preserve">show crypto </w:t>
+      </w:r>
+      <w:proofErr w:type="spellStart"/>
+      <w:r>
+        <w:rPr>
+          <w:b/>
+          <w:bCs/>
+        </w:rPr>
+        <w:t>isakmp</w:t>
+      </w:r>
+      <w:proofErr w:type="spellEnd"/>
+      <w:r>
+        <w:rPr>
+          <w:b/>
+          <w:bCs/>
+        </w:rPr>
+        <w:t xml:space="preserve"> </w:t>
+      </w:r>
+      <w:proofErr w:type="spellStart"/>
+      <w:r>
+        <w:rPr>
+          <w:b/>
+          <w:bCs/>
+        </w:rPr>
+        <w:t>sa</w:t>
+      </w:r>
+      <w:proofErr w:type="spellEnd"/>
       <w:r>
         <w:t xml:space="preserve"> command.</w:t>
       </w:r>
@@ -8719,18 +10279,29 @@
         <w:t>R1</w:t>
       </w:r>
       <w:r>
-        <w:t xml:space="preserve"> to the </w:t>
+        <w:t xml:space="preserve"> to </w:t>
+      </w:r>
+      <w:proofErr w:type="gramStart"/>
+      <w:r>
+        <w:t xml:space="preserve">the </w:t>
       </w:r>
       <w:r>
         <w:rPr>
           <w:rStyle w:val="DnTnobold"/>
         </w:rPr>
-        <w:t xml:space="preserve">R3 </w:t>
-      </w:r>
+        <w:t>R3</w:t>
+      </w:r>
+      <w:proofErr w:type="gramEnd"/>
       <w:r>
         <w:rPr>
           <w:rStyle w:val="DnTnobold"/>
         </w:rPr>
+        <w:t xml:space="preserve"> </w:t>
+      </w:r>
+      <w:r>
+        <w:rPr>
+          <w:rStyle w:val="DnTnobold"/>
+        </w:rPr>
         <w:t>G0/0/1</w:t>
       </w:r>
       <w:r>
@@ -8746,7 +10317,15 @@
         <w:t xml:space="preserve">. </w:t>
       </w:r>
       <w:r>
-        <w:t>These pings should be successful.</w:t>
+        <w:t xml:space="preserve">These </w:t>
+      </w:r>
+      <w:proofErr w:type="gramStart"/>
+      <w:r>
+        <w:t>pings</w:t>
+      </w:r>
+      <w:proofErr w:type="gramEnd"/>
+      <w:r>
+        <w:t xml:space="preserve"> should be successful.</w:t>
       </w:r>
     </w:p>
     <w:p>
@@ -8776,8 +10355,33 @@
           <w:b/>
           <w:bCs/>
         </w:rPr>
-        <w:t xml:space="preserve"> isakmp sa</w:t>
-      </w:r>
+        <w:t xml:space="preserve"> </w:t>
+      </w:r>
+      <w:proofErr w:type="spellStart"/>
+      <w:r>
+        <w:rPr>
+          <w:b/>
+          <w:bCs/>
+        </w:rPr>
+        <w:t>isakmp</w:t>
+      </w:r>
+      <w:proofErr w:type="spellEnd"/>
+      <w:r>
+        <w:rPr>
+          <w:b/>
+          <w:bCs/>
+        </w:rPr>
+        <w:t xml:space="preserve"> </w:t>
+      </w:r>
+      <w:proofErr w:type="spellStart"/>
+      <w:r>
+        <w:rPr>
+          <w:b/>
+          <w:bCs/>
+        </w:rPr>
+        <w:t>sa</w:t>
+      </w:r>
+      <w:proofErr w:type="spellEnd"/>
       <w:r>
         <w:t xml:space="preserve"> command again.</w:t>
       </w:r>
@@ -8837,7 +10441,35 @@
         <w:rPr>
           <w:rStyle w:val="DnTbold"/>
         </w:rPr>
-        <w:t>debug ip ospf hello</w:t>
+        <w:t xml:space="preserve">debug </w:t>
+      </w:r>
+      <w:proofErr w:type="spellStart"/>
+      <w:r>
+        <w:rPr>
+          <w:rStyle w:val="DnTbold"/>
+        </w:rPr>
+        <w:t>ip</w:t>
+      </w:r>
+      <w:proofErr w:type="spellEnd"/>
+      <w:r>
+        <w:rPr>
+          <w:rStyle w:val="DnTbold"/>
+        </w:rPr>
+        <w:t xml:space="preserve"> </w:t>
+      </w:r>
+      <w:proofErr w:type="spellStart"/>
+      <w:r>
+        <w:rPr>
+          <w:rStyle w:val="DnTbold"/>
+        </w:rPr>
+        <w:t>ospf</w:t>
+      </w:r>
+      <w:proofErr w:type="spellEnd"/>
+      <w:r>
+        <w:rPr>
+          <w:rStyle w:val="DnTbold"/>
+        </w:rPr>
+        <w:t xml:space="preserve"> hello</w:t>
       </w:r>
       <w:r>
         <w:t xml:space="preserve"> command</w:t>
@@ -8858,6 +10490,10 @@
     <w:p>
       <w:pPr>
         <w:pStyle w:val="CMD"/>
+        <w:rPr>
+          <w:b/>
+          <w:bCs/>
+        </w:rPr>
       </w:pPr>
       <w:r>
         <w:t xml:space="preserve">R1# </w:t>
@@ -8867,7 +10503,81 @@
           <w:b/>
           <w:bCs/>
         </w:rPr>
-        <w:t>debug ip ospf hello</w:t>
+        <w:t xml:space="preserve">debug </w:t>
+      </w:r>
+      <w:proofErr w:type="spellStart"/>
+      <w:r>
+        <w:rPr>
+          <w:b/>
+          <w:bCs/>
+        </w:rPr>
+        <w:t>ip</w:t>
+      </w:r>
+      <w:proofErr w:type="spellEnd"/>
+      <w:r>
+        <w:rPr>
+          <w:b/>
+          <w:bCs/>
+        </w:rPr>
+        <w:t xml:space="preserve"> </w:t>
+      </w:r>
+      <w:proofErr w:type="spellStart"/>
+      <w:r>
+        <w:rPr>
+          <w:b/>
+          <w:bCs/>
+        </w:rPr>
+        <w:t>ospf</w:t>
+      </w:r>
+      <w:proofErr w:type="spellEnd"/>
+      <w:r>
+        <w:rPr>
+          <w:b/>
+          <w:bCs/>
+        </w:rPr>
+        <w:t xml:space="preserve"> hello</w:t>
+      </w:r>
+    </w:p>
+    <w:p>
+      <w:pPr>
+        <w:pStyle w:val="CMD"/>
+      </w:pPr>
+      <w:r>
+        <w:drawing>
+          <wp:inline distT="0" distB="0" distL="0" distR="0" wp14:anchorId="5656E751" wp14:editId="5EF4E62A">
+            <wp:extent cx="2486372" cy="504895"/>
+            <wp:effectExtent l="0" t="0" r="9525" b="9525"/>
+            <wp:docPr id="360972971" name="Picture 1"/>
+            <wp:cNvGraphicFramePr>
+              <a:graphicFrameLocks xmlns:a="http://schemas.openxmlformats.org/drawingml/2006/main" noChangeAspect="1"/>
+            </wp:cNvGraphicFramePr>
+            <a:graphic xmlns:a="http://schemas.openxmlformats.org/drawingml/2006/main">
+              <a:graphicData uri="http://schemas.openxmlformats.org/drawingml/2006/picture">
+                <pic:pic xmlns:pic="http://schemas.openxmlformats.org/drawingml/2006/picture">
+                  <pic:nvPicPr>
+                    <pic:cNvPr id="360972971" name=""/>
+                    <pic:cNvPicPr/>
+                  </pic:nvPicPr>
+                  <pic:blipFill>
+                    <a:blip r:embed="rId18"/>
+                    <a:stretch>
+                      <a:fillRect/>
+                    </a:stretch>
+                  </pic:blipFill>
+                  <pic:spPr>
+                    <a:xfrm>
+                      <a:off x="0" y="0"/>
+                      <a:ext cx="2486372" cy="504895"/>
+                    </a:xfrm>
+                    <a:prstGeom prst="rect">
+                      <a:avLst/>
+                    </a:prstGeom>
+                  </pic:spPr>
+                </pic:pic>
+              </a:graphicData>
+            </a:graphic>
+          </wp:inline>
+        </w:drawing>
       </w:r>
     </w:p>
     <w:p>
@@ -8891,7 +10601,15 @@
         <w:pStyle w:val="CMDOutput"/>
       </w:pPr>
       <w:r>
-        <w:t xml:space="preserve">*Apr  7 18:04:46.467: OSPF: Send hello to 224.0.0.5 area 0 on </w:t>
+        <w:t>*</w:t>
+      </w:r>
+      <w:proofErr w:type="gramStart"/>
+      <w:r>
+        <w:t>Apr  7</w:t>
+      </w:r>
+      <w:proofErr w:type="gramEnd"/>
+      <w:r>
+        <w:t xml:space="preserve"> 18:04:46.467: OSPF: Send hello to 224.0.0.5 area 0 on </w:t>
       </w:r>
       <w:r>
         <w:t>Gigabit</w:t>
@@ -8905,7 +10623,15 @@
         <w:pStyle w:val="CMDOutput"/>
       </w:pPr>
       <w:r>
-        <w:t>*Apr  7 18:04:50.055: OSPF: Send hello to 224.0.0.5 area 0 on Serial0/0/0 from 10.1.1.1</w:t>
+        <w:t>*</w:t>
+      </w:r>
+      <w:proofErr w:type="gramStart"/>
+      <w:r>
+        <w:t>Apr  7</w:t>
+      </w:r>
+      <w:proofErr w:type="gramEnd"/>
+      <w:r>
+        <w:t xml:space="preserve"> 18:04:50.055: OSPF: Send hello to 224.0.0.5 area 0 on Serial0/0/0 from 10.1.1.1</w:t>
       </w:r>
     </w:p>
     <w:p>
@@ -8913,7 +10639,23 @@
         <w:pStyle w:val="CMDOutput"/>
       </w:pPr>
       <w:r>
-        <w:t>*Apr  7 18:04:52.463: OSPF: Rcv hello from 10.2.2.2 area 0 from Serial0/0/0 10.1.1.2</w:t>
+        <w:t>*</w:t>
+      </w:r>
+      <w:proofErr w:type="gramStart"/>
+      <w:r>
+        <w:t>Apr  7</w:t>
+      </w:r>
+      <w:proofErr w:type="gramEnd"/>
+      <w:r>
+        <w:t xml:space="preserve"> 18:04:52.463: OSPF: </w:t>
+      </w:r>
+      <w:proofErr w:type="spellStart"/>
+      <w:r>
+        <w:t>Rcv</w:t>
+      </w:r>
+      <w:proofErr w:type="spellEnd"/>
+      <w:r>
+        <w:t xml:space="preserve"> hello from 10.2.2.2 area 0 from Serial0/0/0 10.1.1.2</w:t>
       </w:r>
     </w:p>
     <w:p>
@@ -8921,7 +10663,11 @@
         <w:pStyle w:val="CMDOutput"/>
       </w:pPr>
       <w:r>
-        <w:t xml:space="preserve">*Apr  </w:t>
+        <w:t>*</w:t>
+      </w:r>
+      <w:proofErr w:type="gramStart"/>
+      <w:r>
+        <w:t xml:space="preserve">Apr  </w:t>
       </w:r>
       <w:r>
         <w:rPr>
@@ -8929,6 +10675,7 @@
         </w:rPr>
         <w:t>7</w:t>
       </w:r>
+      <w:proofErr w:type="gramEnd"/>
       <w:r>
         <w:t xml:space="preserve"> 18:04:52.463: OSPF: End of hello processing</w:t>
       </w:r>
@@ -8938,7 +10685,15 @@
         <w:pStyle w:val="CMDOutput"/>
       </w:pPr>
       <w:r>
-        <w:t xml:space="preserve">*Apr  7 18:04:55.675: OSPF: Send hello to 224.0.0.5 area 0 on </w:t>
+        <w:t>*</w:t>
+      </w:r>
+      <w:proofErr w:type="gramStart"/>
+      <w:r>
+        <w:t>Apr  7</w:t>
+      </w:r>
+      <w:proofErr w:type="gramEnd"/>
+      <w:r>
+        <w:t xml:space="preserve"> 18:04:55.675: OSPF: Send hello to 224.0.0.5 area 0 on </w:t>
       </w:r>
       <w:r>
         <w:t>Gigabit</w:t>
@@ -8952,7 +10707,15 @@
         <w:pStyle w:val="CMDOutput"/>
       </w:pPr>
       <w:r>
-        <w:t>*Apr  7 18:04:59.387: OSPF: Send hello to 224.0.0.5 area 0 on Serial0/0/0 from 10.1.1.1</w:t>
+        <w:t>*</w:t>
+      </w:r>
+      <w:proofErr w:type="gramStart"/>
+      <w:r>
+        <w:t>Apr  7</w:t>
+      </w:r>
+      <w:proofErr w:type="gramEnd"/>
+      <w:r>
+        <w:t xml:space="preserve"> 18:04:59.387: OSPF: Send hello to 224.0.0.5 area 0 on Serial0/0/0 from 10.1.1.1</w:t>
       </w:r>
     </w:p>
     <w:p>
@@ -8960,7 +10723,23 @@
         <w:pStyle w:val="CMDOutput"/>
       </w:pPr>
       <w:r>
-        <w:t>*Apr  7 18:05:02.431: OSPF: Rcv hello from 10.2.2.2 area 0 from Serial0/0/0 10.1.1.2</w:t>
+        <w:t>*</w:t>
+      </w:r>
+      <w:proofErr w:type="gramStart"/>
+      <w:r>
+        <w:t>Apr  7</w:t>
+      </w:r>
+      <w:proofErr w:type="gramEnd"/>
+      <w:r>
+        <w:t xml:space="preserve"> 18:05:02.431: OSPF: </w:t>
+      </w:r>
+      <w:proofErr w:type="spellStart"/>
+      <w:r>
+        <w:t>Rcv</w:t>
+      </w:r>
+      <w:proofErr w:type="spellEnd"/>
+      <w:r>
+        <w:t xml:space="preserve"> hello from 10.2.2.2 area 0 from Serial0/0/0 10.1.1.2</w:t>
       </w:r>
     </w:p>
     <w:p>
@@ -8971,7 +10750,11 @@
         </w:rPr>
       </w:pPr>
       <w:r>
-        <w:t xml:space="preserve">*Apr  </w:t>
+        <w:t>*</w:t>
+      </w:r>
+      <w:proofErr w:type="gramStart"/>
+      <w:r>
+        <w:t xml:space="preserve">Apr  </w:t>
       </w:r>
       <w:r>
         <w:rPr>
@@ -8979,6 +10762,7 @@
         </w:rPr>
         <w:t>7</w:t>
       </w:r>
+      <w:proofErr w:type="gramEnd"/>
       <w:r>
         <w:t xml:space="preserve"> 18:05:02.431: OSPF: End of hello processing</w:t>
       </w:r>
@@ -9009,7 +10793,35 @@
         <w:rPr>
           <w:rStyle w:val="DnTbold"/>
         </w:rPr>
-        <w:t>debug ip ospf hello</w:t>
+        <w:t xml:space="preserve">debug </w:t>
+      </w:r>
+      <w:proofErr w:type="spellStart"/>
+      <w:r>
+        <w:rPr>
+          <w:rStyle w:val="DnTbold"/>
+        </w:rPr>
+        <w:t>ip</w:t>
+      </w:r>
+      <w:proofErr w:type="spellEnd"/>
+      <w:r>
+        <w:rPr>
+          <w:rStyle w:val="DnTbold"/>
+        </w:rPr>
+        <w:t xml:space="preserve"> </w:t>
+      </w:r>
+      <w:proofErr w:type="spellStart"/>
+      <w:r>
+        <w:rPr>
+          <w:rStyle w:val="DnTbold"/>
+        </w:rPr>
+        <w:t>ospf</w:t>
+      </w:r>
+      <w:proofErr w:type="spellEnd"/>
+      <w:r>
+        <w:rPr>
+          <w:rStyle w:val="DnTbold"/>
+        </w:rPr>
+        <w:t xml:space="preserve"> hello</w:t>
       </w:r>
       <w:r>
         <w:rPr>
@@ -9020,11 +10832,19 @@
       <w:r>
         <w:t xml:space="preserve">or </w:t>
       </w:r>
+      <w:proofErr w:type="spellStart"/>
       <w:r>
         <w:rPr>
           <w:rStyle w:val="DnTbold"/>
         </w:rPr>
-        <w:t>undebug all</w:t>
+        <w:t>undebug</w:t>
+      </w:r>
+      <w:proofErr w:type="spellEnd"/>
+      <w:r>
+        <w:rPr>
+          <w:rStyle w:val="DnTbold"/>
+        </w:rPr>
+        <w:t xml:space="preserve"> all</w:t>
       </w:r>
       <w:r>
         <w:t xml:space="preserve"> command.</w:t>
@@ -9054,8 +10874,30 @@
         <w:rPr>
           <w:rStyle w:val="DnTbold"/>
         </w:rPr>
-        <w:t>show crypto isakmp sa</w:t>
-      </w:r>
+        <w:t xml:space="preserve">show crypto </w:t>
+      </w:r>
+      <w:proofErr w:type="spellStart"/>
+      <w:r>
+        <w:rPr>
+          <w:rStyle w:val="DnTbold"/>
+        </w:rPr>
+        <w:t>isakmp</w:t>
+      </w:r>
+      <w:proofErr w:type="spellEnd"/>
+      <w:r>
+        <w:rPr>
+          <w:rStyle w:val="DnTbold"/>
+        </w:rPr>
+        <w:t xml:space="preserve"> </w:t>
+      </w:r>
+      <w:proofErr w:type="spellStart"/>
+      <w:r>
+        <w:rPr>
+          <w:rStyle w:val="DnTbold"/>
+        </w:rPr>
+        <w:t>sa</w:t>
+      </w:r>
+      <w:proofErr w:type="spellEnd"/>
       <w:r>
         <w:rPr>
           <w:b/>
@@ -9120,13 +10962,22 @@
         <w:pStyle w:val="AnswerLineL50"/>
         <w:rPr>
           <w:noProof/>
-        </w:rPr>
-      </w:pPr>
-      <w:r>
-        <w:rPr>
-          <w:noProof/>
-        </w:rPr>
-        <w:t>Type your answers here.</w:t>
+          <w:color w:val="EE0000"/>
+        </w:rPr>
+      </w:pPr>
+      <w:r>
+        <w:rPr>
+          <w:noProof/>
+          <w:color w:val="EE0000"/>
+        </w:rPr>
+        <w:t>IPsec remained idle as the test pings used the R1 interface address (10.1.1.1) instead of the protected 192.168.1.0/24 network. Because the traffic fell outside the crypto map's ACL scope, no encryption tunnel was initiated</w:t>
+      </w:r>
+      <w:r>
+        <w:rPr>
+          <w:noProof/>
+          <w:color w:val="EE0000"/>
+        </w:rPr>
+        <w:t>.</w:t>
       </w:r>
     </w:p>
     <w:p>
@@ -9330,12 +11181,57 @@
     <w:p>
       <w:pPr>
         <w:pStyle w:val="CMDOutput"/>
+        <w:rPr>
+          <w:noProof/>
+        </w:rPr>
       </w:pPr>
       <w:r>
         <w:rPr>
           <w:noProof/>
         </w:rPr>
         <w:t>Success rate is 80 percent (4/5), round-trip min/avg/max = 1/1/2 ms</w:t>
+      </w:r>
+    </w:p>
+    <w:p>
+      <w:pPr>
+        <w:pStyle w:val="CMDOutput"/>
+      </w:pPr>
+      <w:r>
+        <w:drawing>
+          <wp:inline distT="0" distB="0" distL="0" distR="0" wp14:anchorId="003DFF52" wp14:editId="39DAACA8">
+            <wp:extent cx="6400800" cy="1334135"/>
+            <wp:effectExtent l="0" t="0" r="0" b="0"/>
+            <wp:docPr id="965800853" name="Picture 1"/>
+            <wp:cNvGraphicFramePr>
+              <a:graphicFrameLocks xmlns:a="http://schemas.openxmlformats.org/drawingml/2006/main" noChangeAspect="1"/>
+            </wp:cNvGraphicFramePr>
+            <a:graphic xmlns:a="http://schemas.openxmlformats.org/drawingml/2006/main">
+              <a:graphicData uri="http://schemas.openxmlformats.org/drawingml/2006/picture">
+                <pic:pic xmlns:pic="http://schemas.openxmlformats.org/drawingml/2006/picture">
+                  <pic:nvPicPr>
+                    <pic:cNvPr id="965800853" name=""/>
+                    <pic:cNvPicPr/>
+                  </pic:nvPicPr>
+                  <pic:blipFill>
+                    <a:blip r:embed="rId19"/>
+                    <a:stretch>
+                      <a:fillRect/>
+                    </a:stretch>
+                  </pic:blipFill>
+                  <pic:spPr>
+                    <a:xfrm>
+                      <a:off x="0" y="0"/>
+                      <a:ext cx="6400800" cy="1334135"/>
+                    </a:xfrm>
+                    <a:prstGeom prst="rect">
+                      <a:avLst/>
+                    </a:prstGeom>
+                  </pic:spPr>
+                </pic:pic>
+              </a:graphicData>
+            </a:graphic>
+          </wp:inline>
+        </w:drawing>
       </w:r>
     </w:p>
     <w:p>
@@ -9356,8 +11252,30 @@
         <w:rPr>
           <w:rStyle w:val="DnTbold"/>
         </w:rPr>
-        <w:t>show crypto isakmp sa</w:t>
-      </w:r>
+        <w:t xml:space="preserve">show crypto </w:t>
+      </w:r>
+      <w:proofErr w:type="spellStart"/>
+      <w:r>
+        <w:rPr>
+          <w:rStyle w:val="DnTbold"/>
+        </w:rPr>
+        <w:t>isakmp</w:t>
+      </w:r>
+      <w:proofErr w:type="spellEnd"/>
+      <w:r>
+        <w:rPr>
+          <w:rStyle w:val="DnTbold"/>
+        </w:rPr>
+        <w:t xml:space="preserve"> </w:t>
+      </w:r>
+      <w:proofErr w:type="spellStart"/>
+      <w:r>
+        <w:rPr>
+          <w:rStyle w:val="DnTbold"/>
+        </w:rPr>
+        <w:t>sa</w:t>
+      </w:r>
+      <w:proofErr w:type="spellEnd"/>
       <w:r>
         <w:t xml:space="preserve"> command.</w:t>
       </w:r>
@@ -9367,7 +11285,6 @@
         <w:pStyle w:val="CMD"/>
       </w:pPr>
       <w:r>
-        <w:lastRenderedPageBreak/>
         <w:t xml:space="preserve">R1# </w:t>
       </w:r>
       <w:r>
@@ -9375,8 +11292,33 @@
           <w:b/>
           <w:bCs/>
         </w:rPr>
-        <w:t>show crypto isakmp sa</w:t>
-      </w:r>
+        <w:t xml:space="preserve">show crypto </w:t>
+      </w:r>
+      <w:proofErr w:type="spellStart"/>
+      <w:r>
+        <w:rPr>
+          <w:b/>
+          <w:bCs/>
+        </w:rPr>
+        <w:t>isakmp</w:t>
+      </w:r>
+      <w:proofErr w:type="spellEnd"/>
+      <w:r>
+        <w:rPr>
+          <w:b/>
+          <w:bCs/>
+        </w:rPr>
+        <w:t xml:space="preserve"> </w:t>
+      </w:r>
+      <w:proofErr w:type="spellStart"/>
+      <w:r>
+        <w:rPr>
+          <w:b/>
+          <w:bCs/>
+        </w:rPr>
+        <w:t>sa</w:t>
+      </w:r>
+      <w:proofErr w:type="spellEnd"/>
     </w:p>
     <w:p>
       <w:pPr>
@@ -9393,8 +11335,21 @@
           <w:noProof/>
         </w:rPr>
       </w:pPr>
-      <w:r>
-        <w:t xml:space="preserve">dst             src             state          conn-id </w:t>
+      <w:proofErr w:type="spellStart"/>
+      <w:r>
+        <w:t>dst</w:t>
+      </w:r>
+      <w:proofErr w:type="spellEnd"/>
+      <w:r>
+        <w:t xml:space="preserve">             </w:t>
+      </w:r>
+      <w:proofErr w:type="spellStart"/>
+      <w:r>
+        <w:t>src</w:t>
+      </w:r>
+      <w:proofErr w:type="spellEnd"/>
+      <w:r>
+        <w:t xml:space="preserve">             state          conn-id </w:t>
       </w:r>
       <w:r>
         <w:rPr>
@@ -9421,6 +11376,43 @@
       <w:pPr>
         <w:pStyle w:val="CMDOutput"/>
       </w:pPr>
+      <w:r>
+        <w:drawing>
+          <wp:inline distT="0" distB="0" distL="0" distR="0" wp14:anchorId="02F0A74A" wp14:editId="654E7AE7">
+            <wp:extent cx="5477639" cy="1143160"/>
+            <wp:effectExtent l="0" t="0" r="0" b="0"/>
+            <wp:docPr id="1742690914" name="Picture 1"/>
+            <wp:cNvGraphicFramePr>
+              <a:graphicFrameLocks xmlns:a="http://schemas.openxmlformats.org/drawingml/2006/main" noChangeAspect="1"/>
+            </wp:cNvGraphicFramePr>
+            <a:graphic xmlns:a="http://schemas.openxmlformats.org/drawingml/2006/main">
+              <a:graphicData uri="http://schemas.openxmlformats.org/drawingml/2006/picture">
+                <pic:pic xmlns:pic="http://schemas.openxmlformats.org/drawingml/2006/picture">
+                  <pic:nvPicPr>
+                    <pic:cNvPr id="1742690914" name=""/>
+                    <pic:cNvPicPr/>
+                  </pic:nvPicPr>
+                  <pic:blipFill>
+                    <a:blip r:embed="rId20"/>
+                    <a:stretch>
+                      <a:fillRect/>
+                    </a:stretch>
+                  </pic:blipFill>
+                  <pic:spPr>
+                    <a:xfrm>
+                      <a:off x="0" y="0"/>
+                      <a:ext cx="5477639" cy="1143160"/>
+                    </a:xfrm>
+                    <a:prstGeom prst="rect">
+                      <a:avLst/>
+                    </a:prstGeom>
+                  </pic:spPr>
+                </pic:pic>
+              </a:graphicData>
+            </a:graphic>
+          </wp:inline>
+        </w:drawing>
+      </w:r>
     </w:p>
     <w:p>
       <w:pPr>
@@ -9488,13 +11480,22 @@
         <w:pStyle w:val="AnswerLineL50"/>
         <w:rPr>
           <w:noProof/>
-        </w:rPr>
-      </w:pPr>
-      <w:r>
-        <w:rPr>
-          <w:noProof/>
-        </w:rPr>
-        <w:t>Type your answers here.</w:t>
+          <w:color w:val="EE0000"/>
+        </w:rPr>
+      </w:pPr>
+      <w:r>
+        <w:rPr>
+          <w:noProof/>
+          <w:color w:val="EE0000"/>
+        </w:rPr>
+        <w:t xml:space="preserve">No, </w:t>
+      </w:r>
+      <w:r>
+        <w:rPr>
+          <w:noProof/>
+          <w:color w:val="EE0000"/>
+        </w:rPr>
+        <w:t>Routing protocol exchanges between routers are treated as non-interesting traffic. These packets bypass the IPsec process, meaning they are sent in the clear and are incapable of triggering an SA</w:t>
       </w:r>
     </w:p>
     <w:p>
@@ -9516,13 +11517,16 @@
         <w:pStyle w:val="AnswerLineL50"/>
         <w:rPr>
           <w:noProof/>
-        </w:rPr>
-      </w:pPr>
-      <w:r>
-        <w:rPr>
-          <w:noProof/>
-        </w:rPr>
-        <w:t>Type your answers here.</w:t>
+          <w:color w:val="EE0000"/>
+        </w:rPr>
+      </w:pPr>
+      <w:r>
+        <w:rPr>
+          <w:bCs/>
+          <w:noProof/>
+          <w:color w:val="EE0000"/>
+        </w:rPr>
+        <w:t>10.1.1.1 (R1 G0/0/0), Dst: 10.2.2.1 (R3 G0/0/0)</w:t>
       </w:r>
     </w:p>
     <w:p>
@@ -9573,8 +11577,30 @@
         <w:rPr>
           <w:rStyle w:val="DnTbold"/>
         </w:rPr>
-        <w:t>show crypto ipsec sa</w:t>
-      </w:r>
+        <w:t xml:space="preserve">show crypto </w:t>
+      </w:r>
+      <w:proofErr w:type="spellStart"/>
+      <w:r>
+        <w:rPr>
+          <w:rStyle w:val="DnTbold"/>
+        </w:rPr>
+        <w:t>ipsec</w:t>
+      </w:r>
+      <w:proofErr w:type="spellEnd"/>
+      <w:r>
+        <w:rPr>
+          <w:rStyle w:val="DnTbold"/>
+        </w:rPr>
+        <w:t xml:space="preserve"> </w:t>
+      </w:r>
+      <w:proofErr w:type="spellStart"/>
+      <w:r>
+        <w:rPr>
+          <w:rStyle w:val="DnTbold"/>
+        </w:rPr>
+        <w:t>sa</w:t>
+      </w:r>
+      <w:proofErr w:type="spellEnd"/>
       <w:r>
         <w:t xml:space="preserve"> command.</w:t>
       </w:r>
@@ -9632,15 +11658,21 @@
     <w:p>
       <w:pPr>
         <w:pStyle w:val="AnswerLineL50"/>
-        <w:rPr>
-          <w:noProof/>
-        </w:rPr>
-      </w:pPr>
-      <w:r>
-        <w:rPr>
-          <w:noProof/>
-        </w:rPr>
-        <w:t>Type your answers here.</w:t>
+        <w:numPr>
+          <w:ilvl w:val="0"/>
+          <w:numId w:val="22"/>
+        </w:numPr>
+        <w:rPr>
+          <w:noProof/>
+          <w:color w:val="EE0000"/>
+        </w:rPr>
+      </w:pPr>
+      <w:r>
+        <w:rPr>
+          <w:noProof/>
+          <w:color w:val="EE0000"/>
+        </w:rPr>
+        <w:t>A total of 29 packets have been processed by the IPsec SA. The counters for encapsulation and decapsulation both show 29, indicating symmetrical protected traffic flow between the peers</w:t>
       </w:r>
     </w:p>
     <w:p>
@@ -9661,8 +11693,33 @@
           <w:b/>
           <w:bCs/>
         </w:rPr>
-        <w:t>show crypto ipsec sa</w:t>
-      </w:r>
+        <w:t xml:space="preserve">show crypto </w:t>
+      </w:r>
+      <w:proofErr w:type="spellStart"/>
+      <w:r>
+        <w:rPr>
+          <w:b/>
+          <w:bCs/>
+        </w:rPr>
+        <w:t>ipsec</w:t>
+      </w:r>
+      <w:proofErr w:type="spellEnd"/>
+      <w:r>
+        <w:rPr>
+          <w:b/>
+          <w:bCs/>
+        </w:rPr>
+        <w:t xml:space="preserve"> </w:t>
+      </w:r>
+      <w:proofErr w:type="spellStart"/>
+      <w:r>
+        <w:rPr>
+          <w:b/>
+          <w:bCs/>
+        </w:rPr>
+        <w:t>sa</w:t>
+      </w:r>
+      <w:proofErr w:type="spellEnd"/>
     </w:p>
     <w:p>
       <w:pPr>
@@ -10079,7 +12136,6 @@
         <w:rPr>
           <w:noProof/>
         </w:rPr>
-        <w:lastRenderedPageBreak/>
         <w:t xml:space="preserve">     inbound ah sas:</w:t>
       </w:r>
     </w:p>
@@ -10281,6 +12337,62 @@
           <w:noProof/>
         </w:rPr>
         <w:t xml:space="preserve">     outbound pcp sas:</w:t>
+      </w:r>
+    </w:p>
+    <w:p>
+      <w:pPr>
+        <w:pStyle w:val="CMDOutput"/>
+        <w:rPr>
+          <w:noProof/>
+        </w:rPr>
+      </w:pPr>
+    </w:p>
+    <w:p>
+      <w:pPr>
+        <w:pStyle w:val="CMDOutput"/>
+        <w:rPr>
+          <w:noProof/>
+        </w:rPr>
+      </w:pPr>
+      <w:r>
+        <w:rPr>
+          <w:noProof/>
+        </w:rPr>
+        <w:drawing>
+          <wp:inline distT="0" distB="0" distL="0" distR="0" wp14:anchorId="3FF1E3DD" wp14:editId="3DBF5E91">
+            <wp:extent cx="6318885" cy="8266430"/>
+            <wp:effectExtent l="0" t="0" r="5715" b="1270"/>
+            <wp:docPr id="1284628692" name="Picture 1"/>
+            <wp:cNvGraphicFramePr>
+              <a:graphicFrameLocks xmlns:a="http://schemas.openxmlformats.org/drawingml/2006/main" noChangeAspect="1"/>
+            </wp:cNvGraphicFramePr>
+            <a:graphic xmlns:a="http://schemas.openxmlformats.org/drawingml/2006/main">
+              <a:graphicData uri="http://schemas.openxmlformats.org/drawingml/2006/picture">
+                <pic:pic xmlns:pic="http://schemas.openxmlformats.org/drawingml/2006/picture">
+                  <pic:nvPicPr>
+                    <pic:cNvPr id="1284628692" name=""/>
+                    <pic:cNvPicPr/>
+                  </pic:nvPicPr>
+                  <pic:blipFill>
+                    <a:blip r:embed="rId21"/>
+                    <a:stretch>
+                      <a:fillRect/>
+                    </a:stretch>
+                  </pic:blipFill>
+                  <pic:spPr>
+                    <a:xfrm>
+                      <a:off x="0" y="0"/>
+                      <a:ext cx="6318885" cy="8266430"/>
+                    </a:xfrm>
+                    <a:prstGeom prst="rect">
+                      <a:avLst/>
+                    </a:prstGeom>
+                  </pic:spPr>
+                </pic:pic>
+              </a:graphicData>
+            </a:graphic>
+          </wp:inline>
+        </w:drawing>
       </w:r>
     </w:p>
     <w:p>
@@ -10333,15 +12445,21 @@
     <w:p>
       <w:pPr>
         <w:pStyle w:val="AnswerLineL50"/>
-        <w:rPr>
-          <w:noProof/>
-        </w:rPr>
-      </w:pPr>
-      <w:r>
-        <w:rPr>
-          <w:noProof/>
-        </w:rPr>
-        <w:t>Type your answers here.</w:t>
+        <w:numPr>
+          <w:ilvl w:val="0"/>
+          <w:numId w:val="22"/>
+        </w:numPr>
+        <w:rPr>
+          <w:noProof/>
+          <w:color w:val="EE0000"/>
+        </w:rPr>
+      </w:pPr>
+      <w:r>
+        <w:rPr>
+          <w:noProof/>
+          <w:color w:val="EE0000"/>
+        </w:rPr>
+        <w:t>The IPsec security policy covers all traffic between the 192.168.1.0 and 192.168.3.0 networks. Regardless of the protocol (HTTP, FTP, etc.), any packet moving between these two internal LANs triggers the encryption process</w:t>
       </w:r>
     </w:p>
     <w:p>
@@ -10380,9 +12498,29 @@
     <w:p>
       <w:pPr>
         <w:pStyle w:val="AnswerLineL25"/>
-      </w:pPr>
-      <w:r>
-        <w:t>Type your answers here.</w:t>
+        <w:rPr>
+          <w:color w:val="EE0000"/>
+        </w:rPr>
+      </w:pPr>
+      <w:r>
+        <w:rPr>
+          <w:color w:val="EE0000"/>
+        </w:rPr>
+        <w:t xml:space="preserve">No, </w:t>
+      </w:r>
+      <w:proofErr w:type="gramStart"/>
+      <w:r>
+        <w:rPr>
+          <w:color w:val="EE0000"/>
+        </w:rPr>
+        <w:t>This</w:t>
+      </w:r>
+      <w:proofErr w:type="gramEnd"/>
+      <w:r>
+        <w:rPr>
+          <w:color w:val="EE0000"/>
+        </w:rPr>
+        <w:t xml:space="preserve"> site-to-site VPN secures only the WAN segment. Internal LAN traffic—such as packets moving from PC-A to R1—is not encapsulated, leaving it vulnerable to local interception before it reaches the encryption point</w:t>
       </w:r>
     </w:p>
     <w:p>
@@ -10881,7 +13019,6 @@
           <w:b/>
           <w:bCs/>
         </w:rPr>
-        <w:lastRenderedPageBreak/>
         <w:t>Note</w:t>
       </w:r>
       <w:r>
@@ -10927,10 +13064,10 @@
       </w:r>
     </w:p>
     <w:sectPr>
-      <w:headerReference w:type="default" r:id="rId9"/>
-      <w:footerReference w:type="default" r:id="rId10"/>
-      <w:headerReference w:type="first" r:id="rId11"/>
-      <w:footerReference w:type="first" r:id="rId12"/>
+      <w:headerReference w:type="default" r:id="rId22"/>
+      <w:footerReference w:type="default" r:id="rId23"/>
+      <w:headerReference w:type="first" r:id="rId24"/>
+      <w:footerReference w:type="first" r:id="rId25"/>
       <w:pgSz w:w="12240" w:h="15840" w:code="1"/>
       <w:pgMar w:top="1526" w:right="1080" w:bottom="1296" w:left="1080" w:header="720" w:footer="720" w:gutter="0"/>
       <w:cols w:space="720"/>
@@ -10942,7 +13079,7 @@
 </file>
 
 <file path=word/endnotes.xml><?xml version="1.0" encoding="utf-8"?>
-<w:endnotes xmlns:wpc="http://schemas.microsoft.com/office/word/2010/wordprocessingCanvas" xmlns:cx="http://schemas.microsoft.com/office/drawing/2014/chartex" xmlns:cx1="http://schemas.microsoft.com/office/drawing/2015/9/8/chartex" xmlns:cx2="http://schemas.microsoft.com/office/drawing/2015/10/21/chartex" xmlns:cx3="http://schemas.microsoft.com/office/drawing/2016/5/9/chartex" xmlns:cx4="http://schemas.microsoft.com/office/drawing/2016/5/10/chartex" xmlns:cx5="http://schemas.microsoft.com/office/drawing/2016/5/11/chartex" xmlns:cx6="http://schemas.microsoft.com/office/drawing/2016/5/12/chartex" xmlns:cx7="http://schemas.microsoft.com/office/drawing/2016/5/13/chartex" xmlns:cx8="http://schemas.microsoft.com/office/drawing/2016/5/14/chartex" xmlns:mc="http://schemas.openxmlformats.org/markup-compatibility/2006" xmlns:aink="http://schemas.microsoft.com/office/drawing/2016/ink" xmlns:am3d="http://schemas.microsoft.com/office/drawing/2017/model3d" xmlns:o="urn:schemas-microsoft-com:office:office" xmlns:r="http://schemas.openxmlformats.org/officeDocument/2006/relationships" xmlns:m="http://schemas.openxmlformats.org/officeDocument/2006/math" xmlns:v="urn:schemas-microsoft-com:vml" xmlns:wp14="http://schemas.microsoft.com/office/word/2010/wordprocessingDrawing" xmlns:wp="http://schemas.openxmlformats.org/drawingml/2006/wordprocessingDrawing" xmlns:w10="urn:schemas-microsoft-com:office:word" xmlns:w="http://schemas.openxmlformats.org/wordprocessingml/2006/main" xmlns:w14="http://schemas.microsoft.com/office/word/2010/wordml" xmlns:w15="http://schemas.microsoft.com/office/word/2012/wordml" xmlns:w16cex="http://schemas.microsoft.com/office/word/2018/wordml/cex" xmlns:w16cid="http://schemas.microsoft.com/office/word/2016/wordml/cid" xmlns:w16="http://schemas.microsoft.com/office/word/2018/wordml" xmlns:w16se="http://schemas.microsoft.com/office/word/2015/wordml/symex" xmlns:wpg="http://schemas.microsoft.com/office/word/2010/wordprocessingGroup" xmlns:wpi="http://schemas.microsoft.com/office/word/2010/wordprocessingInk" xmlns:wne="http://schemas.microsoft.com/office/word/2006/wordml" xmlns:wps="http://schemas.microsoft.com/office/word/2010/wordprocessingShape" mc:Ignorable="w14 w15 w16se w16cid w16 w16cex wp14">
+<w:endnotes xmlns:wpc="http://schemas.microsoft.com/office/word/2010/wordprocessingCanvas" xmlns:cx="http://schemas.microsoft.com/office/drawing/2014/chartex" xmlns:cx1="http://schemas.microsoft.com/office/drawing/2015/9/8/chartex" xmlns:cx2="http://schemas.microsoft.com/office/drawing/2015/10/21/chartex" xmlns:cx3="http://schemas.microsoft.com/office/drawing/2016/5/9/chartex" xmlns:cx4="http://schemas.microsoft.com/office/drawing/2016/5/10/chartex" xmlns:cx5="http://schemas.microsoft.com/office/drawing/2016/5/11/chartex" xmlns:cx6="http://schemas.microsoft.com/office/drawing/2016/5/12/chartex" xmlns:cx7="http://schemas.microsoft.com/office/drawing/2016/5/13/chartex" xmlns:cx8="http://schemas.microsoft.com/office/drawing/2016/5/14/chartex" xmlns:mc="http://schemas.openxmlformats.org/markup-compatibility/2006" xmlns:aink="http://schemas.microsoft.com/office/drawing/2016/ink" xmlns:am3d="http://schemas.microsoft.com/office/drawing/2017/model3d" xmlns:o="urn:schemas-microsoft-com:office:office" xmlns:oel="http://schemas.microsoft.com/office/2019/extlst" xmlns:r="http://schemas.openxmlformats.org/officeDocument/2006/relationships" xmlns:m="http://schemas.openxmlformats.org/officeDocument/2006/math" xmlns:v="urn:schemas-microsoft-com:vml" xmlns:wp14="http://schemas.microsoft.com/office/word/2010/wordprocessingDrawing" xmlns:wp="http://schemas.openxmlformats.org/drawingml/2006/wordprocessingDrawing" xmlns:w10="urn:schemas-microsoft-com:office:word" xmlns:w="http://schemas.openxmlformats.org/wordprocessingml/2006/main" xmlns:w14="http://schemas.microsoft.com/office/word/2010/wordml" xmlns:w15="http://schemas.microsoft.com/office/word/2012/wordml" xmlns:w16cex="http://schemas.microsoft.com/office/word/2018/wordml/cex" xmlns:w16cid="http://schemas.microsoft.com/office/word/2016/wordml/cid" xmlns:w16="http://schemas.microsoft.com/office/word/2018/wordml" xmlns:w16du="http://schemas.microsoft.com/office/word/2023/wordml/word16du" xmlns:w16sdtdh="http://schemas.microsoft.com/office/word/2020/wordml/sdtdatahash" xmlns:w16sdtfl="http://schemas.microsoft.com/office/word/2024/wordml/sdtformatlock" xmlns:w16se="http://schemas.microsoft.com/office/word/2015/wordml/symex" xmlns:wpg="http://schemas.microsoft.com/office/word/2010/wordprocessingGroup" xmlns:wpi="http://schemas.microsoft.com/office/word/2010/wordprocessingInk" xmlns:wne="http://schemas.microsoft.com/office/word/2006/wordml" xmlns:wps="http://schemas.microsoft.com/office/word/2010/wordprocessingShape" mc:Ignorable="w14 w15 w16se w16cid w16 w16cex w16sdtdh w16sdtfl w16du wp14">
   <w:endnote w:type="separator" w:id="-1">
     <w:p>
       <w:pPr>
@@ -10969,7 +13106,7 @@
 </file>
 
 <file path=word/footer1.xml><?xml version="1.0" encoding="utf-8"?>
-<w:ftr xmlns:wpc="http://schemas.microsoft.com/office/word/2010/wordprocessingCanvas" xmlns:cx="http://schemas.microsoft.com/office/drawing/2014/chartex" xmlns:cx1="http://schemas.microsoft.com/office/drawing/2015/9/8/chartex" xmlns:cx2="http://schemas.microsoft.com/office/drawing/2015/10/21/chartex" xmlns:cx3="http://schemas.microsoft.com/office/drawing/2016/5/9/chartex" xmlns:cx4="http://schemas.microsoft.com/office/drawing/2016/5/10/chartex" xmlns:cx5="http://schemas.microsoft.com/office/drawing/2016/5/11/chartex" xmlns:cx6="http://schemas.microsoft.com/office/drawing/2016/5/12/chartex" xmlns:cx7="http://schemas.microsoft.com/office/drawing/2016/5/13/chartex" xmlns:cx8="http://schemas.microsoft.com/office/drawing/2016/5/14/chartex" xmlns:mc="http://schemas.openxmlformats.org/markup-compatibility/2006" xmlns:aink="http://schemas.microsoft.com/office/drawing/2016/ink" xmlns:am3d="http://schemas.microsoft.com/office/drawing/2017/model3d" xmlns:o="urn:schemas-microsoft-com:office:office" xmlns:r="http://schemas.openxmlformats.org/officeDocument/2006/relationships" xmlns:m="http://schemas.openxmlformats.org/officeDocument/2006/math" xmlns:v="urn:schemas-microsoft-com:vml" xmlns:wp14="http://schemas.microsoft.com/office/word/2010/wordprocessingDrawing" xmlns:wp="http://schemas.openxmlformats.org/drawingml/2006/wordprocessingDrawing" xmlns:w10="urn:schemas-microsoft-com:office:word" xmlns:w="http://schemas.openxmlformats.org/wordprocessingml/2006/main" xmlns:w14="http://schemas.microsoft.com/office/word/2010/wordml" xmlns:w15="http://schemas.microsoft.com/office/word/2012/wordml" xmlns:w16cex="http://schemas.microsoft.com/office/word/2018/wordml/cex" xmlns:w16cid="http://schemas.microsoft.com/office/word/2016/wordml/cid" xmlns:w16="http://schemas.microsoft.com/office/word/2018/wordml" xmlns:w16se="http://schemas.microsoft.com/office/word/2015/wordml/symex" xmlns:wpg="http://schemas.microsoft.com/office/word/2010/wordprocessingGroup" xmlns:wpi="http://schemas.microsoft.com/office/word/2010/wordprocessingInk" xmlns:wne="http://schemas.microsoft.com/office/word/2006/wordml" xmlns:wps="http://schemas.microsoft.com/office/word/2010/wordprocessingShape" mc:Ignorable="w14 w15 w16se w16cid w16 w16cex wp14">
+<w:ftr xmlns:wpc="http://schemas.microsoft.com/office/word/2010/wordprocessingCanvas" xmlns:cx="http://schemas.microsoft.com/office/drawing/2014/chartex" xmlns:cx1="http://schemas.microsoft.com/office/drawing/2015/9/8/chartex" xmlns:cx2="http://schemas.microsoft.com/office/drawing/2015/10/21/chartex" xmlns:cx3="http://schemas.microsoft.com/office/drawing/2016/5/9/chartex" xmlns:cx4="http://schemas.microsoft.com/office/drawing/2016/5/10/chartex" xmlns:cx5="http://schemas.microsoft.com/office/drawing/2016/5/11/chartex" xmlns:cx6="http://schemas.microsoft.com/office/drawing/2016/5/12/chartex" xmlns:cx7="http://schemas.microsoft.com/office/drawing/2016/5/13/chartex" xmlns:cx8="http://schemas.microsoft.com/office/drawing/2016/5/14/chartex" xmlns:mc="http://schemas.openxmlformats.org/markup-compatibility/2006" xmlns:aink="http://schemas.microsoft.com/office/drawing/2016/ink" xmlns:am3d="http://schemas.microsoft.com/office/drawing/2017/model3d" xmlns:o="urn:schemas-microsoft-com:office:office" xmlns:oel="http://schemas.microsoft.com/office/2019/extlst" xmlns:r="http://schemas.openxmlformats.org/officeDocument/2006/relationships" xmlns:m="http://schemas.openxmlformats.org/officeDocument/2006/math" xmlns:v="urn:schemas-microsoft-com:vml" xmlns:wp14="http://schemas.microsoft.com/office/word/2010/wordprocessingDrawing" xmlns:wp="http://schemas.openxmlformats.org/drawingml/2006/wordprocessingDrawing" xmlns:w10="urn:schemas-microsoft-com:office:word" xmlns:w="http://schemas.openxmlformats.org/wordprocessingml/2006/main" xmlns:w14="http://schemas.microsoft.com/office/word/2010/wordml" xmlns:w15="http://schemas.microsoft.com/office/word/2012/wordml" xmlns:w16cex="http://schemas.microsoft.com/office/word/2018/wordml/cex" xmlns:w16cid="http://schemas.microsoft.com/office/word/2016/wordml/cid" xmlns:w16="http://schemas.microsoft.com/office/word/2018/wordml" xmlns:w16du="http://schemas.microsoft.com/office/word/2023/wordml/word16du" xmlns:w16sdtdh="http://schemas.microsoft.com/office/word/2020/wordml/sdtdatahash" xmlns:w16sdtfl="http://schemas.microsoft.com/office/word/2024/wordml/sdtformatlock" xmlns:w16se="http://schemas.microsoft.com/office/word/2015/wordml/symex" xmlns:wpg="http://schemas.microsoft.com/office/word/2010/wordprocessingGroup" xmlns:wpi="http://schemas.microsoft.com/office/word/2010/wordprocessingInk" xmlns:wne="http://schemas.microsoft.com/office/word/2006/wordml" xmlns:wps="http://schemas.microsoft.com/office/word/2010/wordprocessingShape" mc:Ignorable="w14 w15 w16se w16cid w16 w16cex w16sdtdh w16sdtfl w16du wp14">
   <w:p>
     <w:pPr>
       <w:pStyle w:val="Footer"/>
@@ -10991,7 +13128,6 @@
         <w:dataBinding w:prefixMappings="xmlns:ns0='http://purl.org/dc/elements/1.1/' xmlns:ns1='http://schemas.openxmlformats.org/package/2006/metadata/core-properties' " w:xpath="/ns1:coreProperties[1]/ns0:description[1]" w:storeItemID="{6C3C8BC8-F283-45AE-878A-BAB7291924A1}"/>
         <w:text w:multiLine="1"/>
       </w:sdtPr>
-      <w:sdtEndPr/>
       <w:sdtContent>
         <w:r>
           <w:t>2015</w:t>
@@ -11129,7 +13265,7 @@
 </file>
 
 <file path=word/footer2.xml><?xml version="1.0" encoding="utf-8"?>
-<w:ftr xmlns:wpc="http://schemas.microsoft.com/office/word/2010/wordprocessingCanvas" xmlns:cx="http://schemas.microsoft.com/office/drawing/2014/chartex" xmlns:cx1="http://schemas.microsoft.com/office/drawing/2015/9/8/chartex" xmlns:cx2="http://schemas.microsoft.com/office/drawing/2015/10/21/chartex" xmlns:cx3="http://schemas.microsoft.com/office/drawing/2016/5/9/chartex" xmlns:cx4="http://schemas.microsoft.com/office/drawing/2016/5/10/chartex" xmlns:cx5="http://schemas.microsoft.com/office/drawing/2016/5/11/chartex" xmlns:cx6="http://schemas.microsoft.com/office/drawing/2016/5/12/chartex" xmlns:cx7="http://schemas.microsoft.com/office/drawing/2016/5/13/chartex" xmlns:cx8="http://schemas.microsoft.com/office/drawing/2016/5/14/chartex" xmlns:mc="http://schemas.openxmlformats.org/markup-compatibility/2006" xmlns:aink="http://schemas.microsoft.com/office/drawing/2016/ink" xmlns:am3d="http://schemas.microsoft.com/office/drawing/2017/model3d" xmlns:o="urn:schemas-microsoft-com:office:office" xmlns:r="http://schemas.openxmlformats.org/officeDocument/2006/relationships" xmlns:m="http://schemas.openxmlformats.org/officeDocument/2006/math" xmlns:v="urn:schemas-microsoft-com:vml" xmlns:wp14="http://schemas.microsoft.com/office/word/2010/wordprocessingDrawing" xmlns:wp="http://schemas.openxmlformats.org/drawingml/2006/wordprocessingDrawing" xmlns:w10="urn:schemas-microsoft-com:office:word" xmlns:w="http://schemas.openxmlformats.org/wordprocessingml/2006/main" xmlns:w14="http://schemas.microsoft.com/office/word/2010/wordml" xmlns:w15="http://schemas.microsoft.com/office/word/2012/wordml" xmlns:w16cex="http://schemas.microsoft.com/office/word/2018/wordml/cex" xmlns:w16cid="http://schemas.microsoft.com/office/word/2016/wordml/cid" xmlns:w16="http://schemas.microsoft.com/office/word/2018/wordml" xmlns:w16se="http://schemas.microsoft.com/office/word/2015/wordml/symex" xmlns:wpg="http://schemas.microsoft.com/office/word/2010/wordprocessingGroup" xmlns:wpi="http://schemas.microsoft.com/office/word/2010/wordprocessingInk" xmlns:wne="http://schemas.microsoft.com/office/word/2006/wordml" xmlns:wps="http://schemas.microsoft.com/office/word/2010/wordprocessingShape" mc:Ignorable="w14 w15 w16se w16cid w16 w16cex wp14">
+<w:ftr xmlns:wpc="http://schemas.microsoft.com/office/word/2010/wordprocessingCanvas" xmlns:cx="http://schemas.microsoft.com/office/drawing/2014/chartex" xmlns:cx1="http://schemas.microsoft.com/office/drawing/2015/9/8/chartex" xmlns:cx2="http://schemas.microsoft.com/office/drawing/2015/10/21/chartex" xmlns:cx3="http://schemas.microsoft.com/office/drawing/2016/5/9/chartex" xmlns:cx4="http://schemas.microsoft.com/office/drawing/2016/5/10/chartex" xmlns:cx5="http://schemas.microsoft.com/office/drawing/2016/5/11/chartex" xmlns:cx6="http://schemas.microsoft.com/office/drawing/2016/5/12/chartex" xmlns:cx7="http://schemas.microsoft.com/office/drawing/2016/5/13/chartex" xmlns:cx8="http://schemas.microsoft.com/office/drawing/2016/5/14/chartex" xmlns:mc="http://schemas.openxmlformats.org/markup-compatibility/2006" xmlns:aink="http://schemas.microsoft.com/office/drawing/2016/ink" xmlns:am3d="http://schemas.microsoft.com/office/drawing/2017/model3d" xmlns:o="urn:schemas-microsoft-com:office:office" xmlns:oel="http://schemas.microsoft.com/office/2019/extlst" xmlns:r="http://schemas.openxmlformats.org/officeDocument/2006/relationships" xmlns:m="http://schemas.openxmlformats.org/officeDocument/2006/math" xmlns:v="urn:schemas-microsoft-com:vml" xmlns:wp14="http://schemas.microsoft.com/office/word/2010/wordprocessingDrawing" xmlns:wp="http://schemas.openxmlformats.org/drawingml/2006/wordprocessingDrawing" xmlns:w10="urn:schemas-microsoft-com:office:word" xmlns:w="http://schemas.openxmlformats.org/wordprocessingml/2006/main" xmlns:w14="http://schemas.microsoft.com/office/word/2010/wordml" xmlns:w15="http://schemas.microsoft.com/office/word/2012/wordml" xmlns:w16cex="http://schemas.microsoft.com/office/word/2018/wordml/cex" xmlns:w16cid="http://schemas.microsoft.com/office/word/2016/wordml/cid" xmlns:w16="http://schemas.microsoft.com/office/word/2018/wordml" xmlns:w16du="http://schemas.microsoft.com/office/word/2023/wordml/word16du" xmlns:w16sdtdh="http://schemas.microsoft.com/office/word/2020/wordml/sdtdatahash" xmlns:w16sdtfl="http://schemas.microsoft.com/office/word/2024/wordml/sdtformatlock" xmlns:w16se="http://schemas.microsoft.com/office/word/2015/wordml/symex" xmlns:wpg="http://schemas.microsoft.com/office/word/2010/wordprocessingGroup" xmlns:wpi="http://schemas.microsoft.com/office/word/2010/wordprocessingInk" xmlns:wne="http://schemas.microsoft.com/office/word/2006/wordml" xmlns:wps="http://schemas.microsoft.com/office/word/2010/wordprocessingShape" mc:Ignorable="w14 w15 w16se w16cid w16 w16cex w16sdtdh w16sdtfl w16du wp14">
   <w:p>
     <w:pPr>
       <w:pStyle w:val="Footer"/>
@@ -11151,7 +13287,6 @@
         <w:dataBinding w:prefixMappings="xmlns:ns0='http://purl.org/dc/elements/1.1/' xmlns:ns1='http://schemas.openxmlformats.org/package/2006/metadata/core-properties' " w:xpath="/ns1:coreProperties[1]/ns0:description[1]" w:storeItemID="{6C3C8BC8-F283-45AE-878A-BAB7291924A1}"/>
         <w:text w:multiLine="1"/>
       </w:sdtPr>
-      <w:sdtEndPr/>
       <w:sdtContent>
         <w:r>
           <w:t>2015</w:t>
@@ -11289,7 +13424,7 @@
 </file>
 
 <file path=word/footnotes.xml><?xml version="1.0" encoding="utf-8"?>
-<w:footnotes xmlns:wpc="http://schemas.microsoft.com/office/word/2010/wordprocessingCanvas" xmlns:cx="http://schemas.microsoft.com/office/drawing/2014/chartex" xmlns:cx1="http://schemas.microsoft.com/office/drawing/2015/9/8/chartex" xmlns:cx2="http://schemas.microsoft.com/office/drawing/2015/10/21/chartex" xmlns:cx3="http://schemas.microsoft.com/office/drawing/2016/5/9/chartex" xmlns:cx4="http://schemas.microsoft.com/office/drawing/2016/5/10/chartex" xmlns:cx5="http://schemas.microsoft.com/office/drawing/2016/5/11/chartex" xmlns:cx6="http://schemas.microsoft.com/office/drawing/2016/5/12/chartex" xmlns:cx7="http://schemas.microsoft.com/office/drawing/2016/5/13/chartex" xmlns:cx8="http://schemas.microsoft.com/office/drawing/2016/5/14/chartex" xmlns:mc="http://schemas.openxmlformats.org/markup-compatibility/2006" xmlns:aink="http://schemas.microsoft.com/office/drawing/2016/ink" xmlns:am3d="http://schemas.microsoft.com/office/drawing/2017/model3d" xmlns:o="urn:schemas-microsoft-com:office:office" xmlns:r="http://schemas.openxmlformats.org/officeDocument/2006/relationships" xmlns:m="http://schemas.openxmlformats.org/officeDocument/2006/math" xmlns:v="urn:schemas-microsoft-com:vml" xmlns:wp14="http://schemas.microsoft.com/office/word/2010/wordprocessingDrawing" xmlns:wp="http://schemas.openxmlformats.org/drawingml/2006/wordprocessingDrawing" xmlns:w10="urn:schemas-microsoft-com:office:word" xmlns:w="http://schemas.openxmlformats.org/wordprocessingml/2006/main" xmlns:w14="http://schemas.microsoft.com/office/word/2010/wordml" xmlns:w15="http://schemas.microsoft.com/office/word/2012/wordml" xmlns:w16cex="http://schemas.microsoft.com/office/word/2018/wordml/cex" xmlns:w16cid="http://schemas.microsoft.com/office/word/2016/wordml/cid" xmlns:w16="http://schemas.microsoft.com/office/word/2018/wordml" xmlns:w16se="http://schemas.microsoft.com/office/word/2015/wordml/symex" xmlns:wpg="http://schemas.microsoft.com/office/word/2010/wordprocessingGroup" xmlns:wpi="http://schemas.microsoft.com/office/word/2010/wordprocessingInk" xmlns:wne="http://schemas.microsoft.com/office/word/2006/wordml" xmlns:wps="http://schemas.microsoft.com/office/word/2010/wordprocessingShape" mc:Ignorable="w14 w15 w16se w16cid w16 w16cex wp14">
+<w:footnotes xmlns:wpc="http://schemas.microsoft.com/office/word/2010/wordprocessingCanvas" xmlns:cx="http://schemas.microsoft.com/office/drawing/2014/chartex" xmlns:cx1="http://schemas.microsoft.com/office/drawing/2015/9/8/chartex" xmlns:cx2="http://schemas.microsoft.com/office/drawing/2015/10/21/chartex" xmlns:cx3="http://schemas.microsoft.com/office/drawing/2016/5/9/chartex" xmlns:cx4="http://schemas.microsoft.com/office/drawing/2016/5/10/chartex" xmlns:cx5="http://schemas.microsoft.com/office/drawing/2016/5/11/chartex" xmlns:cx6="http://schemas.microsoft.com/office/drawing/2016/5/12/chartex" xmlns:cx7="http://schemas.microsoft.com/office/drawing/2016/5/13/chartex" xmlns:cx8="http://schemas.microsoft.com/office/drawing/2016/5/14/chartex" xmlns:mc="http://schemas.openxmlformats.org/markup-compatibility/2006" xmlns:aink="http://schemas.microsoft.com/office/drawing/2016/ink" xmlns:am3d="http://schemas.microsoft.com/office/drawing/2017/model3d" xmlns:o="urn:schemas-microsoft-com:office:office" xmlns:oel="http://schemas.microsoft.com/office/2019/extlst" xmlns:r="http://schemas.openxmlformats.org/officeDocument/2006/relationships" xmlns:m="http://schemas.openxmlformats.org/officeDocument/2006/math" xmlns:v="urn:schemas-microsoft-com:vml" xmlns:wp14="http://schemas.microsoft.com/office/word/2010/wordprocessingDrawing" xmlns:wp="http://schemas.openxmlformats.org/drawingml/2006/wordprocessingDrawing" xmlns:w10="urn:schemas-microsoft-com:office:word" xmlns:w="http://schemas.openxmlformats.org/wordprocessingml/2006/main" xmlns:w14="http://schemas.microsoft.com/office/word/2010/wordml" xmlns:w15="http://schemas.microsoft.com/office/word/2012/wordml" xmlns:w16cex="http://schemas.microsoft.com/office/word/2018/wordml/cex" xmlns:w16cid="http://schemas.microsoft.com/office/word/2016/wordml/cid" xmlns:w16="http://schemas.microsoft.com/office/word/2018/wordml" xmlns:w16du="http://schemas.microsoft.com/office/word/2023/wordml/word16du" xmlns:w16sdtdh="http://schemas.microsoft.com/office/word/2020/wordml/sdtdatahash" xmlns:w16sdtfl="http://schemas.microsoft.com/office/word/2024/wordml/sdtformatlock" xmlns:w16se="http://schemas.microsoft.com/office/word/2015/wordml/symex" xmlns:wpg="http://schemas.microsoft.com/office/word/2010/wordprocessingGroup" xmlns:wpi="http://schemas.microsoft.com/office/word/2010/wordprocessingInk" xmlns:wne="http://schemas.microsoft.com/office/word/2006/wordml" xmlns:wps="http://schemas.microsoft.com/office/word/2010/wordprocessingShape" mc:Ignorable="w14 w15 w16se w16cid w16 w16cex w16sdtdh w16sdtfl w16du wp14">
   <w:footnote w:type="separator" w:id="-1">
     <w:p>
       <w:pPr>
@@ -11316,7 +13451,7 @@
 </file>
 
 <file path=word/header1.xml><?xml version="1.0" encoding="utf-8"?>
-<w:hdr xmlns:wpc="http://schemas.microsoft.com/office/word/2010/wordprocessingCanvas" xmlns:cx="http://schemas.microsoft.com/office/drawing/2014/chartex" xmlns:cx1="http://schemas.microsoft.com/office/drawing/2015/9/8/chartex" xmlns:cx2="http://schemas.microsoft.com/office/drawing/2015/10/21/chartex" xmlns:cx3="http://schemas.microsoft.com/office/drawing/2016/5/9/chartex" xmlns:cx4="http://schemas.microsoft.com/office/drawing/2016/5/10/chartex" xmlns:cx5="http://schemas.microsoft.com/office/drawing/2016/5/11/chartex" xmlns:cx6="http://schemas.microsoft.com/office/drawing/2016/5/12/chartex" xmlns:cx7="http://schemas.microsoft.com/office/drawing/2016/5/13/chartex" xmlns:cx8="http://schemas.microsoft.com/office/drawing/2016/5/14/chartex" xmlns:mc="http://schemas.openxmlformats.org/markup-compatibility/2006" xmlns:aink="http://schemas.microsoft.com/office/drawing/2016/ink" xmlns:am3d="http://schemas.microsoft.com/office/drawing/2017/model3d" xmlns:o="urn:schemas-microsoft-com:office:office" xmlns:r="http://schemas.openxmlformats.org/officeDocument/2006/relationships" xmlns:m="http://schemas.openxmlformats.org/officeDocument/2006/math" xmlns:v="urn:schemas-microsoft-com:vml" xmlns:wp14="http://schemas.microsoft.com/office/word/2010/wordprocessingDrawing" xmlns:wp="http://schemas.openxmlformats.org/drawingml/2006/wordprocessingDrawing" xmlns:w10="urn:schemas-microsoft-com:office:word" xmlns:w="http://schemas.openxmlformats.org/wordprocessingml/2006/main" xmlns:w14="http://schemas.microsoft.com/office/word/2010/wordml" xmlns:w15="http://schemas.microsoft.com/office/word/2012/wordml" xmlns:w16cex="http://schemas.microsoft.com/office/word/2018/wordml/cex" xmlns:w16cid="http://schemas.microsoft.com/office/word/2016/wordml/cid" xmlns:w16="http://schemas.microsoft.com/office/word/2018/wordml" xmlns:w16se="http://schemas.microsoft.com/office/word/2015/wordml/symex" xmlns:wpg="http://schemas.microsoft.com/office/word/2010/wordprocessingGroup" xmlns:wpi="http://schemas.microsoft.com/office/word/2010/wordprocessingInk" xmlns:wne="http://schemas.microsoft.com/office/word/2006/wordml" xmlns:wps="http://schemas.microsoft.com/office/word/2010/wordprocessingShape" mc:Ignorable="w14 w15 w16se w16cid w16 w16cex wp14">
+<w:hdr xmlns:wpc="http://schemas.microsoft.com/office/word/2010/wordprocessingCanvas" xmlns:cx="http://schemas.microsoft.com/office/drawing/2014/chartex" xmlns:cx1="http://schemas.microsoft.com/office/drawing/2015/9/8/chartex" xmlns:cx2="http://schemas.microsoft.com/office/drawing/2015/10/21/chartex" xmlns:cx3="http://schemas.microsoft.com/office/drawing/2016/5/9/chartex" xmlns:cx4="http://schemas.microsoft.com/office/drawing/2016/5/10/chartex" xmlns:cx5="http://schemas.microsoft.com/office/drawing/2016/5/11/chartex" xmlns:cx6="http://schemas.microsoft.com/office/drawing/2016/5/12/chartex" xmlns:cx7="http://schemas.microsoft.com/office/drawing/2016/5/13/chartex" xmlns:cx8="http://schemas.microsoft.com/office/drawing/2016/5/14/chartex" xmlns:mc="http://schemas.openxmlformats.org/markup-compatibility/2006" xmlns:aink="http://schemas.microsoft.com/office/drawing/2016/ink" xmlns:am3d="http://schemas.microsoft.com/office/drawing/2017/model3d" xmlns:o="urn:schemas-microsoft-com:office:office" xmlns:oel="http://schemas.microsoft.com/office/2019/extlst" xmlns:r="http://schemas.openxmlformats.org/officeDocument/2006/relationships" xmlns:m="http://schemas.openxmlformats.org/officeDocument/2006/math" xmlns:v="urn:schemas-microsoft-com:vml" xmlns:wp14="http://schemas.microsoft.com/office/word/2010/wordprocessingDrawing" xmlns:wp="http://schemas.openxmlformats.org/drawingml/2006/wordprocessingDrawing" xmlns:w10="urn:schemas-microsoft-com:office:word" xmlns:w="http://schemas.openxmlformats.org/wordprocessingml/2006/main" xmlns:w14="http://schemas.microsoft.com/office/word/2010/wordml" xmlns:w15="http://schemas.microsoft.com/office/word/2012/wordml" xmlns:w16cex="http://schemas.microsoft.com/office/word/2018/wordml/cex" xmlns:w16cid="http://schemas.microsoft.com/office/word/2016/wordml/cid" xmlns:w16="http://schemas.microsoft.com/office/word/2018/wordml" xmlns:w16du="http://schemas.microsoft.com/office/word/2023/wordml/word16du" xmlns:w16sdtdh="http://schemas.microsoft.com/office/word/2020/wordml/sdtdatahash" xmlns:w16sdtfl="http://schemas.microsoft.com/office/word/2024/wordml/sdtformatlock" xmlns:w16se="http://schemas.microsoft.com/office/word/2015/wordml/symex" xmlns:wpg="http://schemas.microsoft.com/office/word/2010/wordprocessingGroup" xmlns:wpi="http://schemas.microsoft.com/office/word/2010/wordprocessingInk" xmlns:wne="http://schemas.microsoft.com/office/word/2006/wordml" xmlns:wps="http://schemas.microsoft.com/office/word/2010/wordprocessingShape" mc:Ignorable="w14 w15 w16se w16cid w16 w16cex w16sdtdh w16sdtfl w16du wp14">
   <w:sdt>
     <w:sdtPr>
       <w:alias w:val="Title"/>
@@ -11328,7 +13463,6 @@
       <w:dataBinding w:prefixMappings="xmlns:ns0='http://purl.org/dc/elements/1.1/' xmlns:ns1='http://schemas.openxmlformats.org/package/2006/metadata/core-properties' " w:xpath="/ns1:coreProperties[1]/ns0:title[1]" w:storeItemID="{6C3C8BC8-F283-45AE-878A-BAB7291924A1}"/>
       <w:text/>
     </w:sdtPr>
-    <w:sdtEndPr/>
     <w:sdtContent>
       <w:p>
         <w:pPr>
@@ -11344,7 +13478,7 @@
 </file>
 
 <file path=word/header2.xml><?xml version="1.0" encoding="utf-8"?>
-<w:hdr xmlns:wpc="http://schemas.microsoft.com/office/word/2010/wordprocessingCanvas" xmlns:cx="http://schemas.microsoft.com/office/drawing/2014/chartex" xmlns:cx1="http://schemas.microsoft.com/office/drawing/2015/9/8/chartex" xmlns:cx2="http://schemas.microsoft.com/office/drawing/2015/10/21/chartex" xmlns:cx3="http://schemas.microsoft.com/office/drawing/2016/5/9/chartex" xmlns:cx4="http://schemas.microsoft.com/office/drawing/2016/5/10/chartex" xmlns:cx5="http://schemas.microsoft.com/office/drawing/2016/5/11/chartex" xmlns:cx6="http://schemas.microsoft.com/office/drawing/2016/5/12/chartex" xmlns:cx7="http://schemas.microsoft.com/office/drawing/2016/5/13/chartex" xmlns:cx8="http://schemas.microsoft.com/office/drawing/2016/5/14/chartex" xmlns:mc="http://schemas.openxmlformats.org/markup-compatibility/2006" xmlns:aink="http://schemas.microsoft.com/office/drawing/2016/ink" xmlns:am3d="http://schemas.microsoft.com/office/drawing/2017/model3d" xmlns:o="urn:schemas-microsoft-com:office:office" xmlns:r="http://schemas.openxmlformats.org/officeDocument/2006/relationships" xmlns:m="http://schemas.openxmlformats.org/officeDocument/2006/math" xmlns:v="urn:schemas-microsoft-com:vml" xmlns:wp14="http://schemas.microsoft.com/office/word/2010/wordprocessingDrawing" xmlns:wp="http://schemas.openxmlformats.org/drawingml/2006/wordprocessingDrawing" xmlns:w10="urn:schemas-microsoft-com:office:word" xmlns:w="http://schemas.openxmlformats.org/wordprocessingml/2006/main" xmlns:w14="http://schemas.microsoft.com/office/word/2010/wordml" xmlns:w15="http://schemas.microsoft.com/office/word/2012/wordml" xmlns:w16cex="http://schemas.microsoft.com/office/word/2018/wordml/cex" xmlns:w16cid="http://schemas.microsoft.com/office/word/2016/wordml/cid" xmlns:w16="http://schemas.microsoft.com/office/word/2018/wordml" xmlns:w16se="http://schemas.microsoft.com/office/word/2015/wordml/symex" xmlns:wpg="http://schemas.microsoft.com/office/word/2010/wordprocessingGroup" xmlns:wpi="http://schemas.microsoft.com/office/word/2010/wordprocessingInk" xmlns:wne="http://schemas.microsoft.com/office/word/2006/wordml" xmlns:wps="http://schemas.microsoft.com/office/word/2010/wordprocessingShape" mc:Ignorable="w14 w15 w16se w16cid w16 w16cex wp14">
+<w:hdr xmlns:wpc="http://schemas.microsoft.com/office/word/2010/wordprocessingCanvas" xmlns:cx="http://schemas.microsoft.com/office/drawing/2014/chartex" xmlns:cx1="http://schemas.microsoft.com/office/drawing/2015/9/8/chartex" xmlns:cx2="http://schemas.microsoft.com/office/drawing/2015/10/21/chartex" xmlns:cx3="http://schemas.microsoft.com/office/drawing/2016/5/9/chartex" xmlns:cx4="http://schemas.microsoft.com/office/drawing/2016/5/10/chartex" xmlns:cx5="http://schemas.microsoft.com/office/drawing/2016/5/11/chartex" xmlns:cx6="http://schemas.microsoft.com/office/drawing/2016/5/12/chartex" xmlns:cx7="http://schemas.microsoft.com/office/drawing/2016/5/13/chartex" xmlns:cx8="http://schemas.microsoft.com/office/drawing/2016/5/14/chartex" xmlns:mc="http://schemas.openxmlformats.org/markup-compatibility/2006" xmlns:aink="http://schemas.microsoft.com/office/drawing/2016/ink" xmlns:am3d="http://schemas.microsoft.com/office/drawing/2017/model3d" xmlns:o="urn:schemas-microsoft-com:office:office" xmlns:oel="http://schemas.microsoft.com/office/2019/extlst" xmlns:r="http://schemas.openxmlformats.org/officeDocument/2006/relationships" xmlns:m="http://schemas.openxmlformats.org/officeDocument/2006/math" xmlns:v="urn:schemas-microsoft-com:vml" xmlns:wp14="http://schemas.microsoft.com/office/word/2010/wordprocessingDrawing" xmlns:wp="http://schemas.openxmlformats.org/drawingml/2006/wordprocessingDrawing" xmlns:w10="urn:schemas-microsoft-com:office:word" xmlns:w="http://schemas.openxmlformats.org/wordprocessingml/2006/main" xmlns:w14="http://schemas.microsoft.com/office/word/2010/wordml" xmlns:w15="http://schemas.microsoft.com/office/word/2012/wordml" xmlns:w16cex="http://schemas.microsoft.com/office/word/2018/wordml/cex" xmlns:w16cid="http://schemas.microsoft.com/office/word/2016/wordml/cid" xmlns:w16="http://schemas.microsoft.com/office/word/2018/wordml" xmlns:w16du="http://schemas.microsoft.com/office/word/2023/wordml/word16du" xmlns:w16sdtdh="http://schemas.microsoft.com/office/word/2020/wordml/sdtdatahash" xmlns:w16sdtfl="http://schemas.microsoft.com/office/word/2024/wordml/sdtformatlock" xmlns:w16se="http://schemas.microsoft.com/office/word/2015/wordml/symex" xmlns:wpg="http://schemas.microsoft.com/office/word/2010/wordprocessingGroup" xmlns:wpi="http://schemas.microsoft.com/office/word/2010/wordprocessingInk" xmlns:wne="http://schemas.microsoft.com/office/word/2006/wordml" xmlns:wps="http://schemas.microsoft.com/office/word/2010/wordprocessingShape" mc:Ignorable="w14 w15 w16se w16cid w16 w16cex w16sdtdh w16sdtfl w16du wp14">
   <w:p>
     <w:pPr>
       <w:ind w:left="-288"/>
@@ -11407,7 +13541,7 @@
 </file>
 
 <file path=word/numbering.xml><?xml version="1.0" encoding="utf-8"?>
-<w:numbering xmlns:wpc="http://schemas.microsoft.com/office/word/2010/wordprocessingCanvas" xmlns:cx="http://schemas.microsoft.com/office/drawing/2014/chartex" xmlns:cx1="http://schemas.microsoft.com/office/drawing/2015/9/8/chartex" xmlns:cx2="http://schemas.microsoft.com/office/drawing/2015/10/21/chartex" xmlns:cx3="http://schemas.microsoft.com/office/drawing/2016/5/9/chartex" xmlns:cx4="http://schemas.microsoft.com/office/drawing/2016/5/10/chartex" xmlns:cx5="http://schemas.microsoft.com/office/drawing/2016/5/11/chartex" xmlns:cx6="http://schemas.microsoft.com/office/drawing/2016/5/12/chartex" xmlns:cx7="http://schemas.microsoft.com/office/drawing/2016/5/13/chartex" xmlns:cx8="http://schemas.microsoft.com/office/drawing/2016/5/14/chartex" xmlns:mc="http://schemas.openxmlformats.org/markup-compatibility/2006" xmlns:aink="http://schemas.microsoft.com/office/drawing/2016/ink" xmlns:am3d="http://schemas.microsoft.com/office/drawing/2017/model3d" xmlns:o="urn:schemas-microsoft-com:office:office" xmlns:r="http://schemas.openxmlformats.org/officeDocument/2006/relationships" xmlns:m="http://schemas.openxmlformats.org/officeDocument/2006/math" xmlns:v="urn:schemas-microsoft-com:vml" xmlns:wp14="http://schemas.microsoft.com/office/word/2010/wordprocessingDrawing" xmlns:wp="http://schemas.openxmlformats.org/drawingml/2006/wordprocessingDrawing" xmlns:w10="urn:schemas-microsoft-com:office:word" xmlns:w="http://schemas.openxmlformats.org/wordprocessingml/2006/main" xmlns:w14="http://schemas.microsoft.com/office/word/2010/wordml" xmlns:w15="http://schemas.microsoft.com/office/word/2012/wordml" xmlns:w16cex="http://schemas.microsoft.com/office/word/2018/wordml/cex" xmlns:w16cid="http://schemas.microsoft.com/office/word/2016/wordml/cid" xmlns:w16="http://schemas.microsoft.com/office/word/2018/wordml" xmlns:w16se="http://schemas.microsoft.com/office/word/2015/wordml/symex" xmlns:wpg="http://schemas.microsoft.com/office/word/2010/wordprocessingGroup" xmlns:wpi="http://schemas.microsoft.com/office/word/2010/wordprocessingInk" xmlns:wne="http://schemas.microsoft.com/office/word/2006/wordml" xmlns:wps="http://schemas.microsoft.com/office/word/2010/wordprocessingShape" mc:Ignorable="w14 w15 w16se w16cid w16 w16cex wp14">
+<w:numbering xmlns:wpc="http://schemas.microsoft.com/office/word/2010/wordprocessingCanvas" xmlns:cx="http://schemas.microsoft.com/office/drawing/2014/chartex" xmlns:cx1="http://schemas.microsoft.com/office/drawing/2015/9/8/chartex" xmlns:cx2="http://schemas.microsoft.com/office/drawing/2015/10/21/chartex" xmlns:cx3="http://schemas.microsoft.com/office/drawing/2016/5/9/chartex" xmlns:cx4="http://schemas.microsoft.com/office/drawing/2016/5/10/chartex" xmlns:cx5="http://schemas.microsoft.com/office/drawing/2016/5/11/chartex" xmlns:cx6="http://schemas.microsoft.com/office/drawing/2016/5/12/chartex" xmlns:cx7="http://schemas.microsoft.com/office/drawing/2016/5/13/chartex" xmlns:cx8="http://schemas.microsoft.com/office/drawing/2016/5/14/chartex" xmlns:mc="http://schemas.openxmlformats.org/markup-compatibility/2006" xmlns:aink="http://schemas.microsoft.com/office/drawing/2016/ink" xmlns:am3d="http://schemas.microsoft.com/office/drawing/2017/model3d" xmlns:o="urn:schemas-microsoft-com:office:office" xmlns:oel="http://schemas.microsoft.com/office/2019/extlst" xmlns:r="http://schemas.openxmlformats.org/officeDocument/2006/relationships" xmlns:m="http://schemas.openxmlformats.org/officeDocument/2006/math" xmlns:v="urn:schemas-microsoft-com:vml" xmlns:wp14="http://schemas.microsoft.com/office/word/2010/wordprocessingDrawing" xmlns:wp="http://schemas.openxmlformats.org/drawingml/2006/wordprocessingDrawing" xmlns:w10="urn:schemas-microsoft-com:office:word" xmlns:w="http://schemas.openxmlformats.org/wordprocessingml/2006/main" xmlns:w14="http://schemas.microsoft.com/office/word/2010/wordml" xmlns:w15="http://schemas.microsoft.com/office/word/2012/wordml" xmlns:w16cex="http://schemas.microsoft.com/office/word/2018/wordml/cex" xmlns:w16cid="http://schemas.microsoft.com/office/word/2016/wordml/cid" xmlns:w16="http://schemas.microsoft.com/office/word/2018/wordml" xmlns:w16du="http://schemas.microsoft.com/office/word/2023/wordml/word16du" xmlns:w16sdtdh="http://schemas.microsoft.com/office/word/2020/wordml/sdtdatahash" xmlns:w16sdtfl="http://schemas.microsoft.com/office/word/2024/wordml/sdtformatlock" xmlns:w16se="http://schemas.microsoft.com/office/word/2015/wordml/symex" xmlns:wpg="http://schemas.microsoft.com/office/word/2010/wordprocessingGroup" xmlns:wpi="http://schemas.microsoft.com/office/word/2010/wordprocessingInk" xmlns:wne="http://schemas.microsoft.com/office/word/2006/wordml" xmlns:wps="http://schemas.microsoft.com/office/word/2010/wordprocessingShape" mc:Ignorable="w14 w15 w16se w16cid w16 w16cex w16sdtdh w16sdtfl w16du wp14">
   <w:abstractNum w:abstractNumId="0" w15:restartNumberingAfterBreak="0">
     <w:nsid w:val="04B70C52"/>
     <w:multiLevelType w:val="hybridMultilevel"/>
@@ -12753,6 +14887,119 @@
     </w:lvl>
   </w:abstractNum>
   <w:abstractNum w:abstractNumId="11" w15:restartNumberingAfterBreak="0">
+    <w:nsid w:val="56CA3F8A"/>
+    <w:multiLevelType w:val="hybridMultilevel"/>
+    <w:tmpl w:val="3766D134"/>
+    <w:lvl w:ilvl="0" w:tplc="49722198">
+      <w:start w:val="10"/>
+      <w:numFmt w:val="bullet"/>
+      <w:lvlText w:val=""/>
+      <w:lvlJc w:val="left"/>
+      <w:pPr>
+        <w:ind w:left="1080" w:hanging="360"/>
+      </w:pPr>
+      <w:rPr>
+        <w:rFonts w:ascii="Wingdings" w:eastAsia="Calibri" w:hAnsi="Wingdings" w:cs="Times New Roman" w:hint="default"/>
+      </w:rPr>
+    </w:lvl>
+    <w:lvl w:ilvl="1" w:tplc="08090003" w:tentative="1">
+      <w:start w:val="1"/>
+      <w:numFmt w:val="bullet"/>
+      <w:lvlText w:val="o"/>
+      <w:lvlJc w:val="left"/>
+      <w:pPr>
+        <w:ind w:left="1800" w:hanging="360"/>
+      </w:pPr>
+      <w:rPr>
+        <w:rFonts w:ascii="Courier New" w:hAnsi="Courier New" w:cs="Courier New" w:hint="default"/>
+      </w:rPr>
+    </w:lvl>
+    <w:lvl w:ilvl="2" w:tplc="08090005" w:tentative="1">
+      <w:start w:val="1"/>
+      <w:numFmt w:val="bullet"/>
+      <w:lvlText w:val=""/>
+      <w:lvlJc w:val="left"/>
+      <w:pPr>
+        <w:ind w:left="2520" w:hanging="360"/>
+      </w:pPr>
+      <w:rPr>
+        <w:rFonts w:ascii="Wingdings" w:hAnsi="Wingdings" w:hint="default"/>
+      </w:rPr>
+    </w:lvl>
+    <w:lvl w:ilvl="3" w:tplc="08090001" w:tentative="1">
+      <w:start w:val="1"/>
+      <w:numFmt w:val="bullet"/>
+      <w:lvlText w:val=""/>
+      <w:lvlJc w:val="left"/>
+      <w:pPr>
+        <w:ind w:left="3240" w:hanging="360"/>
+      </w:pPr>
+      <w:rPr>
+        <w:rFonts w:ascii="Symbol" w:hAnsi="Symbol" w:hint="default"/>
+      </w:rPr>
+    </w:lvl>
+    <w:lvl w:ilvl="4" w:tplc="08090003" w:tentative="1">
+      <w:start w:val="1"/>
+      <w:numFmt w:val="bullet"/>
+      <w:lvlText w:val="o"/>
+      <w:lvlJc w:val="left"/>
+      <w:pPr>
+        <w:ind w:left="3960" w:hanging="360"/>
+      </w:pPr>
+      <w:rPr>
+        <w:rFonts w:ascii="Courier New" w:hAnsi="Courier New" w:cs="Courier New" w:hint="default"/>
+      </w:rPr>
+    </w:lvl>
+    <w:lvl w:ilvl="5" w:tplc="08090005" w:tentative="1">
+      <w:start w:val="1"/>
+      <w:numFmt w:val="bullet"/>
+      <w:lvlText w:val=""/>
+      <w:lvlJc w:val="left"/>
+      <w:pPr>
+        <w:ind w:left="4680" w:hanging="360"/>
+      </w:pPr>
+      <w:rPr>
+        <w:rFonts w:ascii="Wingdings" w:hAnsi="Wingdings" w:hint="default"/>
+      </w:rPr>
+    </w:lvl>
+    <w:lvl w:ilvl="6" w:tplc="08090001" w:tentative="1">
+      <w:start w:val="1"/>
+      <w:numFmt w:val="bullet"/>
+      <w:lvlText w:val=""/>
+      <w:lvlJc w:val="left"/>
+      <w:pPr>
+        <w:ind w:left="5400" w:hanging="360"/>
+      </w:pPr>
+      <w:rPr>
+        <w:rFonts w:ascii="Symbol" w:hAnsi="Symbol" w:hint="default"/>
+      </w:rPr>
+    </w:lvl>
+    <w:lvl w:ilvl="7" w:tplc="08090003" w:tentative="1">
+      <w:start w:val="1"/>
+      <w:numFmt w:val="bullet"/>
+      <w:lvlText w:val="o"/>
+      <w:lvlJc w:val="left"/>
+      <w:pPr>
+        <w:ind w:left="6120" w:hanging="360"/>
+      </w:pPr>
+      <w:rPr>
+        <w:rFonts w:ascii="Courier New" w:hAnsi="Courier New" w:cs="Courier New" w:hint="default"/>
+      </w:rPr>
+    </w:lvl>
+    <w:lvl w:ilvl="8" w:tplc="08090005" w:tentative="1">
+      <w:start w:val="1"/>
+      <w:numFmt w:val="bullet"/>
+      <w:lvlText w:val=""/>
+      <w:lvlJc w:val="left"/>
+      <w:pPr>
+        <w:ind w:left="6840" w:hanging="360"/>
+      </w:pPr>
+      <w:rPr>
+        <w:rFonts w:ascii="Wingdings" w:hAnsi="Wingdings" w:hint="default"/>
+      </w:rPr>
+    </w:lvl>
+  </w:abstractNum>
+  <w:abstractNum w:abstractNumId="12" w15:restartNumberingAfterBreak="0">
     <w:nsid w:val="574411D5"/>
     <w:multiLevelType w:val="multilevel"/>
     <w:tmpl w:val="7EA287D8"/>
@@ -12867,7 +15114,7 @@
       </w:rPr>
     </w:lvl>
   </w:abstractNum>
-  <w:num w:numId="1">
+  <w:num w:numId="1" w16cid:durableId="2116050357">
     <w:abstractNumId w:val="10"/>
     <w:lvlOverride w:ilvl="0">
       <w:lvl w:ilvl="0">
@@ -12887,7 +15134,7 @@
       </w:lvl>
     </w:lvlOverride>
   </w:num>
-  <w:num w:numId="2">
+  <w:num w:numId="2" w16cid:durableId="404955871">
     <w:abstractNumId w:val="2"/>
     <w:lvlOverride w:ilvl="0">
       <w:lvl w:ilvl="0">
@@ -13026,10 +15273,10 @@
       </w:lvl>
     </w:lvlOverride>
   </w:num>
-  <w:num w:numId="3">
+  <w:num w:numId="3" w16cid:durableId="207380485">
     <w:abstractNumId w:val="4"/>
   </w:num>
-  <w:num w:numId="4">
+  <w:num w:numId="4" w16cid:durableId="599025700">
     <w:abstractNumId w:val="2"/>
     <w:lvlOverride w:ilvl="0">
       <w:startOverride w:val="1"/>
@@ -13177,16 +15424,16 @@
       </w:lvl>
     </w:lvlOverride>
   </w:num>
-  <w:num w:numId="5">
+  <w:num w:numId="5" w16cid:durableId="445850417">
     <w:abstractNumId w:val="2"/>
   </w:num>
-  <w:num w:numId="6">
+  <w:num w:numId="6" w16cid:durableId="433091117">
     <w:abstractNumId w:val="0"/>
   </w:num>
-  <w:num w:numId="7">
+  <w:num w:numId="7" w16cid:durableId="1446577407">
     <w:abstractNumId w:val="1"/>
   </w:num>
-  <w:num w:numId="8">
+  <w:num w:numId="8" w16cid:durableId="965086754">
     <w:abstractNumId w:val="7"/>
     <w:lvlOverride w:ilvl="0">
       <w:lvl w:ilvl="0">
@@ -13206,14 +15453,14 @@
       </w:lvl>
     </w:lvlOverride>
   </w:num>
-  <w:num w:numId="9">
+  <w:num w:numId="9" w16cid:durableId="148208587">
     <w:abstractNumId w:val="2"/>
   </w:num>
-  <w:num w:numId="10">
-    <w:abstractNumId w:val="11"/>
+  <w:num w:numId="10" w16cid:durableId="1256522662">
+    <w:abstractNumId w:val="12"/>
   </w:num>
-  <w:num w:numId="11">
-    <w:abstractNumId w:val="11"/>
+  <w:num w:numId="11" w16cid:durableId="2131362088">
+    <w:abstractNumId w:val="12"/>
     <w:lvlOverride w:ilvl="0">
       <w:startOverride w:val="1"/>
     </w:lvlOverride>
@@ -13242,16 +15489,16 @@
       <w:startOverride w:val="1"/>
     </w:lvlOverride>
   </w:num>
-  <w:num w:numId="12">
+  <w:num w:numId="12" w16cid:durableId="2120680138">
     <w:abstractNumId w:val="3"/>
   </w:num>
-  <w:num w:numId="13">
+  <w:num w:numId="13" w16cid:durableId="177158758">
     <w:abstractNumId w:val="10"/>
   </w:num>
-  <w:num w:numId="14">
+  <w:num w:numId="14" w16cid:durableId="293868910">
     <w:abstractNumId w:val="8"/>
   </w:num>
-  <w:num w:numId="15">
+  <w:num w:numId="15" w16cid:durableId="789592406">
     <w:abstractNumId w:val="6"/>
     <w:lvlOverride w:ilvl="0">
       <w:lvl w:ilvl="0">
@@ -13389,10 +15636,10 @@
       </w:lvl>
     </w:lvlOverride>
   </w:num>
-  <w:num w:numId="16">
+  <w:num w:numId="16" w16cid:durableId="698286950">
     <w:abstractNumId w:val="6"/>
   </w:num>
-  <w:num w:numId="17">
+  <w:num w:numId="17" w16cid:durableId="898127001">
     <w:abstractNumId w:val="6"/>
     <w:lvlOverride w:ilvl="0">
       <w:startOverride w:val="1"/>
@@ -13539,10 +15786,10 @@
       </w:lvl>
     </w:lvlOverride>
   </w:num>
-  <w:num w:numId="18">
+  <w:num w:numId="18" w16cid:durableId="2146198041">
     <w:abstractNumId w:val="5"/>
   </w:num>
-  <w:num w:numId="19">
+  <w:num w:numId="19" w16cid:durableId="747844877">
     <w:abstractNumId w:val="5"/>
     <w:lvlOverride w:ilvl="0">
       <w:startOverride w:val="1"/>
@@ -13572,18 +15819,21 @@
       <w:startOverride w:val="1"/>
     </w:lvlOverride>
   </w:num>
-  <w:num w:numId="20">
+  <w:num w:numId="20" w16cid:durableId="379289127">
     <w:abstractNumId w:val="9"/>
   </w:num>
-  <w:num w:numId="21">
+  <w:num w:numId="21" w16cid:durableId="944849629">
     <w:abstractNumId w:val="6"/>
+  </w:num>
+  <w:num w:numId="22" w16cid:durableId="36241768">
+    <w:abstractNumId w:val="11"/>
   </w:num>
   <w:numIdMacAtCleanup w:val="4"/>
 </w:numbering>
 </file>
 
 <file path=word/styles.xml><?xml version="1.0" encoding="utf-8"?>
-<w:styles xmlns:mc="http://schemas.openxmlformats.org/markup-compatibility/2006" xmlns:r="http://schemas.openxmlformats.org/officeDocument/2006/relationships" xmlns:w="http://schemas.openxmlformats.org/wordprocessingml/2006/main" xmlns:w14="http://schemas.microsoft.com/office/word/2010/wordml" xmlns:w15="http://schemas.microsoft.com/office/word/2012/wordml" xmlns:w16cex="http://schemas.microsoft.com/office/word/2018/wordml/cex" xmlns:w16cid="http://schemas.microsoft.com/office/word/2016/wordml/cid" xmlns:w16="http://schemas.microsoft.com/office/word/2018/wordml" xmlns:w16se="http://schemas.microsoft.com/office/word/2015/wordml/symex" mc:Ignorable="w14 w15 w16se w16cid w16 w16cex">
+<w:styles xmlns:mc="http://schemas.openxmlformats.org/markup-compatibility/2006" xmlns:r="http://schemas.openxmlformats.org/officeDocument/2006/relationships" xmlns:w="http://schemas.openxmlformats.org/wordprocessingml/2006/main" xmlns:w14="http://schemas.microsoft.com/office/word/2010/wordml" xmlns:w15="http://schemas.microsoft.com/office/word/2012/wordml" xmlns:w16cex="http://schemas.microsoft.com/office/word/2018/wordml/cex" xmlns:w16cid="http://schemas.microsoft.com/office/word/2016/wordml/cid" xmlns:w16="http://schemas.microsoft.com/office/word/2018/wordml" xmlns:w16du="http://schemas.microsoft.com/office/word/2023/wordml/word16du" xmlns:w16sdtdh="http://schemas.microsoft.com/office/word/2020/wordml/sdtdatahash" xmlns:w16sdtfl="http://schemas.microsoft.com/office/word/2024/wordml/sdtformatlock" xmlns:w16se="http://schemas.microsoft.com/office/word/2015/wordml/symex" mc:Ignorable="w14 w15 w16se w16cid w16 w16cex w16sdtdh w16sdtfl w16du">
   <w:docDefaults>
     <w:rPrDefault>
       <w:rPr>
@@ -14179,7 +16429,6 @@
   <w:style w:type="character" w:default="1" w:styleId="DefaultParagraphFont">
     <w:name w:val="Default Paragraph Font"/>
     <w:uiPriority w:val="1"/>
-    <w:semiHidden/>
     <w:unhideWhenUsed/>
   </w:style>
   <w:style w:type="table" w:default="1" w:styleId="TableNormal">
@@ -15894,7 +18143,7 @@
 </file>
 
 <file path=word/glossary/document.xml><?xml version="1.0" encoding="utf-8"?>
-<w:glossaryDocument xmlns:wpc="http://schemas.microsoft.com/office/word/2010/wordprocessingCanvas" xmlns:cx="http://schemas.microsoft.com/office/drawing/2014/chartex" xmlns:cx1="http://schemas.microsoft.com/office/drawing/2015/9/8/chartex" xmlns:cx2="http://schemas.microsoft.com/office/drawing/2015/10/21/chartex" xmlns:cx3="http://schemas.microsoft.com/office/drawing/2016/5/9/chartex" xmlns:cx4="http://schemas.microsoft.com/office/drawing/2016/5/10/chartex" xmlns:cx5="http://schemas.microsoft.com/office/drawing/2016/5/11/chartex" xmlns:cx6="http://schemas.microsoft.com/office/drawing/2016/5/12/chartex" xmlns:cx7="http://schemas.microsoft.com/office/drawing/2016/5/13/chartex" xmlns:cx8="http://schemas.microsoft.com/office/drawing/2016/5/14/chartex" xmlns:mc="http://schemas.openxmlformats.org/markup-compatibility/2006" xmlns:aink="http://schemas.microsoft.com/office/drawing/2016/ink" xmlns:am3d="http://schemas.microsoft.com/office/drawing/2017/model3d" xmlns:o="urn:schemas-microsoft-com:office:office" xmlns:r="http://schemas.openxmlformats.org/officeDocument/2006/relationships" xmlns:m="http://schemas.openxmlformats.org/officeDocument/2006/math" xmlns:v="urn:schemas-microsoft-com:vml" xmlns:wp14="http://schemas.microsoft.com/office/word/2010/wordprocessingDrawing" xmlns:wp="http://schemas.openxmlformats.org/drawingml/2006/wordprocessingDrawing" xmlns:w10="urn:schemas-microsoft-com:office:word" xmlns:w="http://schemas.openxmlformats.org/wordprocessingml/2006/main" xmlns:w14="http://schemas.microsoft.com/office/word/2010/wordml" xmlns:w15="http://schemas.microsoft.com/office/word/2012/wordml" xmlns:w16cex="http://schemas.microsoft.com/office/word/2018/wordml/cex" xmlns:w16cid="http://schemas.microsoft.com/office/word/2016/wordml/cid" xmlns:w16="http://schemas.microsoft.com/office/word/2018/wordml" xmlns:w16se="http://schemas.microsoft.com/office/word/2015/wordml/symex" xmlns:wpg="http://schemas.microsoft.com/office/word/2010/wordprocessingGroup" xmlns:wpi="http://schemas.microsoft.com/office/word/2010/wordprocessingInk" xmlns:wne="http://schemas.microsoft.com/office/word/2006/wordml" xmlns:wps="http://schemas.microsoft.com/office/word/2010/wordprocessingShape" mc:Ignorable="w14 w15 w16se w16cid w16 w16cex wp14">
+<w:glossaryDocument xmlns:wpc="http://schemas.microsoft.com/office/word/2010/wordprocessingCanvas" xmlns:cx="http://schemas.microsoft.com/office/drawing/2014/chartex" xmlns:cx1="http://schemas.microsoft.com/office/drawing/2015/9/8/chartex" xmlns:cx2="http://schemas.microsoft.com/office/drawing/2015/10/21/chartex" xmlns:cx3="http://schemas.microsoft.com/office/drawing/2016/5/9/chartex" xmlns:cx4="http://schemas.microsoft.com/office/drawing/2016/5/10/chartex" xmlns:cx5="http://schemas.microsoft.com/office/drawing/2016/5/11/chartex" xmlns:cx6="http://schemas.microsoft.com/office/drawing/2016/5/12/chartex" xmlns:cx7="http://schemas.microsoft.com/office/drawing/2016/5/13/chartex" xmlns:cx8="http://schemas.microsoft.com/office/drawing/2016/5/14/chartex" xmlns:mc="http://schemas.openxmlformats.org/markup-compatibility/2006" xmlns:aink="http://schemas.microsoft.com/office/drawing/2016/ink" xmlns:am3d="http://schemas.microsoft.com/office/drawing/2017/model3d" xmlns:o="urn:schemas-microsoft-com:office:office" xmlns:oel="http://schemas.microsoft.com/office/2019/extlst" xmlns:r="http://schemas.openxmlformats.org/officeDocument/2006/relationships" xmlns:m="http://schemas.openxmlformats.org/officeDocument/2006/math" xmlns:v="urn:schemas-microsoft-com:vml" xmlns:wp14="http://schemas.microsoft.com/office/word/2010/wordprocessingDrawing" xmlns:wp="http://schemas.openxmlformats.org/drawingml/2006/wordprocessingDrawing" xmlns:w10="urn:schemas-microsoft-com:office:word" xmlns:w="http://schemas.openxmlformats.org/wordprocessingml/2006/main" xmlns:w14="http://schemas.microsoft.com/office/word/2010/wordml" xmlns:w15="http://schemas.microsoft.com/office/word/2012/wordml" xmlns:w16cex="http://schemas.microsoft.com/office/word/2018/wordml/cex" xmlns:w16cid="http://schemas.microsoft.com/office/word/2016/wordml/cid" xmlns:w16="http://schemas.microsoft.com/office/word/2018/wordml" xmlns:w16du="http://schemas.microsoft.com/office/word/2023/wordml/word16du" xmlns:w16sdtdh="http://schemas.microsoft.com/office/word/2020/wordml/sdtdatahash" xmlns:w16sdtfl="http://schemas.microsoft.com/office/word/2024/wordml/sdtformatlock" xmlns:w16se="http://schemas.microsoft.com/office/word/2015/wordml/symex" xmlns:wpg="http://schemas.microsoft.com/office/word/2010/wordprocessingGroup" xmlns:wpi="http://schemas.microsoft.com/office/word/2010/wordprocessingInk" xmlns:wne="http://schemas.microsoft.com/office/word/2006/wordml" xmlns:wps="http://schemas.microsoft.com/office/word/2010/wordprocessingShape" mc:Ignorable="w14 w15 w16se w16cid w16 w16cex w16sdtdh w16sdtfl w16du wp14">
   <w:docParts>
     <w:docPart>
       <w:docPartPr>
@@ -15930,7 +18179,7 @@
 </file>
 
 <file path=word/glossary/fontTable.xml><?xml version="1.0" encoding="utf-8"?>
-<w:fonts xmlns:mc="http://schemas.openxmlformats.org/markup-compatibility/2006" xmlns:r="http://schemas.openxmlformats.org/officeDocument/2006/relationships" xmlns:w="http://schemas.openxmlformats.org/wordprocessingml/2006/main" xmlns:w14="http://schemas.microsoft.com/office/word/2010/wordml" xmlns:w15="http://schemas.microsoft.com/office/word/2012/wordml" xmlns:w16cex="http://schemas.microsoft.com/office/word/2018/wordml/cex" xmlns:w16cid="http://schemas.microsoft.com/office/word/2016/wordml/cid" xmlns:w16="http://schemas.microsoft.com/office/word/2018/wordml" xmlns:w16se="http://schemas.microsoft.com/office/word/2015/wordml/symex" mc:Ignorable="w14 w15 w16se w16cid w16 w16cex">
+<w:fonts xmlns:mc="http://schemas.openxmlformats.org/markup-compatibility/2006" xmlns:r="http://schemas.openxmlformats.org/officeDocument/2006/relationships" xmlns:w="http://schemas.openxmlformats.org/wordprocessingml/2006/main" xmlns:w14="http://schemas.microsoft.com/office/word/2010/wordml" xmlns:w15="http://schemas.microsoft.com/office/word/2012/wordml" xmlns:w16cex="http://schemas.microsoft.com/office/word/2018/wordml/cex" xmlns:w16cid="http://schemas.microsoft.com/office/word/2016/wordml/cid" xmlns:w16="http://schemas.microsoft.com/office/word/2018/wordml" xmlns:w16du="http://schemas.microsoft.com/office/word/2023/wordml/word16du" xmlns:w16sdtdh="http://schemas.microsoft.com/office/word/2020/wordml/sdtdatahash" xmlns:w16sdtfl="http://schemas.microsoft.com/office/word/2024/wordml/sdtformatlock" xmlns:w16se="http://schemas.microsoft.com/office/word/2015/wordml/symex" mc:Ignorable="w14 w15 w16se w16cid w16 w16cex w16sdtdh w16sdtfl w16du">
   <w:font w:name="Arial">
     <w:panose1 w:val="020B0604020202020204"/>
     <w:charset w:val="00"/>
@@ -15971,7 +18220,7 @@
     <w:charset w:val="00"/>
     <w:family w:val="swiss"/>
     <w:pitch w:val="variable"/>
-    <w:sig w:usb0="E4002EFF" w:usb1="C000247B" w:usb2="00000009" w:usb3="00000000" w:csb0="000001FF" w:csb1="00000000"/>
+    <w:sig w:usb0="E4002EFF" w:usb1="C200247B" w:usb2="00000009" w:usb3="00000000" w:csb0="000001FF" w:csb1="00000000"/>
   </w:font>
   <w:font w:name="Webdings">
     <w:panose1 w:val="05030102010509060703"/>
@@ -15993,7 +18242,14 @@
     <w:charset w:val="86"/>
     <w:family w:val="auto"/>
     <w:pitch w:val="variable"/>
-    <w:sig w:usb0="00000003" w:usb1="288F0000" w:usb2="00000016" w:usb3="00000000" w:csb0="00040001" w:csb1="00000000"/>
+    <w:sig w:usb0="00000203" w:usb1="288F0000" w:usb2="00000016" w:usb3="00000000" w:csb0="00040001" w:csb1="00000000"/>
+  </w:font>
+  <w:font w:name="Angsana New">
+    <w:panose1 w:val="02020603050405020304"/>
+    <w:charset w:val="DE"/>
+    <w:family w:val="roman"/>
+    <w:pitch w:val="variable"/>
+    <w:sig w:usb0="81000003" w:usb1="00000000" w:usb2="00000000" w:usb3="00000000" w:csb0="00010001" w:csb1="00000000"/>
   </w:font>
   <w:font w:name="Cambria">
     <w:panose1 w:val="02040503050406030204"/>
@@ -16001,6 +18257,19 @@
     <w:family w:val="roman"/>
     <w:pitch w:val="variable"/>
     <w:sig w:usb0="E00006FF" w:usb1="420024FF" w:usb2="02000000" w:usb3="00000000" w:csb0="0000019F" w:csb1="00000000"/>
+  </w:font>
+  <w:font w:name="Cordia New">
+    <w:panose1 w:val="020B0304020202020204"/>
+    <w:charset w:val="DE"/>
+    <w:family w:val="swiss"/>
+    <w:pitch w:val="variable"/>
+    <w:sig w:usb0="81000003" w:usb1="00000000" w:usb2="00000000" w:usb3="00000000" w:csb0="00010001" w:csb1="00000000"/>
+  </w:font>
+  <w:font w:name="Aptos">
+    <w:charset w:val="00"/>
+    <w:family w:val="swiss"/>
+    <w:pitch w:val="variable"/>
+    <w:sig w:usb0="20000287" w:usb1="00000003" w:usb2="00000000" w:usb3="00000000" w:csb0="0000019F" w:csb1="00000000"/>
   </w:font>
   <w:font w:name="DengXian">
     <w:altName w:val="等线"/>
@@ -16012,24 +18281,22 @@
   </w:font>
   <w:font w:name="DengXian Light">
     <w:altName w:val="等线 Light"/>
-    <w:panose1 w:val="02010600030101010101"/>
     <w:charset w:val="86"/>
     <w:family w:val="auto"/>
     <w:pitch w:val="variable"/>
     <w:sig w:usb0="A00002BF" w:usb1="38CF7CFA" w:usb2="00000016" w:usb3="00000000" w:csb0="0004000F" w:csb1="00000000"/>
   </w:font>
-  <w:font w:name="Calibri Light">
-    <w:panose1 w:val="020F0302020204030204"/>
+  <w:font w:name="Aptos Display">
     <w:charset w:val="00"/>
     <w:family w:val="swiss"/>
     <w:pitch w:val="variable"/>
-    <w:sig w:usb0="E4002EFF" w:usb1="C000247B" w:usb2="00000009" w:usb3="00000000" w:csb0="000001FF" w:csb1="00000000"/>
+    <w:sig w:usb0="20000287" w:usb1="00000003" w:usb2="00000000" w:usb3="00000000" w:csb0="0000019F" w:csb1="00000000"/>
   </w:font>
 </w:fonts>
 </file>
 
 <file path=word/glossary/settings.xml><?xml version="1.0" encoding="utf-8"?>
-<w:settings xmlns:mc="http://schemas.openxmlformats.org/markup-compatibility/2006" xmlns:o="urn:schemas-microsoft-com:office:office" xmlns:r="http://schemas.openxmlformats.org/officeDocument/2006/relationships" xmlns:m="http://schemas.openxmlformats.org/officeDocument/2006/math" xmlns:v="urn:schemas-microsoft-com:vml" xmlns:w10="urn:schemas-microsoft-com:office:word" xmlns:w="http://schemas.openxmlformats.org/wordprocessingml/2006/main" xmlns:w14="http://schemas.microsoft.com/office/word/2010/wordml" xmlns:w15="http://schemas.microsoft.com/office/word/2012/wordml" xmlns:w16cex="http://schemas.microsoft.com/office/word/2018/wordml/cex" xmlns:w16cid="http://schemas.microsoft.com/office/word/2016/wordml/cid" xmlns:w16="http://schemas.microsoft.com/office/word/2018/wordml" xmlns:w16se="http://schemas.microsoft.com/office/word/2015/wordml/symex" xmlns:sl="http://schemas.openxmlformats.org/schemaLibrary/2006/main" mc:Ignorable="w14 w15 w16se w16cid w16 w16cex">
+<w:settings xmlns:mc="http://schemas.openxmlformats.org/markup-compatibility/2006" xmlns:o="urn:schemas-microsoft-com:office:office" xmlns:r="http://schemas.openxmlformats.org/officeDocument/2006/relationships" xmlns:m="http://schemas.openxmlformats.org/officeDocument/2006/math" xmlns:v="urn:schemas-microsoft-com:vml" xmlns:w10="urn:schemas-microsoft-com:office:word" xmlns:w="http://schemas.openxmlformats.org/wordprocessingml/2006/main" xmlns:w14="http://schemas.microsoft.com/office/word/2010/wordml" xmlns:w15="http://schemas.microsoft.com/office/word/2012/wordml" xmlns:w16cex="http://schemas.microsoft.com/office/word/2018/wordml/cex" xmlns:w16cid="http://schemas.microsoft.com/office/word/2016/wordml/cid" xmlns:w16="http://schemas.microsoft.com/office/word/2018/wordml" xmlns:w16du="http://schemas.microsoft.com/office/word/2023/wordml/word16du" xmlns:w16sdtdh="http://schemas.microsoft.com/office/word/2020/wordml/sdtdatahash" xmlns:w16sdtfl="http://schemas.microsoft.com/office/word/2024/wordml/sdtformatlock" xmlns:w16se="http://schemas.microsoft.com/office/word/2015/wordml/symex" xmlns:sl="http://schemas.openxmlformats.org/schemaLibrary/2006/main" mc:Ignorable="w14 w15 w16se w16cid w16 w16cex w16sdtdh w16sdtfl w16du">
   <w:view w:val="normal"/>
   <w:defaultTabStop w:val="720"/>
   <w:characterSpacingControl w:val="doNotCompress"/>
@@ -16044,6 +18311,8 @@
   </w:compat>
   <w:rsids>
     <w:rsidRoot w:val="00E11850"/>
+    <w:rsid w:val="000E5535"/>
+    <w:rsid w:val="003A035E"/>
     <w:rsid w:val="006F3A18"/>
     <w:rsid w:val="00D11BBB"/>
     <w:rsid w:val="00E0749D"/>
@@ -16062,7 +18331,7 @@
     <m:intLim m:val="subSup"/>
     <m:naryLim m:val="undOvr"/>
   </m:mathPr>
-  <w:themeFontLang w:val="en-US" w:eastAsia="zh-CN"/>
+  <w:themeFontLang w:val="en-US" w:eastAsia="zh-CN" w:bidi="th-TH"/>
   <w:clrSchemeMapping w:bg1="light1" w:t1="dark1" w:bg2="light2" w:t2="dark2" w:accent1="accent1" w:accent2="accent2" w:accent3="accent3" w:accent4="accent4" w:accent5="accent5" w:accent6="accent6" w:hyperlink="hyperlink" w:followedHyperlink="followedHyperlink"/>
   <w:decimalSymbol w:val="."/>
   <w:listSeparator w:val=","/>
@@ -16071,7 +18340,7 @@
 </file>
 
 <file path=word/glossary/styles.xml><?xml version="1.0" encoding="utf-8"?>
-<w:styles xmlns:mc="http://schemas.openxmlformats.org/markup-compatibility/2006" xmlns:r="http://schemas.openxmlformats.org/officeDocument/2006/relationships" xmlns:w="http://schemas.openxmlformats.org/wordprocessingml/2006/main" xmlns:w14="http://schemas.microsoft.com/office/word/2010/wordml" xmlns:w15="http://schemas.microsoft.com/office/word/2012/wordml" xmlns:w16cex="http://schemas.microsoft.com/office/word/2018/wordml/cex" xmlns:w16cid="http://schemas.microsoft.com/office/word/2016/wordml/cid" xmlns:w16="http://schemas.microsoft.com/office/word/2018/wordml" xmlns:w16se="http://schemas.microsoft.com/office/word/2015/wordml/symex" mc:Ignorable="w14 w15 w16se w16cid w16 w16cex">
+<w:styles xmlns:mc="http://schemas.openxmlformats.org/markup-compatibility/2006" xmlns:r="http://schemas.openxmlformats.org/officeDocument/2006/relationships" xmlns:w="http://schemas.openxmlformats.org/wordprocessingml/2006/main" xmlns:w14="http://schemas.microsoft.com/office/word/2010/wordml" xmlns:w15="http://schemas.microsoft.com/office/word/2012/wordml" xmlns:w16cex="http://schemas.microsoft.com/office/word/2018/wordml/cex" xmlns:w16cid="http://schemas.microsoft.com/office/word/2016/wordml/cid" xmlns:w16="http://schemas.microsoft.com/office/word/2018/wordml" xmlns:w16du="http://schemas.microsoft.com/office/word/2023/wordml/word16du" xmlns:w16sdtdh="http://schemas.microsoft.com/office/word/2020/wordml/sdtdatahash" xmlns:w16sdtfl="http://schemas.microsoft.com/office/word/2024/wordml/sdtformatlock" xmlns:w16se="http://schemas.microsoft.com/office/word/2015/wordml/symex" mc:Ignorable="w14 w15 w16se w16cid w16 w16cex w16sdtdh w16sdtfl w16du">
   <w:docDefaults>
     <w:rPrDefault>
       <w:rPr>
@@ -16512,7 +18781,7 @@
 </file>
 
 <file path=word/glossary/webSettings.xml><?xml version="1.0" encoding="utf-8"?>
-<w:webSettings xmlns:mc="http://schemas.openxmlformats.org/markup-compatibility/2006" xmlns:r="http://schemas.openxmlformats.org/officeDocument/2006/relationships" xmlns:w="http://schemas.openxmlformats.org/wordprocessingml/2006/main" xmlns:w14="http://schemas.microsoft.com/office/word/2010/wordml" xmlns:w15="http://schemas.microsoft.com/office/word/2012/wordml" xmlns:w16cex="http://schemas.microsoft.com/office/word/2018/wordml/cex" xmlns:w16cid="http://schemas.microsoft.com/office/word/2016/wordml/cid" xmlns:w16="http://schemas.microsoft.com/office/word/2018/wordml" xmlns:w16se="http://schemas.microsoft.com/office/word/2015/wordml/symex" mc:Ignorable="w14 w15 w16se w16cid w16 w16cex">
+<w:webSettings xmlns:mc="http://schemas.openxmlformats.org/markup-compatibility/2006" xmlns:r="http://schemas.openxmlformats.org/officeDocument/2006/relationships" xmlns:w="http://schemas.openxmlformats.org/wordprocessingml/2006/main" xmlns:w14="http://schemas.microsoft.com/office/word/2010/wordml" xmlns:w15="http://schemas.microsoft.com/office/word/2012/wordml" xmlns:w16cex="http://schemas.microsoft.com/office/word/2018/wordml/cex" xmlns:w16cid="http://schemas.microsoft.com/office/word/2016/wordml/cid" xmlns:w16="http://schemas.microsoft.com/office/word/2018/wordml" xmlns:w16du="http://schemas.microsoft.com/office/word/2023/wordml/word16du" xmlns:w16sdtdh="http://schemas.microsoft.com/office/word/2020/wordml/sdtdatahash" xmlns:w16sdtfl="http://schemas.microsoft.com/office/word/2024/wordml/sdtformatlock" xmlns:w16se="http://schemas.microsoft.com/office/word/2015/wordml/symex" mc:Ignorable="w14 w15 w16se w16cid w16 w16cex w16sdtdh w16sdtfl w16du">
   <w:optimizeForBrowser/>
   <w:allowPNG/>
 </w:webSettings>
